--- a/docs/updated_plan_v2.0.docx
+++ b/docs/updated_plan_v2.0.docx
@@ -40,7 +40,7 @@
         <w:t>Last updated:</w:t>
       </w:r>
       <w:r>
-        <w:t xml:space="preserve"> 1 July 2026</w:t>
+        <w:t xml:space="preserve"> 15 July 2026</w:t>
       </w:r>
     </w:p>
     <w:p>
@@ -51,19 +51,25 @@
         <w:t>Status:</w:t>
       </w:r>
       <w:r>
-        <w:t xml:space="preserve"> End of Week 2 — parser complete; entering Week 3</w:t>
+        <w:t xml:space="preserve"> Week 6 largely complete on </w:t>
       </w:r>
-    </w:p>
-    <w:p>
-      <w:pPr>
-        <w:spacing w:before="120" w:after="120"/>
-      </w:pPr>
       <w:r>
         <w:rPr>
-          <w:color w:val="CCCCCC"/>
-          <w:sz w:val="16"/>
+          <w:rFonts w:ascii="Consolas" w:hAnsi="Consolas"/>
         </w:rPr>
-        <w:t>────────────────────────────────────────────────────────────────────────</w:t>
+        <w:t>noor</w:t>
+      </w:r>
+      <w:r>
+        <w:t xml:space="preserve"> (</w:t>
+      </w:r>
+      <w:r>
+        <w:rPr>
+          <w:rFonts w:ascii="Consolas" w:hAnsi="Consolas"/>
+        </w:rPr>
+        <w:t>92702a71</w:t>
+      </w:r>
+      <w:r>
+        <w:t>) — JWT auth + records synced; 40-screen stratified-random eval sheet; Weeks 1–5 done; manual eval fill + Friday demo remaining</w:t>
       </w:r>
     </w:p>
     <w:p>
@@ -78,26 +84,20 @@
       <w:tblPr>
         <w:tblStyle w:val="TableGrid"/>
         <w:tblW w:type="auto" w:w="0"/>
-        <w:tblLayout w:type="autofit"/>
         <w:tblLook w:firstColumn="1" w:firstRow="1" w:lastColumn="0" w:lastRow="0" w:noHBand="0" w:noVBand="1" w:val="04A0"/>
       </w:tblPr>
       <w:tblGrid>
-        <w:gridCol w:w="2340"/>
-        <w:gridCol w:w="2340"/>
-        <w:gridCol w:w="2340"/>
-        <w:gridCol w:w="2340"/>
+        <w:gridCol w:w="2160"/>
+        <w:gridCol w:w="2160"/>
+        <w:gridCol w:w="2160"/>
+        <w:gridCol w:w="2160"/>
       </w:tblGrid>
       <w:tr>
         <w:tc>
           <w:tcPr>
-            <w:tcW w:type="dxa" w:w="2340"/>
-            <w:shd w:val="clear" w:color="auto" w:fill="E8F4F1"/>
-          </w:tcPr>
-          <w:p>
-            <w:pPr>
-              <w:spacing w:after="40"/>
-            </w:pPr>
-            <w:r/>
+            <w:tcW w:type="dxa" w:w="2160"/>
+          </w:tcPr>
+          <w:p>
             <w:r>
               <w:t>Role</w:t>
             </w:r>
@@ -105,14 +105,9 @@
         </w:tc>
         <w:tc>
           <w:tcPr>
-            <w:tcW w:type="dxa" w:w="2340"/>
-            <w:shd w:val="clear" w:color="auto" w:fill="E8F4F1"/>
-          </w:tcPr>
-          <w:p>
-            <w:pPr>
-              <w:spacing w:after="40"/>
-            </w:pPr>
-            <w:r/>
+            <w:tcW w:type="dxa" w:w="2160"/>
+          </w:tcPr>
+          <w:p>
             <w:r>
               <w:t>Name</w:t>
             </w:r>
@@ -120,14 +115,9 @@
         </w:tc>
         <w:tc>
           <w:tcPr>
-            <w:tcW w:type="dxa" w:w="2340"/>
-            <w:shd w:val="clear" w:color="auto" w:fill="E8F4F1"/>
-          </w:tcPr>
-          <w:p>
-            <w:pPr>
-              <w:spacing w:after="40"/>
-            </w:pPr>
-            <w:r/>
+            <w:tcW w:type="dxa" w:w="2160"/>
+          </w:tcPr>
+          <w:p>
             <w:r>
               <w:t>GitHub branch</w:t>
             </w:r>
@@ -135,14 +125,9 @@
         </w:tc>
         <w:tc>
           <w:tcPr>
-            <w:tcW w:type="dxa" w:w="2340"/>
-            <w:shd w:val="clear" w:color="auto" w:fill="E8F4F1"/>
-          </w:tcPr>
-          <w:p>
-            <w:pPr>
-              <w:spacing w:after="40"/>
-            </w:pPr>
-            <w:r/>
+            <w:tcW w:type="dxa" w:w="2160"/>
+          </w:tcPr>
+          <w:p>
             <w:r>
               <w:t>Primary focus</w:t>
             </w:r>
@@ -152,77 +137,41 @@
       <w:tr>
         <w:tc>
           <w:tcPr>
-            <w:tcW w:type="dxa" w:w="2340"/>
-          </w:tcPr>
-          <w:p>
-            <w:pPr>
-              <w:spacing w:after="40"/>
-            </w:pPr>
-            <w:r/>
-            <w:r>
-              <w:rPr>
-                <w:b/>
-              </w:rPr>
-              <w:t>Intern 1</w:t>
-            </w:r>
-          </w:p>
-        </w:tc>
-        <w:tc>
-          <w:tcPr>
-            <w:tcW w:type="dxa" w:w="2340"/>
-          </w:tcPr>
-          <w:p>
-            <w:pPr>
-              <w:spacing w:after="40"/>
-            </w:pPr>
-            <w:r/>
-            <w:r>
-              <w:rPr>
-                <w:b/>
-              </w:rPr>
-              <w:t>Salar</w:t>
-            </w:r>
-          </w:p>
-        </w:tc>
-        <w:tc>
-          <w:tcPr>
-            <w:tcW w:type="dxa" w:w="2340"/>
-          </w:tcPr>
-          <w:p>
-            <w:pPr>
-              <w:spacing w:after="40"/>
-            </w:pPr>
-            <w:r/>
-            <w:r>
-              <w:rPr>
-                <w:rFonts w:ascii="Consolas" w:hAnsi="Consolas"/>
-                <w:sz w:val="20"/>
-              </w:rPr>
-              <w:t>azeem</w:t>
-            </w:r>
-            <w:r>
-              <w:t xml:space="preserve"> → rename to </w:t>
-            </w:r>
-            <w:r>
-              <w:rPr>
-                <w:rFonts w:ascii="Consolas" w:hAnsi="Consolas"/>
-                <w:sz w:val="20"/>
-              </w:rPr>
-              <w:t>salar</w:t>
-            </w:r>
-          </w:p>
-        </w:tc>
-        <w:tc>
-          <w:tcPr>
-            <w:tcW w:type="dxa" w:w="2340"/>
-          </w:tcPr>
-          <w:p>
-            <w:pPr>
-              <w:spacing w:after="40"/>
-            </w:pPr>
-            <w:r/>
-            <w:r>
-              <w:t>Data, parser, shared rules/guidelines implementation, Docker, backend APIs</w:t>
+            <w:tcW w:type="dxa" w:w="2160"/>
+          </w:tcPr>
+          <w:p>
+            <w:r>
+              <w:t>**Intern 1**</w:t>
+            </w:r>
+          </w:p>
+        </w:tc>
+        <w:tc>
+          <w:tcPr>
+            <w:tcW w:type="dxa" w:w="2160"/>
+          </w:tcPr>
+          <w:p>
+            <w:r>
+              <w:t>**Salar**</w:t>
+            </w:r>
+          </w:p>
+        </w:tc>
+        <w:tc>
+          <w:tcPr>
+            <w:tcW w:type="dxa" w:w="2160"/>
+          </w:tcPr>
+          <w:p>
+            <w:r>
+              <w:t>`azeem` → rename to `salar`</w:t>
+            </w:r>
+          </w:p>
+        </w:tc>
+        <w:tc>
+          <w:tcPr>
+            <w:tcW w:type="dxa" w:w="2160"/>
+          </w:tcPr>
+          <w:p>
+            <w:r>
+              <w:t>MASC data (with Noor); parser (with Noor); **rules** (with Noor + Ayesha); `components.json`; Docker; **tests** (with Noor)</w:t>
             </w:r>
           </w:p>
         </w:tc>
@@ -230,67 +179,41 @@
       <w:tr>
         <w:tc>
           <w:tcPr>
-            <w:tcW w:type="dxa" w:w="2340"/>
-          </w:tcPr>
-          <w:p>
-            <w:pPr>
-              <w:spacing w:after="40"/>
-            </w:pPr>
-            <w:r/>
-            <w:r>
-              <w:rPr>
-                <w:b/>
-              </w:rPr>
-              <w:t>Intern 2</w:t>
-            </w:r>
-          </w:p>
-        </w:tc>
-        <w:tc>
-          <w:tcPr>
-            <w:tcW w:type="dxa" w:w="2340"/>
-          </w:tcPr>
-          <w:p>
-            <w:pPr>
-              <w:spacing w:after="40"/>
-            </w:pPr>
-            <w:r/>
-            <w:r>
-              <w:rPr>
-                <w:b/>
-              </w:rPr>
-              <w:t>Ayesha</w:t>
-            </w:r>
-          </w:p>
-        </w:tc>
-        <w:tc>
-          <w:tcPr>
-            <w:tcW w:type="dxa" w:w="2340"/>
-          </w:tcPr>
-          <w:p>
-            <w:pPr>
-              <w:spacing w:after="40"/>
-            </w:pPr>
-            <w:r/>
-            <w:r>
-              <w:rPr>
-                <w:rFonts w:ascii="Consolas" w:hAnsi="Consolas"/>
-                <w:sz w:val="20"/>
-              </w:rPr>
-              <w:t>ayesha</w:t>
-            </w:r>
-          </w:p>
-        </w:tc>
-        <w:tc>
-          <w:tcPr>
-            <w:tcW w:type="dxa" w:w="2340"/>
-          </w:tcPr>
-          <w:p>
-            <w:pPr>
-              <w:spacing w:after="40"/>
-            </w:pPr>
-            <w:r/>
-            <w:r>
-              <w:t>UI + schemas + shared rules/guidelines + agentic/model experiments</w:t>
+            <w:tcW w:type="dxa" w:w="2160"/>
+          </w:tcPr>
+          <w:p>
+            <w:r>
+              <w:t>**Intern 2**</w:t>
+            </w:r>
+          </w:p>
+        </w:tc>
+        <w:tc>
+          <w:tcPr>
+            <w:tcW w:type="dxa" w:w="2160"/>
+          </w:tcPr>
+          <w:p>
+            <w:r>
+              <w:t>**Ayesha**</w:t>
+            </w:r>
+          </w:p>
+        </w:tc>
+        <w:tc>
+          <w:tcPr>
+            <w:tcW w:type="dxa" w:w="2160"/>
+          </w:tcPr>
+          <w:p>
+            <w:r>
+              <w:t>`ayesha`</w:t>
+            </w:r>
+          </w:p>
+        </w:tc>
+        <w:tc>
+          <w:tcPr>
+            <w:tcW w:type="dxa" w:w="2160"/>
+          </w:tcPr>
+          <w:p>
+            <w:r>
+              <w:t>**Rico holdout**; Figma + React frontend; **SRS co-author** (with Salar); **rules** (with Salar + Noor)</w:t>
             </w:r>
           </w:p>
         </w:tc>
@@ -298,73 +221,46 @@
       <w:tr>
         <w:tc>
           <w:tcPr>
-            <w:tcW w:type="dxa" w:w="2340"/>
-          </w:tcPr>
-          <w:p>
-            <w:pPr>
-              <w:spacing w:after="40"/>
-            </w:pPr>
-            <w:r/>
-            <w:r>
-              <w:rPr>
-                <w:b/>
-              </w:rPr>
-              <w:t>Intern 3 (Lead)</w:t>
-            </w:r>
-          </w:p>
-        </w:tc>
-        <w:tc>
-          <w:tcPr>
-            <w:tcW w:type="dxa" w:w="2340"/>
-          </w:tcPr>
-          <w:p>
-            <w:pPr>
-              <w:spacing w:after="40"/>
-            </w:pPr>
-            <w:r/>
-            <w:r>
-              <w:rPr>
-                <w:b/>
-              </w:rPr>
-              <w:t>Muhammad Noor</w:t>
-            </w:r>
-          </w:p>
-        </w:tc>
-        <w:tc>
-          <w:tcPr>
-            <w:tcW w:type="dxa" w:w="2340"/>
-          </w:tcPr>
-          <w:p>
-            <w:pPr>
-              <w:spacing w:after="40"/>
-            </w:pPr>
-            <w:r/>
-            <w:r>
-              <w:rPr>
-                <w:rFonts w:ascii="Consolas" w:hAnsi="Consolas"/>
-                <w:sz w:val="20"/>
-              </w:rPr>
-              <w:t>noor</w:t>
-            </w:r>
-          </w:p>
-        </w:tc>
-        <w:tc>
-          <w:tcPr>
-            <w:tcW w:type="dxa" w:w="2340"/>
-          </w:tcPr>
-          <w:p>
-            <w:pPr>
-              <w:spacing w:after="40"/>
-            </w:pPr>
-            <w:r/>
-            <w:r>
-              <w:t>Agent/report lead, shared rules/guidelines, QA/evaluation, coordination</w:t>
+            <w:tcW w:type="dxa" w:w="2160"/>
+          </w:tcPr>
+          <w:p>
+            <w:r>
+              <w:t>**Intern 3 (Lead)**</w:t>
+            </w:r>
+          </w:p>
+        </w:tc>
+        <w:tc>
+          <w:tcPr>
+            <w:tcW w:type="dxa" w:w="2160"/>
+          </w:tcPr>
+          <w:p>
+            <w:r>
+              <w:t>**Muhammad Noor**</w:t>
+            </w:r>
+          </w:p>
+        </w:tc>
+        <w:tc>
+          <w:tcPr>
+            <w:tcW w:type="dxa" w:w="2160"/>
+          </w:tcPr>
+          <w:p>
+            <w:r>
+              <w:t>`noor`</w:t>
+            </w:r>
+          </w:p>
+        </w:tc>
+        <w:tc>
+          <w:tcPr>
+            <w:tcW w:type="dxa" w:w="2160"/>
+          </w:tcPr>
+          <w:p>
+            <w:r>
+              <w:t>**Backend API**; **JSON schemas**; **SDS**; **SRS review**; agent + **report template**; **rules** (with Salar + Ayesha); MASC data; parser extensions; **tests**; QA/coordination</w:t>
             </w:r>
           </w:p>
         </w:tc>
       </w:tr>
     </w:tbl>
-    <w:p/>
     <w:p>
       <w:r>
         <w:rPr>
@@ -373,10 +269,7 @@
         <w:t>Repository:</w:t>
       </w:r>
       <w:r>
-        <w:t xml:space="preserve"> </w:t>
-      </w:r>
-      <w:r>
-        <w:t>github.com/MuhammadNoor7/agentic-accessibility-auditor</w:t>
+        <w:t xml:space="preserve"> [github.com/MuhammadNoor7/agentic-accessibility-auditor](https://github.com/MuhammadNoor7/agentic-accessibility-auditor)</w:t>
       </w:r>
     </w:p>
     <w:p>
@@ -392,21 +285,8 @@
       <w:r>
         <w:rPr>
           <w:rFonts w:ascii="Consolas" w:hAnsi="Consolas"/>
-          <w:sz w:val="20"/>
         </w:rPr>
         <w:t>ayesha</w:t>
-      </w:r>
-    </w:p>
-    <w:p>
-      <w:pPr>
-        <w:spacing w:before="120" w:after="120"/>
-      </w:pPr>
-      <w:r>
-        <w:rPr>
-          <w:color w:val="CCCCCC"/>
-          <w:sz w:val="16"/>
-        </w:rPr>
-        <w:t>────────────────────────────────────────────────────────────────────────</w:t>
       </w:r>
     </w:p>
     <w:p>
@@ -421,25 +301,19 @@
       <w:tblPr>
         <w:tblStyle w:val="TableGrid"/>
         <w:tblW w:type="auto" w:w="0"/>
-        <w:tblLayout w:type="autofit"/>
         <w:tblLook w:firstColumn="1" w:firstRow="1" w:lastColumn="0" w:lastRow="0" w:noHBand="0" w:noVBand="1" w:val="04A0"/>
       </w:tblPr>
       <w:tblGrid>
-        <w:gridCol w:w="3120"/>
-        <w:gridCol w:w="3120"/>
-        <w:gridCol w:w="3120"/>
+        <w:gridCol w:w="2880"/>
+        <w:gridCol w:w="2880"/>
+        <w:gridCol w:w="2880"/>
       </w:tblGrid>
       <w:tr>
         <w:tc>
           <w:tcPr>
-            <w:tcW w:type="dxa" w:w="3120"/>
-            <w:shd w:val="clear" w:color="auto" w:fill="E8F4F1"/>
-          </w:tcPr>
-          <w:p>
-            <w:pPr>
-              <w:spacing w:after="40"/>
-            </w:pPr>
-            <w:r/>
+            <w:tcW w:type="dxa" w:w="2880"/>
+          </w:tcPr>
+          <w:p>
             <w:r>
               <w:t>Document</w:t>
             </w:r>
@@ -447,14 +321,9 @@
         </w:tc>
         <w:tc>
           <w:tcPr>
-            <w:tcW w:type="dxa" w:w="3120"/>
-            <w:shd w:val="clear" w:color="auto" w:fill="E8F4F1"/>
-          </w:tcPr>
-          <w:p>
-            <w:pPr>
-              <w:spacing w:after="40"/>
-            </w:pPr>
-            <w:r/>
+            <w:tcW w:type="dxa" w:w="2880"/>
+          </w:tcPr>
+          <w:p>
             <w:r>
               <w:t>Path</w:t>
             </w:r>
@@ -462,14 +331,9 @@
         </w:tc>
         <w:tc>
           <w:tcPr>
-            <w:tcW w:type="dxa" w:w="3120"/>
-            <w:shd w:val="clear" w:color="auto" w:fill="E8F4F1"/>
-          </w:tcPr>
-          <w:p>
-            <w:pPr>
-              <w:spacing w:after="40"/>
-            </w:pPr>
-            <w:r/>
+            <w:tcW w:type="dxa" w:w="2880"/>
+          </w:tcPr>
+          <w:p>
             <w:r>
               <w:t>Purpose</w:t>
             </w:r>
@@ -479,48 +343,29 @@
       <w:tr>
         <w:tc>
           <w:tcPr>
-            <w:tcW w:type="dxa" w:w="3120"/>
-          </w:tcPr>
-          <w:p>
-            <w:pPr>
-              <w:spacing w:after="40"/>
-            </w:pPr>
-            <w:r/>
-            <w:r>
-              <w:rPr>
-                <w:b/>
-              </w:rPr>
-              <w:t>SRS v2.0</w:t>
-            </w:r>
-          </w:p>
-        </w:tc>
-        <w:tc>
-          <w:tcPr>
-            <w:tcW w:type="dxa" w:w="3120"/>
-          </w:tcPr>
-          <w:p>
-            <w:pPr>
-              <w:spacing w:after="40"/>
-            </w:pPr>
-            <w:r/>
-            <w:r>
-              <w:rPr>
-                <w:rFonts w:ascii="Consolas" w:hAnsi="Consolas"/>
-                <w:sz w:val="20"/>
-              </w:rPr>
-              <w:t>d:\internship\srs\SRS_Agentic_Accessibility_Auditor_v2.0.md</w:t>
-            </w:r>
-          </w:p>
-        </w:tc>
-        <w:tc>
-          <w:tcPr>
-            <w:tcW w:type="dxa" w:w="3120"/>
-          </w:tcPr>
-          <w:p>
-            <w:pPr>
-              <w:spacing w:after="40"/>
-            </w:pPr>
-            <w:r/>
+            <w:tcW w:type="dxa" w:w="2880"/>
+          </w:tcPr>
+          <w:p>
+            <w:r>
+              <w:t>**SRS v2.3**</w:t>
+            </w:r>
+          </w:p>
+        </w:tc>
+        <w:tc>
+          <w:tcPr>
+            <w:tcW w:type="dxa" w:w="2880"/>
+          </w:tcPr>
+          <w:p>
+            <w:r>
+              <w:t>`srs/SRS_Agentic_Accessibility_Auditor_v2.0.md` (+ `.docx`)</w:t>
+            </w:r>
+          </w:p>
+        </w:tc>
+        <w:tc>
+          <w:tcPr>
+            <w:tcW w:type="dxa" w:w="2880"/>
+          </w:tcPr>
+          <w:p>
             <w:r>
               <w:t>What the system must do</w:t>
             </w:r>
@@ -530,48 +375,29 @@
       <w:tr>
         <w:tc>
           <w:tcPr>
-            <w:tcW w:type="dxa" w:w="3120"/>
-          </w:tcPr>
-          <w:p>
-            <w:pPr>
-              <w:spacing w:after="40"/>
-            </w:pPr>
-            <w:r/>
-            <w:r>
-              <w:rPr>
-                <w:b/>
-              </w:rPr>
-              <w:t>SDS v2.0</w:t>
-            </w:r>
-          </w:p>
-        </w:tc>
-        <w:tc>
-          <w:tcPr>
-            <w:tcW w:type="dxa" w:w="3120"/>
-          </w:tcPr>
-          <w:p>
-            <w:pPr>
-              <w:spacing w:after="40"/>
-            </w:pPr>
-            <w:r/>
-            <w:r>
-              <w:rPr>
-                <w:rFonts w:ascii="Consolas" w:hAnsi="Consolas"/>
-                <w:sz w:val="20"/>
-              </w:rPr>
-              <w:t>d:\internship\sds\SDS_Agentic_Accessibility_Auditor_v2.0.md</w:t>
-            </w:r>
-          </w:p>
-        </w:tc>
-        <w:tc>
-          <w:tcPr>
-            <w:tcW w:type="dxa" w:w="3120"/>
-          </w:tcPr>
-          <w:p>
-            <w:pPr>
-              <w:spacing w:after="40"/>
-            </w:pPr>
-            <w:r/>
+            <w:tcW w:type="dxa" w:w="2880"/>
+          </w:tcPr>
+          <w:p>
+            <w:r>
+              <w:t>**SDS v2.7**</w:t>
+            </w:r>
+          </w:p>
+        </w:tc>
+        <w:tc>
+          <w:tcPr>
+            <w:tcW w:type="dxa" w:w="2880"/>
+          </w:tcPr>
+          <w:p>
+            <w:r>
+              <w:t>`sds/SDS_Agentic_Accessibility_Auditor_v2.0.md` (+ `.docx`)</w:t>
+            </w:r>
+          </w:p>
+        </w:tc>
+        <w:tc>
+          <w:tcPr>
+            <w:tcW w:type="dxa" w:w="2880"/>
+          </w:tcPr>
+          <w:p>
             <w:r>
               <w:t>How to implement it</w:t>
             </w:r>
@@ -581,48 +407,29 @@
       <w:tr>
         <w:tc>
           <w:tcPr>
-            <w:tcW w:type="dxa" w:w="3120"/>
-          </w:tcPr>
-          <w:p>
-            <w:pPr>
-              <w:spacing w:after="40"/>
-            </w:pPr>
-            <w:r/>
-            <w:r>
-              <w:rPr>
-                <w:b/>
-              </w:rPr>
-              <w:t>Progress report</w:t>
-            </w:r>
-          </w:p>
-        </w:tc>
-        <w:tc>
-          <w:tcPr>
-            <w:tcW w:type="dxa" w:w="3120"/>
-          </w:tcPr>
-          <w:p>
-            <w:pPr>
-              <w:spacing w:after="40"/>
-            </w:pPr>
-            <w:r/>
-            <w:r>
-              <w:rPr>
-                <w:rFonts w:ascii="Consolas" w:hAnsi="Consolas"/>
-                <w:sz w:val="20"/>
-              </w:rPr>
-              <w:t>d:\internship\reports\Supplementary_Progress_Report_v1.0.md</w:t>
-            </w:r>
-          </w:p>
-        </w:tc>
-        <w:tc>
-          <w:tcPr>
-            <w:tcW w:type="dxa" w:w="3120"/>
-          </w:tcPr>
-          <w:p>
-            <w:pPr>
-              <w:spacing w:after="40"/>
-            </w:pPr>
-            <w:r/>
+            <w:tcW w:type="dxa" w:w="2880"/>
+          </w:tcPr>
+          <w:p>
+            <w:r>
+              <w:t>**Progress report**</w:t>
+            </w:r>
+          </w:p>
+        </w:tc>
+        <w:tc>
+          <w:tcPr>
+            <w:tcW w:type="dxa" w:w="2880"/>
+          </w:tcPr>
+          <w:p>
+            <w:r>
+              <w:t>`docs/progress/Supplementary_Progress_Report_v1.0.md` (+ `.docx`) v1.11</w:t>
+            </w:r>
+          </w:p>
+        </w:tc>
+        <w:tc>
+          <w:tcPr>
+            <w:tcW w:type="dxa" w:w="2880"/>
+          </w:tcPr>
+          <w:p>
             <w:r>
               <w:t>What is actually done</w:t>
             </w:r>
@@ -632,48 +439,29 @@
       <w:tr>
         <w:tc>
           <w:tcPr>
-            <w:tcW w:type="dxa" w:w="3120"/>
-          </w:tcPr>
-          <w:p>
-            <w:pPr>
-              <w:spacing w:after="40"/>
-            </w:pPr>
-            <w:r/>
-            <w:r>
-              <w:rPr>
-                <w:b/>
-              </w:rPr>
-              <w:t>This plan</w:t>
-            </w:r>
-          </w:p>
-        </w:tc>
-        <w:tc>
-          <w:tcPr>
-            <w:tcW w:type="dxa" w:w="3120"/>
-          </w:tcPr>
-          <w:p>
-            <w:pPr>
-              <w:spacing w:after="40"/>
-            </w:pPr>
-            <w:r/>
-            <w:r>
-              <w:rPr>
-                <w:rFonts w:ascii="Consolas" w:hAnsi="Consolas"/>
-                <w:sz w:val="20"/>
-              </w:rPr>
-              <w:t>d:\internship\updated_plan.md</w:t>
-            </w:r>
-          </w:p>
-        </w:tc>
-        <w:tc>
-          <w:tcPr>
-            <w:tcW w:type="dxa" w:w="3120"/>
-          </w:tcPr>
-          <w:p>
-            <w:pPr>
-              <w:spacing w:after="40"/>
-            </w:pPr>
-            <w:r/>
+            <w:tcW w:type="dxa" w:w="2880"/>
+          </w:tcPr>
+          <w:p>
+            <w:r>
+              <w:t>**This plan**</w:t>
+            </w:r>
+          </w:p>
+        </w:tc>
+        <w:tc>
+          <w:tcPr>
+            <w:tcW w:type="dxa" w:w="2880"/>
+          </w:tcPr>
+          <w:p>
+            <w:r>
+              <w:t>`updated_plan.md` (+ `docs/updated_plan_v2.0.docx`)</w:t>
+            </w:r>
+          </w:p>
+        </w:tc>
+        <w:tc>
+          <w:tcPr>
+            <w:tcW w:type="dxa" w:w="2880"/>
+          </w:tcPr>
+          <w:p>
             <w:r>
               <w:t>Weekly schedule + folder map</w:t>
             </w:r>
@@ -681,42 +469,24 @@
         </w:tc>
       </w:tr>
     </w:tbl>
-    <w:p/>
     <w:p>
       <w:r>
-        <w:t xml:space="preserve">Formatted Word/PDF versions of SRS and SDS are in the </w:t>
+        <w:t xml:space="preserve">Word exports: </w:t>
       </w:r>
       <w:r>
         <w:rPr>
           <w:rFonts w:ascii="Consolas" w:hAnsi="Consolas"/>
-          <w:sz w:val="20"/>
         </w:rPr>
-        <w:t>srs\</w:t>
+        <w:t>scripts/md_to_docx.py</w:t>
       </w:r>
       <w:r>
-        <w:t xml:space="preserve"> and </w:t>
+        <w:t xml:space="preserve"> · Figma assets: </w:t>
       </w:r>
       <w:r>
         <w:rPr>
           <w:rFonts w:ascii="Consolas" w:hAnsi="Consolas"/>
-          <w:sz w:val="20"/>
         </w:rPr>
-        <w:t>sds\</w:t>
-      </w:r>
-      <w:r>
-        <w:t xml:space="preserve"> folders.</w:t>
-      </w:r>
-    </w:p>
-    <w:p>
-      <w:pPr>
-        <w:spacing w:before="120" w:after="120"/>
-      </w:pPr>
-      <w:r>
-        <w:rPr>
-          <w:color w:val="CCCCCC"/>
-          <w:sz w:val="16"/>
-        </w:rPr>
-        <w:t>────────────────────────────────────────────────────────────────────────</w:t>
+        <w:t>docs/assets/figma/</w:t>
       </w:r>
     </w:p>
     <w:p>
@@ -733,127 +503,46 @@
       </w:r>
     </w:p>
     <w:p>
-      <w:pPr>
-        <w:spacing w:before="120" w:after="120"/>
-        <w:ind w:left="360"/>
-      </w:pPr>
       <w:r>
         <w:rPr>
           <w:rFonts w:ascii="Consolas" w:hAnsi="Consolas"/>
           <w:sz w:val="18"/>
         </w:rPr>
-        <w:t>d:\internship\</w:t>
+        <w:t>agentic-accessibility-auditor/          ★ MAIN REPO (branch: noor)</w:t>
         <w:br/>
-        <w:t>│</w:t>
+        <w:t>│   ├── src/                            parser, rules, agent, report, explainer</w:t>
         <w:br/>
-        <w:t>├── agentic-accessibility-auditor\     ★ MAIN REPO — all code changes go here</w:t>
+        <w:t>│   ├── backend/                        audit + JWT auth + records routers</w:t>
         <w:br/>
-        <w:t>│   ├── src\</w:t>
+        <w:t>│   ├── frontend/                       Upload/Dashboard/Report/Records/Login wired</w:t>
         <w:br/>
-        <w:t>│   │   ├── parser.py                  ✅ Done</w:t>
+        <w:t>│   ├── tests/ + backend/tests/         rules/audit/report + auth suite</w:t>
         <w:br/>
-        <w:t>│   │   ├── schema_documents.py        ✅ Done</w:t>
+        <w:t>│   ├── tests/fixtures/rules/           57 XML fixtures (R01–R30 pass/fail)</w:t>
         <w:br/>
-        <w:t>│   │   ├── rules.py                   ⬜ Week 3–8 (Team: Salar + Ayesha + Noor)</w:t>
+        <w:t>│   ├── scripts/                        week1–6 validate + md_to_docx + utilities</w:t>
         <w:br/>
-        <w:t>│   │   ├── agent.py                   ⬜ Week 4–8 (Team: Noor lead, Ayesha + Salar support)</w:t>
+        <w:t>│   ├── docs/                           schemas, progress, week6/, figma/, plan DOCX</w:t>
         <w:br/>
-        <w:t>│   │   └── report.py                  ⬜ Week 5 (Noor)</w:t>
+        <w:t>│   ├── srs/ · sds/                     SRS v2.3 / SDS v2.7 markdown + DOCX</w:t>
         <w:br/>
-        <w:t>│   ├── backend\</w:t>
+        <w:t>│   ├── data/</w:t>
         <w:br/>
-        <w:t>│   │   └── main.py                    ⚠️ Health only — expand Week 3–6</w:t>
+        <w:t>│   │   ├── data-masc/                  7,068 screens + parsed outputs + splits</w:t>
         <w:br/>
-        <w:t>│   ├── frontend\                      ⬜ Week 3–6 (Ayesha) — create with Vite</w:t>
+        <w:t>│   │   └── data-rico-holdout/          1,698 holdout</w:t>
         <w:br/>
-        <w:t>│   ├── scripts\                       ✅ 10 dataset/QA utilities</w:t>
+        <w:t>│   ├── outputs/</w:t>
         <w:br/>
-        <w:t>│   ├── docs\                          ✅ Schemas, guidelines, QA plan</w:t>
+        <w:t>│   │   ├── violations/samples/         ✅ 56 fixture JSON samples (R01–R30, no R28)</w:t>
         <w:br/>
-        <w:t>│   ├── data\</w:t>
+        <w:t>│   │   ├── reports/samples/            ✅ Example JSON/HTML/PDF report</w:t>
         <w:br/>
-        <w:t>│   │   ├── data-masc\                 ✅ 7,068 screens + parsed outputs</w:t>
+        <w:t>│   │   └── validation_logs/            noor_week1–6 logs + summaries</w:t>
         <w:br/>
-        <w:t>│   │   ├── data-rico-holdout\        ✅ 1,698 holdout (4 parsed so far)</w:t>
+        <w:t>│   ├── docker-compose.yml              ✅ Synced from Salar (Week 6)</w:t>
         <w:br/>
-        <w:t>│   │   ├── final_rico\                Raw Rico corpus</w:t>
-        <w:br/>
-        <w:t>│   │   ├── xml\                       Generic uploads</w:t>
-        <w:br/>
-        <w:t>│   │   └── screenshots\</w:t>
-        <w:br/>
-        <w:t>│   ├── outputs\</w:t>
-        <w:br/>
-        <w:t>│   │   ├── violations\                ⬜ Stage 2 output</w:t>
-        <w:br/>
-        <w:t>│   │   └── reports\                   ⬜ Stage 4 output</w:t>
-        <w:br/>
-        <w:t>│   ├── docker-compose.yml             ⚠️ backend + auditor (no frontend yet)</w:t>
-        <w:br/>
-        <w:t>│   ├── test_run.py                    ✅ Batch parser CLI</w:t>
-        <w:br/>
-        <w:t>│   └── app.py                         ✅ Streamlit dev tool</w:t>
-        <w:br/>
-        <w:t>│</w:t>
-        <w:br/>
-        <w:t>├── project-folder-salar\              Salar's local copy + git clone</w:t>
-        <w:br/>
-        <w:t>├── srs\                               SRS v2.0 markdown + formatted docx/pdf</w:t>
-        <w:br/>
-        <w:t>├── sds\                               SDS v2.0 markdown + formatted docx/pdf</w:t>
-        <w:br/>
-        <w:t>├── reports\                           Progress reports (this folder)</w:t>
-        <w:br/>
-        <w:t>├── basic scripts\                       md_to_docx.py, docx_to_pdf.py</w:t>
-        <w:br/>
-        <w:t>├── masc-data collection\                Original MASC download</w:t>
-        <w:br/>
-        <w:t>├── other datasets\                      Rico, OneExample archives</w:t>
-        <w:br/>
-        <w:t>└── updated_plan.md                      ← You are here</w:t>
-      </w:r>
-    </w:p>
-    <w:p>
-      <w:r>
-        <w:rPr>
-          <w:b/>
-        </w:rPr>
-        <w:t>Do not use</w:t>
-      </w:r>
-      <w:r>
-        <w:t xml:space="preserve"> deprecated </w:t>
-      </w:r>
-      <w:r>
-        <w:rPr>
-          <w:rFonts w:ascii="Consolas" w:hAnsi="Consolas"/>
-          <w:sz w:val="20"/>
-        </w:rPr>
-        <w:t>intern1</w:t>
-      </w:r>
-      <w:r>
-        <w:t xml:space="preserve"> folders — see </w:t>
-      </w:r>
-      <w:r>
-        <w:rPr>
-          <w:rFonts w:ascii="Consolas" w:hAnsi="Consolas"/>
-          <w:sz w:val="20"/>
-        </w:rPr>
-        <w:t>intern1_folder_review.md</w:t>
-      </w:r>
-      <w:r>
-        <w:t xml:space="preserve"> for why.</w:t>
-      </w:r>
-    </w:p>
-    <w:p>
-      <w:pPr>
-        <w:spacing w:before="120" w:after="120"/>
-      </w:pPr>
-      <w:r>
-        <w:rPr>
-          <w:color w:val="CCCCCC"/>
-          <w:sz w:val="16"/>
-        </w:rPr>
-        <w:t>────────────────────────────────────────────────────────────────────────</w:t>
+        <w:t>│   └── test_run.py                     batch + single + --fixtures</w:t>
       </w:r>
     </w:p>
     <w:p>
@@ -865,10 +554,6 @@
       </w:r>
     </w:p>
     <w:p>
-      <w:pPr>
-        <w:spacing w:before="120" w:after="120"/>
-        <w:ind w:left="360"/>
-      </w:pPr>
       <w:r>
         <w:rPr>
           <w:rFonts w:ascii="Consolas" w:hAnsi="Consolas"/>
@@ -878,27 +563,15 @@
         <w:br/>
         <w:t xml:space="preserve">    → Parser (Salar lead; Noor + Ayesha support)          → components.json     ✅ DONE</w:t>
         <w:br/>
-        <w:t xml:space="preserve">    → Rule engine (Team: Salar + Ayesha + Noor)           → violations.json     ⬜ Week 3–8</w:t>
+        <w:t xml:space="preserve">    → Rule engine (Team: Salar + Ayesha + Noor)           → violations.json     ✅ R01–R30</w:t>
         <w:br/>
-        <w:t xml:space="preserve">    → Agent/model layer (Noor + Ayesha; Salar support)    → report.json         ⬜ Week 4–8</w:t>
+        <w:t xml:space="preserve">    → Agent/model layer (Noor + Ayesha; Salar support)    → report.json         ✅ Week 4</w:t>
         <w:br/>
-        <w:t xml:space="preserve">    → Report generator (Noor lead; team support)          → HTML / PDF          ⬜ Week 5–8</w:t>
+        <w:t xml:space="preserve">    → Report generator (Noor lead; team support)          → HTML / PDF          ✅ Week 5 (Noor)</w:t>
         <w:br/>
-        <w:t xml:space="preserve">    → Axion UI (Ayesha lead; Noor + Salar support)        → upload / dashboard  ⬜ Week 3–7</w:t>
+        <w:t xml:space="preserve">    → Axion UI (Ayesha lead; Noor + Salar support)        → upload / dashboard / records  ✅ Week 6</w:t>
         <w:br/>
-        <w:t xml:space="preserve">    → Auth + Records (team)    → per-user history    ⬜ Week 6–7</w:t>
-      </w:r>
-    </w:p>
-    <w:p>
-      <w:pPr>
-        <w:spacing w:before="120" w:after="120"/>
-      </w:pPr>
-      <w:r>
-        <w:rPr>
-          <w:color w:val="CCCCCC"/>
-          <w:sz w:val="16"/>
-        </w:rPr>
-        <w:t>────────────────────────────────────────────────────────────────────────</w:t>
+        <w:t xml:space="preserve">    → Auth + Records (Salar + Ayesha; Noor sync)          → JWT + per-user history        ✅ Week 6 on `noor`</w:t>
       </w:r>
     </w:p>
     <w:p>
@@ -927,26 +600,20 @@
       <w:tblPr>
         <w:tblStyle w:val="TableGrid"/>
         <w:tblW w:type="auto" w:w="0"/>
-        <w:tblLayout w:type="autofit"/>
         <w:tblLook w:firstColumn="1" w:firstRow="1" w:lastColumn="0" w:lastRow="0" w:noHBand="0" w:noVBand="1" w:val="04A0"/>
       </w:tblPr>
       <w:tblGrid>
-        <w:gridCol w:w="2340"/>
-        <w:gridCol w:w="2340"/>
-        <w:gridCol w:w="2340"/>
-        <w:gridCol w:w="2340"/>
+        <w:gridCol w:w="2160"/>
+        <w:gridCol w:w="2160"/>
+        <w:gridCol w:w="2160"/>
+        <w:gridCol w:w="2160"/>
       </w:tblGrid>
       <w:tr>
         <w:tc>
           <w:tcPr>
-            <w:tcW w:type="dxa" w:w="2340"/>
-            <w:shd w:val="clear" w:color="auto" w:fill="E8F4F1"/>
-          </w:tcPr>
-          <w:p>
-            <w:pPr>
-              <w:spacing w:after="40"/>
-            </w:pPr>
-            <w:r/>
+            <w:tcW w:type="dxa" w:w="2160"/>
+          </w:tcPr>
+          <w:p>
             <w:r>
               <w:t>Block</w:t>
             </w:r>
@@ -954,14 +621,9 @@
         </w:tc>
         <w:tc>
           <w:tcPr>
-            <w:tcW w:type="dxa" w:w="2340"/>
-            <w:shd w:val="clear" w:color="auto" w:fill="E8F4F1"/>
-          </w:tcPr>
-          <w:p>
-            <w:pPr>
-              <w:spacing w:after="40"/>
-            </w:pPr>
-            <w:r/>
+            <w:tcW w:type="dxa" w:w="2160"/>
+          </w:tcPr>
+          <w:p>
             <w:r>
               <w:t>Rule lead</w:t>
             </w:r>
@@ -969,14 +631,9 @@
         </w:tc>
         <w:tc>
           <w:tcPr>
-            <w:tcW w:type="dxa" w:w="2340"/>
-            <w:shd w:val="clear" w:color="auto" w:fill="E8F4F1"/>
-          </w:tcPr>
-          <w:p>
-            <w:pPr>
-              <w:spacing w:after="40"/>
-            </w:pPr>
-            <w:r/>
+            <w:tcW w:type="dxa" w:w="2160"/>
+          </w:tcPr>
+          <w:p>
             <w:r>
               <w:t>Guideline validation lead</w:t>
             </w:r>
@@ -984,14 +641,9 @@
         </w:tc>
         <w:tc>
           <w:tcPr>
-            <w:tcW w:type="dxa" w:w="2340"/>
-            <w:shd w:val="clear" w:color="auto" w:fill="E8F4F1"/>
-          </w:tcPr>
-          <w:p>
-            <w:pPr>
-              <w:spacing w:after="40"/>
-            </w:pPr>
-            <w:r/>
+            <w:tcW w:type="dxa" w:w="2160"/>
+          </w:tcPr>
+          <w:p>
             <w:r>
               <w:t>Required reviewers</w:t>
             </w:r>
@@ -1001,30 +653,19 @@
       <w:tr>
         <w:tc>
           <w:tcPr>
-            <w:tcW w:type="dxa" w:w="2340"/>
-          </w:tcPr>
-          <w:p>
-            <w:pPr>
-              <w:spacing w:after="40"/>
-            </w:pPr>
-            <w:r/>
-            <w:r>
-              <w:rPr>
-                <w:b/>
-              </w:rPr>
-              <w:t>R01–R10 / G01–G10</w:t>
-            </w:r>
-          </w:p>
-        </w:tc>
-        <w:tc>
-          <w:tcPr>
-            <w:tcW w:type="dxa" w:w="2340"/>
-          </w:tcPr>
-          <w:p>
-            <w:pPr>
-              <w:spacing w:after="40"/>
-            </w:pPr>
-            <w:r/>
+            <w:tcW w:type="dxa" w:w="2160"/>
+          </w:tcPr>
+          <w:p>
+            <w:r>
+              <w:t>**R01–R10 / G01–G10**</w:t>
+            </w:r>
+          </w:p>
+        </w:tc>
+        <w:tc>
+          <w:tcPr>
+            <w:tcW w:type="dxa" w:w="2160"/>
+          </w:tcPr>
+          <w:p>
             <w:r>
               <w:t>Salar</w:t>
             </w:r>
@@ -1032,13 +673,9 @@
         </w:tc>
         <w:tc>
           <w:tcPr>
-            <w:tcW w:type="dxa" w:w="2340"/>
-          </w:tcPr>
-          <w:p>
-            <w:pPr>
-              <w:spacing w:after="40"/>
-            </w:pPr>
-            <w:r/>
+            <w:tcW w:type="dxa" w:w="2160"/>
+          </w:tcPr>
+          <w:p>
             <w:r>
               <w:t>Noor</w:t>
             </w:r>
@@ -1046,13 +683,9 @@
         </w:tc>
         <w:tc>
           <w:tcPr>
-            <w:tcW w:type="dxa" w:w="2340"/>
-          </w:tcPr>
-          <w:p>
-            <w:pPr>
-              <w:spacing w:after="40"/>
-            </w:pPr>
-            <w:r/>
+            <w:tcW w:type="dxa" w:w="2160"/>
+          </w:tcPr>
+          <w:p>
             <w:r>
               <w:t>Ayesha + Noor</w:t>
             </w:r>
@@ -1062,30 +695,19 @@
       <w:tr>
         <w:tc>
           <w:tcPr>
-            <w:tcW w:type="dxa" w:w="2340"/>
-          </w:tcPr>
-          <w:p>
-            <w:pPr>
-              <w:spacing w:after="40"/>
-            </w:pPr>
-            <w:r/>
-            <w:r>
-              <w:rPr>
-                <w:b/>
-              </w:rPr>
-              <w:t>R11–R20 / G11–G20</w:t>
-            </w:r>
-          </w:p>
-        </w:tc>
-        <w:tc>
-          <w:tcPr>
-            <w:tcW w:type="dxa" w:w="2340"/>
-          </w:tcPr>
-          <w:p>
-            <w:pPr>
-              <w:spacing w:after="40"/>
-            </w:pPr>
-            <w:r/>
+            <w:tcW w:type="dxa" w:w="2160"/>
+          </w:tcPr>
+          <w:p>
+            <w:r>
+              <w:t>**R11–R20 / G11–G20**</w:t>
+            </w:r>
+          </w:p>
+        </w:tc>
+        <w:tc>
+          <w:tcPr>
+            <w:tcW w:type="dxa" w:w="2160"/>
+          </w:tcPr>
+          <w:p>
             <w:r>
               <w:t>Ayesha</w:t>
             </w:r>
@@ -1093,13 +715,9 @@
         </w:tc>
         <w:tc>
           <w:tcPr>
-            <w:tcW w:type="dxa" w:w="2340"/>
-          </w:tcPr>
-          <w:p>
-            <w:pPr>
-              <w:spacing w:after="40"/>
-            </w:pPr>
-            <w:r/>
+            <w:tcW w:type="dxa" w:w="2160"/>
+          </w:tcPr>
+          <w:p>
             <w:r>
               <w:t>Salar</w:t>
             </w:r>
@@ -1107,13 +725,9 @@
         </w:tc>
         <w:tc>
           <w:tcPr>
-            <w:tcW w:type="dxa" w:w="2340"/>
-          </w:tcPr>
-          <w:p>
-            <w:pPr>
-              <w:spacing w:after="40"/>
-            </w:pPr>
-            <w:r/>
+            <w:tcW w:type="dxa" w:w="2160"/>
+          </w:tcPr>
+          <w:p>
             <w:r>
               <w:t>Noor + Salar</w:t>
             </w:r>
@@ -1123,30 +737,19 @@
       <w:tr>
         <w:tc>
           <w:tcPr>
-            <w:tcW w:type="dxa" w:w="2340"/>
-          </w:tcPr>
-          <w:p>
-            <w:pPr>
-              <w:spacing w:after="40"/>
-            </w:pPr>
-            <w:r/>
-            <w:r>
-              <w:rPr>
-                <w:b/>
-              </w:rPr>
-              <w:t>R21–R30 / G21–G30</w:t>
-            </w:r>
-          </w:p>
-        </w:tc>
-        <w:tc>
-          <w:tcPr>
-            <w:tcW w:type="dxa" w:w="2340"/>
-          </w:tcPr>
-          <w:p>
-            <w:pPr>
-              <w:spacing w:after="40"/>
-            </w:pPr>
-            <w:r/>
+            <w:tcW w:type="dxa" w:w="2160"/>
+          </w:tcPr>
+          <w:p>
+            <w:r>
+              <w:t>**R21–R30 / G21–G30**</w:t>
+            </w:r>
+          </w:p>
+        </w:tc>
+        <w:tc>
+          <w:tcPr>
+            <w:tcW w:type="dxa" w:w="2160"/>
+          </w:tcPr>
+          <w:p>
             <w:r>
               <w:t>Noor</w:t>
             </w:r>
@@ -1154,13 +757,9 @@
         </w:tc>
         <w:tc>
           <w:tcPr>
-            <w:tcW w:type="dxa" w:w="2340"/>
-          </w:tcPr>
-          <w:p>
-            <w:pPr>
-              <w:spacing w:after="40"/>
-            </w:pPr>
-            <w:r/>
+            <w:tcW w:type="dxa" w:w="2160"/>
+          </w:tcPr>
+          <w:p>
             <w:r>
               <w:t>Ayesha</w:t>
             </w:r>
@@ -1168,13 +767,9 @@
         </w:tc>
         <w:tc>
           <w:tcPr>
-            <w:tcW w:type="dxa" w:w="2340"/>
-          </w:tcPr>
-          <w:p>
-            <w:pPr>
-              <w:spacing w:after="40"/>
-            </w:pPr>
-            <w:r/>
+            <w:tcW w:type="dxa" w:w="2160"/>
+          </w:tcPr>
+          <w:p>
             <w:r>
               <w:t>Salar + Ayesha</w:t>
             </w:r>
@@ -1182,7 +777,6 @@
         </w:tc>
       </w:tr>
     </w:tbl>
-    <w:p/>
     <w:p>
       <w:r>
         <w:t>Minimum policy:</w:t>
@@ -1214,47 +808,29 @@
     </w:p>
     <w:p>
       <w:pPr>
-        <w:spacing w:before="120" w:after="120"/>
-      </w:pPr>
-      <w:r>
-        <w:rPr>
-          <w:color w:val="CCCCCC"/>
-          <w:sz w:val="16"/>
-        </w:rPr>
-        <w:t>────────────────────────────────────────────────────────────────────────</w:t>
-      </w:r>
-    </w:p>
-    <w:p>
-      <w:pPr>
         <w:pStyle w:val="Heading2"/>
       </w:pPr>
       <w:r>
-        <w:t>Progress snapshot (1 July 2026)</w:t>
+        <w:t>Progress snapshot (15 July 2026)</w:t>
       </w:r>
     </w:p>
     <w:tbl>
       <w:tblPr>
         <w:tblStyle w:val="TableGrid"/>
         <w:tblW w:type="auto" w:w="0"/>
-        <w:tblLayout w:type="autofit"/>
         <w:tblLook w:firstColumn="1" w:firstRow="1" w:lastColumn="0" w:lastRow="0" w:noHBand="0" w:noVBand="1" w:val="04A0"/>
       </w:tblPr>
       <w:tblGrid>
-        <w:gridCol w:w="3120"/>
-        <w:gridCol w:w="3120"/>
-        <w:gridCol w:w="3120"/>
+        <w:gridCol w:w="2880"/>
+        <w:gridCol w:w="2880"/>
+        <w:gridCol w:w="2880"/>
       </w:tblGrid>
       <w:tr>
         <w:tc>
           <w:tcPr>
-            <w:tcW w:type="dxa" w:w="3120"/>
-            <w:shd w:val="clear" w:color="auto" w:fill="E8F4F1"/>
-          </w:tcPr>
-          <w:p>
-            <w:pPr>
-              <w:spacing w:after="40"/>
-            </w:pPr>
-            <w:r/>
+            <w:tcW w:type="dxa" w:w="2880"/>
+          </w:tcPr>
+          <w:p>
             <w:r>
               <w:t>Milestone</w:t>
             </w:r>
@@ -1262,14 +838,9 @@
         </w:tc>
         <w:tc>
           <w:tcPr>
-            <w:tcW w:type="dxa" w:w="3120"/>
-            <w:shd w:val="clear" w:color="auto" w:fill="E8F4F1"/>
-          </w:tcPr>
-          <w:p>
-            <w:pPr>
-              <w:spacing w:after="40"/>
-            </w:pPr>
-            <w:r/>
+            <w:tcW w:type="dxa" w:w="2880"/>
+          </w:tcPr>
+          <w:p>
             <w:r>
               <w:t>Target week</w:t>
             </w:r>
@@ -1277,14 +848,9 @@
         </w:tc>
         <w:tc>
           <w:tcPr>
-            <w:tcW w:type="dxa" w:w="3120"/>
-            <w:shd w:val="clear" w:color="auto" w:fill="E8F4F1"/>
-          </w:tcPr>
-          <w:p>
-            <w:pPr>
-              <w:spacing w:after="40"/>
-            </w:pPr>
-            <w:r/>
+            <w:tcW w:type="dxa" w:w="2880"/>
+          </w:tcPr>
+          <w:p>
             <w:r>
               <w:t>Actual status</w:t>
             </w:r>
@@ -1294,13 +860,9 @@
       <w:tr>
         <w:tc>
           <w:tcPr>
-            <w:tcW w:type="dxa" w:w="3120"/>
-          </w:tcPr>
-          <w:p>
-            <w:pPr>
-              <w:spacing w:after="40"/>
-            </w:pPr>
-            <w:r/>
+            <w:tcW w:type="dxa" w:w="2880"/>
+          </w:tcPr>
+          <w:p>
             <w:r>
               <w:t>MASC dataset local + splits</w:t>
             </w:r>
@@ -1308,13 +870,9 @@
         </w:tc>
         <w:tc>
           <w:tcPr>
-            <w:tcW w:type="dxa" w:w="3120"/>
-          </w:tcPr>
-          <w:p>
-            <w:pPr>
-              <w:spacing w:after="40"/>
-            </w:pPr>
-            <w:r/>
+            <w:tcW w:type="dxa" w:w="2880"/>
+          </w:tcPr>
+          <w:p>
             <w:r>
               <w:t>Week 1–2</w:t>
             </w:r>
@@ -1322,13 +880,9 @@
         </w:tc>
         <w:tc>
           <w:tcPr>
-            <w:tcW w:type="dxa" w:w="3120"/>
-          </w:tcPr>
-          <w:p>
-            <w:pPr>
-              <w:spacing w:after="40"/>
-            </w:pPr>
-            <w:r/>
+            <w:tcW w:type="dxa" w:w="2880"/>
+          </w:tcPr>
+          <w:p>
             <w:r>
               <w:t>✅ 7,068 screens, 70/15/15 split</w:t>
             </w:r>
@@ -1338,13 +892,9 @@
       <w:tr>
         <w:tc>
           <w:tcPr>
-            <w:tcW w:type="dxa" w:w="3120"/>
-          </w:tcPr>
-          <w:p>
-            <w:pPr>
-              <w:spacing w:after="40"/>
-            </w:pPr>
-            <w:r/>
+            <w:tcW w:type="dxa" w:w="2880"/>
+          </w:tcPr>
+          <w:p>
             <w:r>
               <w:t>Hybrid XML parser</w:t>
             </w:r>
@@ -1352,13 +902,9 @@
         </w:tc>
         <w:tc>
           <w:tcPr>
-            <w:tcW w:type="dxa" w:w="3120"/>
-          </w:tcPr>
-          <w:p>
-            <w:pPr>
-              <w:spacing w:after="40"/>
-            </w:pPr>
-            <w:r/>
+            <w:tcW w:type="dxa" w:w="2880"/>
+          </w:tcPr>
+          <w:p>
             <w:r>
               <w:t>Week 2</w:t>
             </w:r>
@@ -1366,13 +912,9 @@
         </w:tc>
         <w:tc>
           <w:tcPr>
-            <w:tcW w:type="dxa" w:w="3120"/>
-          </w:tcPr>
-          <w:p>
-            <w:pPr>
-              <w:spacing w:after="40"/>
-            </w:pPr>
-            <w:r/>
+            <w:tcW w:type="dxa" w:w="2880"/>
+          </w:tcPr>
+          <w:p>
             <w:r>
               <w:t>✅ 7,068/7,068 PASS sign-off</w:t>
             </w:r>
@@ -1382,13 +924,9 @@
       <w:tr>
         <w:tc>
           <w:tcPr>
-            <w:tcW w:type="dxa" w:w="3120"/>
-          </w:tcPr>
-          <w:p>
-            <w:pPr>
-              <w:spacing w:after="40"/>
-            </w:pPr>
-            <w:r/>
+            <w:tcW w:type="dxa" w:w="2880"/>
+          </w:tcPr>
+          <w:p>
             <w:r>
               <w:t>Rico holdout (unseen eval)</w:t>
             </w:r>
@@ -1396,13 +934,9 @@
         </w:tc>
         <w:tc>
           <w:tcPr>
-            <w:tcW w:type="dxa" w:w="3120"/>
-          </w:tcPr>
-          <w:p>
-            <w:pPr>
-              <w:spacing w:after="40"/>
-            </w:pPr>
-            <w:r/>
+            <w:tcW w:type="dxa" w:w="2880"/>
+          </w:tcPr>
+          <w:p>
             <w:r>
               <w:t>Week 2</w:t>
             </w:r>
@@ -1410,13 +944,9 @@
         </w:tc>
         <w:tc>
           <w:tcPr>
-            <w:tcW w:type="dxa" w:w="3120"/>
-          </w:tcPr>
-          <w:p>
-            <w:pPr>
-              <w:spacing w:after="40"/>
-            </w:pPr>
-            <w:r/>
+            <w:tcW w:type="dxa" w:w="2880"/>
+          </w:tcPr>
+          <w:p>
             <w:r>
               <w:t>✅ 1,698 disjoint screens built</w:t>
             </w:r>
@@ -1426,13 +956,9 @@
       <w:tr>
         <w:tc>
           <w:tcPr>
-            <w:tcW w:type="dxa" w:w="3120"/>
-          </w:tcPr>
-          <w:p>
-            <w:pPr>
-              <w:spacing w:after="40"/>
-            </w:pPr>
-            <w:r/>
+            <w:tcW w:type="dxa" w:w="2880"/>
+          </w:tcPr>
+          <w:p>
             <w:r>
               <w:t>JSON schemas + examples</w:t>
             </w:r>
@@ -1440,13 +966,9 @@
         </w:tc>
         <w:tc>
           <w:tcPr>
-            <w:tcW w:type="dxa" w:w="3120"/>
-          </w:tcPr>
-          <w:p>
-            <w:pPr>
-              <w:spacing w:after="40"/>
-            </w:pPr>
-            <w:r/>
+            <w:tcW w:type="dxa" w:w="2880"/>
+          </w:tcPr>
+          <w:p>
             <w:r>
               <w:t>Week 1–2</w:t>
             </w:r>
@@ -1454,25 +976,11 @@
         </w:tc>
         <w:tc>
           <w:tcPr>
-            <w:tcW w:type="dxa" w:w="3120"/>
-          </w:tcPr>
-          <w:p>
-            <w:pPr>
-              <w:spacing w:after="40"/>
-            </w:pPr>
-            <w:r/>
-            <w:r>
-              <w:t xml:space="preserve">✅ </w:t>
-            </w:r>
-            <w:r>
-              <w:rPr>
-                <w:rFonts w:ascii="Consolas" w:hAnsi="Consolas"/>
-                <w:sz w:val="20"/>
-              </w:rPr>
-              <w:t>auditor_schema.json</w:t>
-            </w:r>
-            <w:r>
-              <w:t xml:space="preserve"> + docs</w:t>
+            <w:tcW w:type="dxa" w:w="2880"/>
+          </w:tcPr>
+          <w:p>
+            <w:r>
+              <w:t>✅ `auditor_schema.json` + docs</w:t>
             </w:r>
           </w:p>
         </w:tc>
@@ -1480,43 +988,31 @@
       <w:tr>
         <w:tc>
           <w:tcPr>
-            <w:tcW w:type="dxa" w:w="3120"/>
-          </w:tcPr>
-          <w:p>
-            <w:pPr>
-              <w:spacing w:after="40"/>
-            </w:pPr>
-            <w:r/>
-            <w:r>
-              <w:t>SRS + SDS v2.0</w:t>
-            </w:r>
-          </w:p>
-        </w:tc>
-        <w:tc>
-          <w:tcPr>
-            <w:tcW w:type="dxa" w:w="3120"/>
-          </w:tcPr>
-          <w:p>
-            <w:pPr>
-              <w:spacing w:after="40"/>
-            </w:pPr>
-            <w:r/>
-            <w:r>
-              <w:t>Week 2</w:t>
-            </w:r>
-          </w:p>
-        </w:tc>
-        <w:tc>
-          <w:tcPr>
-            <w:tcW w:type="dxa" w:w="3120"/>
-          </w:tcPr>
-          <w:p>
-            <w:pPr>
-              <w:spacing w:after="40"/>
-            </w:pPr>
-            <w:r/>
-            <w:r>
-              <w:t>✅ Written with Figma screenshots</w:t>
+            <w:tcW w:type="dxa" w:w="2880"/>
+          </w:tcPr>
+          <w:p>
+            <w:r>
+              <w:t>SRS + SDS</w:t>
+            </w:r>
+          </w:p>
+        </w:tc>
+        <w:tc>
+          <w:tcPr>
+            <w:tcW w:type="dxa" w:w="2880"/>
+          </w:tcPr>
+          <w:p>
+            <w:r>
+              <w:t>Week 2+</w:t>
+            </w:r>
+          </w:p>
+        </w:tc>
+        <w:tc>
+          <w:tcPr>
+            <w:tcW w:type="dxa" w:w="2880"/>
+          </w:tcPr>
+          <w:p>
+            <w:r>
+              <w:t>✅ SRS v2.3 / SDS v2.7 + DOCX (Figma embedded)</w:t>
             </w:r>
           </w:p>
         </w:tc>
@@ -1524,13 +1020,9 @@
       <w:tr>
         <w:tc>
           <w:tcPr>
-            <w:tcW w:type="dxa" w:w="3120"/>
-          </w:tcPr>
-          <w:p>
-            <w:pPr>
-              <w:spacing w:after="40"/>
-            </w:pPr>
-            <w:r/>
+            <w:tcW w:type="dxa" w:w="2880"/>
+          </w:tcPr>
+          <w:p>
             <w:r>
               <w:t>Docker skeleton</w:t>
             </w:r>
@@ -1538,13 +1030,9 @@
         </w:tc>
         <w:tc>
           <w:tcPr>
-            <w:tcW w:type="dxa" w:w="3120"/>
-          </w:tcPr>
-          <w:p>
-            <w:pPr>
-              <w:spacing w:after="40"/>
-            </w:pPr>
-            <w:r/>
+            <w:tcW w:type="dxa" w:w="2880"/>
+          </w:tcPr>
+          <w:p>
             <w:r>
               <w:t>Week 1–2</w:t>
             </w:r>
@@ -1552,15 +1040,11 @@
         </w:tc>
         <w:tc>
           <w:tcPr>
-            <w:tcW w:type="dxa" w:w="3120"/>
-          </w:tcPr>
-          <w:p>
-            <w:pPr>
-              <w:spacing w:after="40"/>
-            </w:pPr>
-            <w:r/>
-            <w:r>
-              <w:t>⚠️ Partial (no frontend service)</w:t>
+            <w:tcW w:type="dxa" w:w="2880"/>
+          </w:tcPr>
+          <w:p>
+            <w:r>
+              <w:t>✅ Synced to `noor` (Salar Week 6)</w:t>
             </w:r>
           </w:p>
         </w:tc>
@@ -1568,13 +1052,9 @@
       <w:tr>
         <w:tc>
           <w:tcPr>
-            <w:tcW w:type="dxa" w:w="3120"/>
-          </w:tcPr>
-          <w:p>
-            <w:pPr>
-              <w:spacing w:after="40"/>
-            </w:pPr>
-            <w:r/>
+            <w:tcW w:type="dxa" w:w="2880"/>
+          </w:tcPr>
+          <w:p>
             <w:r>
               <w:t>Rule engine R01–R30</w:t>
             </w:r>
@@ -1582,29 +1062,21 @@
         </w:tc>
         <w:tc>
           <w:tcPr>
-            <w:tcW w:type="dxa" w:w="3120"/>
-          </w:tcPr>
-          <w:p>
-            <w:pPr>
-              <w:spacing w:after="40"/>
-            </w:pPr>
-            <w:r/>
-            <w:r>
-              <w:t>Week 3–8</w:t>
-            </w:r>
-          </w:p>
-        </w:tc>
-        <w:tc>
-          <w:tcPr>
-            <w:tcW w:type="dxa" w:w="3120"/>
-          </w:tcPr>
-          <w:p>
-            <w:pPr>
-              <w:spacing w:after="40"/>
-            </w:pPr>
-            <w:r/>
-            <w:r>
-              <w:t>🟡 In progress (R01–R10 implemented; R11–R30 pending)</w:t>
+            <w:tcW w:type="dxa" w:w="2880"/>
+          </w:tcPr>
+          <w:p>
+            <w:r>
+              <w:t>Week 3–4</w:t>
+            </w:r>
+          </w:p>
+        </w:tc>
+        <w:tc>
+          <w:tcPr>
+            <w:tcW w:type="dxa" w:w="2880"/>
+          </w:tcPr>
+          <w:p>
+            <w:r>
+              <w:t>✅ Done + 57 XML fixtures + 56 sample JSON in repo</w:t>
             </w:r>
           </w:p>
         </w:tc>
@@ -1612,43 +1084,31 @@
       <w:tr>
         <w:tc>
           <w:tcPr>
-            <w:tcW w:type="dxa" w:w="3120"/>
-          </w:tcPr>
-          <w:p>
-            <w:pPr>
-              <w:spacing w:after="40"/>
-            </w:pPr>
-            <w:r/>
-            <w:r>
-              <w:t>React Axion UI</w:t>
-            </w:r>
-          </w:p>
-        </w:tc>
-        <w:tc>
-          <w:tcPr>
-            <w:tcW w:type="dxa" w:w="3120"/>
-          </w:tcPr>
-          <w:p>
-            <w:pPr>
-              <w:spacing w:after="40"/>
-            </w:pPr>
-            <w:r/>
-            <w:r>
-              <w:t>Week 3–6</w:t>
-            </w:r>
-          </w:p>
-        </w:tc>
-        <w:tc>
-          <w:tcPr>
-            <w:tcW w:type="dxa" w:w="3120"/>
-          </w:tcPr>
-          <w:p>
-            <w:pPr>
-              <w:spacing w:after="40"/>
-            </w:pPr>
-            <w:r/>
-            <w:r>
-              <w:t>❌ Not started</w:t>
+            <w:tcW w:type="dxa" w:w="2880"/>
+          </w:tcPr>
+          <w:p>
+            <w:r>
+              <w:t>Agent + report API</w:t>
+            </w:r>
+          </w:p>
+        </w:tc>
+        <w:tc>
+          <w:tcPr>
+            <w:tcW w:type="dxa" w:w="2880"/>
+          </w:tcPr>
+          <w:p>
+            <w:r>
+              <w:t>Week 4</w:t>
+            </w:r>
+          </w:p>
+        </w:tc>
+        <w:tc>
+          <w:tcPr>
+            <w:tcW w:type="dxa" w:w="2880"/>
+          </w:tcPr>
+          <w:p>
+            <w:r>
+              <w:t>✅ `GET …/report`</w:t>
             </w:r>
           </w:p>
         </w:tc>
@@ -1656,43 +1116,31 @@
       <w:tr>
         <w:tc>
           <w:tcPr>
-            <w:tcW w:type="dxa" w:w="3120"/>
-          </w:tcPr>
-          <w:p>
-            <w:pPr>
-              <w:spacing w:after="40"/>
-            </w:pPr>
-            <w:r/>
-            <w:r>
-              <w:t>LLM agent + reports</w:t>
-            </w:r>
-          </w:p>
-        </w:tc>
-        <w:tc>
-          <w:tcPr>
-            <w:tcW w:type="dxa" w:w="3120"/>
-          </w:tcPr>
-          <w:p>
-            <w:pPr>
-              <w:spacing w:after="40"/>
-            </w:pPr>
-            <w:r/>
-            <w:r>
-              <w:t>Week 4–8</w:t>
-            </w:r>
-          </w:p>
-        </w:tc>
-        <w:tc>
-          <w:tcPr>
-            <w:tcW w:type="dxa" w:w="3120"/>
-          </w:tcPr>
-          <w:p>
-            <w:pPr>
-              <w:spacing w:after="40"/>
-            </w:pPr>
-            <w:r/>
-            <w:r>
-              <w:t>⬜ Team setup pending (Ayesha added to model workstream)</w:t>
+            <w:tcW w:type="dxa" w:w="2880"/>
+          </w:tcPr>
+          <w:p>
+            <w:r>
+              <w:t>HTML/PDF report export</w:t>
+            </w:r>
+          </w:p>
+        </w:tc>
+        <w:tc>
+          <w:tcPr>
+            <w:tcW w:type="dxa" w:w="2880"/>
+          </w:tcPr>
+          <w:p>
+            <w:r>
+              <w:t>Week 5</w:t>
+            </w:r>
+          </w:p>
+        </w:tc>
+        <w:tc>
+          <w:tcPr>
+            <w:tcW w:type="dxa" w:w="2880"/>
+          </w:tcPr>
+          <w:p>
+            <w:r>
+              <w:t>✅ `src/report.py` + download API</w:t>
             </w:r>
           </w:p>
         </w:tc>
@@ -1700,43 +1148,31 @@
       <w:tr>
         <w:tc>
           <w:tcPr>
-            <w:tcW w:type="dxa" w:w="3120"/>
-          </w:tcPr>
-          <w:p>
-            <w:pPr>
-              <w:spacing w:after="40"/>
-            </w:pPr>
-            <w:r/>
-            <w:r>
-              <w:t>Auth + Records</w:t>
-            </w:r>
-          </w:p>
-        </w:tc>
-        <w:tc>
-          <w:tcPr>
-            <w:tcW w:type="dxa" w:w="3120"/>
-          </w:tcPr>
-          <w:p>
-            <w:pPr>
-              <w:spacing w:after="40"/>
-            </w:pPr>
-            <w:r/>
-            <w:r>
-              <w:t>Week 6–7</w:t>
-            </w:r>
-          </w:p>
-        </w:tc>
-        <w:tc>
-          <w:tcPr>
-            <w:tcW w:type="dxa" w:w="3120"/>
-          </w:tcPr>
-          <w:p>
-            <w:pPr>
-              <w:spacing w:after="40"/>
-            </w:pPr>
-            <w:r/>
-            <w:r>
-              <w:t>❌ Spec only (SRS §4.9)</w:t>
+            <w:tcW w:type="dxa" w:w="2880"/>
+          </w:tcPr>
+          <w:p>
+            <w:r>
+              <w:t>Axion UI (core pages)</w:t>
+            </w:r>
+          </w:p>
+        </w:tc>
+        <w:tc>
+          <w:tcPr>
+            <w:tcW w:type="dxa" w:w="2880"/>
+          </w:tcPr>
+          <w:p>
+            <w:r>
+              <w:t>Week 4–5</w:t>
+            </w:r>
+          </w:p>
+        </w:tc>
+        <w:tc>
+          <w:tcPr>
+            <w:tcW w:type="dxa" w:w="2880"/>
+          </w:tcPr>
+          <w:p>
+            <w:r>
+              <w:t>✅ Upload/Dashboard/Report wired (+ pair validation)</w:t>
             </w:r>
           </w:p>
         </w:tc>
@@ -1744,13 +1180,73 @@
       <w:tr>
         <w:tc>
           <w:tcPr>
-            <w:tcW w:type="dxa" w:w="3120"/>
-          </w:tcPr>
-          <w:p>
-            <w:pPr>
-              <w:spacing w:after="40"/>
-            </w:pPr>
-            <w:r/>
+            <w:tcW w:type="dxa" w:w="2880"/>
+          </w:tcPr>
+          <w:p>
+            <w:r>
+              <w:t>Auth + Records</w:t>
+            </w:r>
+          </w:p>
+        </w:tc>
+        <w:tc>
+          <w:tcPr>
+            <w:tcW w:type="dxa" w:w="2880"/>
+          </w:tcPr>
+          <w:p>
+            <w:r>
+              <w:t>Week 6</w:t>
+            </w:r>
+          </w:p>
+        </w:tc>
+        <w:tc>
+          <w:tcPr>
+            <w:tcW w:type="dxa" w:w="2880"/>
+          </w:tcPr>
+          <w:p>
+            <w:r>
+              <w:t>✅ JWT + `/records` on `noor` (Salar); Login/Records UI live</w:t>
+            </w:r>
+          </w:p>
+        </w:tc>
+      </w:tr>
+      <w:tr>
+        <w:tc>
+          <w:tcPr>
+            <w:tcW w:type="dxa" w:w="2880"/>
+          </w:tcPr>
+          <w:p>
+            <w:r>
+              <w:t>25–40 screen manual eval</w:t>
+            </w:r>
+          </w:p>
+        </w:tc>
+        <w:tc>
+          <w:tcPr>
+            <w:tcW w:type="dxa" w:w="2880"/>
+          </w:tcPr>
+          <w:p>
+            <w:r>
+              <w:t>Week 6</w:t>
+            </w:r>
+          </w:p>
+        </w:tc>
+        <w:tc>
+          <w:tcPr>
+            <w:tcW w:type="dxa" w:w="2880"/>
+          </w:tcPr>
+          <w:p>
+            <w:r>
+              <w:t>🟡 Sheet ready (40 stratified-random); **manual fill ≥25 pending**</w:t>
+            </w:r>
+          </w:p>
+        </w:tc>
+      </w:tr>
+      <w:tr>
+        <w:tc>
+          <w:tcPr>
+            <w:tcW w:type="dxa" w:w="2880"/>
+          </w:tcPr>
+          <w:p>
             <w:r>
               <w:t>Final evaluation (Rico holdout)</w:t>
             </w:r>
@@ -1758,13 +1254,9 @@
         </w:tc>
         <w:tc>
           <w:tcPr>
-            <w:tcW w:type="dxa" w:w="3120"/>
-          </w:tcPr>
-          <w:p>
-            <w:pPr>
-              <w:spacing w:after="40"/>
-            </w:pPr>
-            <w:r/>
+            <w:tcW w:type="dxa" w:w="2880"/>
+          </w:tcPr>
+          <w:p>
             <w:r>
               <w:t>Week 8</w:t>
             </w:r>
@@ -1772,13 +1264,9 @@
         </w:tc>
         <w:tc>
           <w:tcPr>
-            <w:tcW w:type="dxa" w:w="3120"/>
-          </w:tcPr>
-          <w:p>
-            <w:pPr>
-              <w:spacing w:after="40"/>
-            </w:pPr>
-            <w:r/>
+            <w:tcW w:type="dxa" w:w="2880"/>
+          </w:tcPr>
+          <w:p>
             <w:r>
               <w:t>❌ Not started</w:t>
             </w:r>
@@ -1786,19 +1274,6 @@
         </w:tc>
       </w:tr>
     </w:tbl>
-    <w:p/>
-    <w:p>
-      <w:pPr>
-        <w:spacing w:before="120" w:after="120"/>
-      </w:pPr>
-      <w:r>
-        <w:rPr>
-          <w:color w:val="CCCCCC"/>
-          <w:sz w:val="16"/>
-        </w:rPr>
-        <w:t>────────────────────────────────────────────────────────────────────────</w:t>
-      </w:r>
-    </w:p>
     <w:p>
       <w:pPr>
         <w:pStyle w:val="Heading2"/>
@@ -1827,25 +1302,19 @@
       <w:tblPr>
         <w:tblStyle w:val="TableGrid"/>
         <w:tblW w:type="auto" w:w="0"/>
-        <w:tblLayout w:type="autofit"/>
         <w:tblLook w:firstColumn="1" w:firstRow="1" w:lastColumn="0" w:lastRow="0" w:noHBand="0" w:noVBand="1" w:val="04A0"/>
       </w:tblPr>
       <w:tblGrid>
-        <w:gridCol w:w="3120"/>
-        <w:gridCol w:w="3120"/>
-        <w:gridCol w:w="3120"/>
+        <w:gridCol w:w="2880"/>
+        <w:gridCol w:w="2880"/>
+        <w:gridCol w:w="2880"/>
       </w:tblGrid>
       <w:tr>
         <w:tc>
           <w:tcPr>
-            <w:tcW w:type="dxa" w:w="3120"/>
-            <w:shd w:val="clear" w:color="auto" w:fill="E8F4F1"/>
-          </w:tcPr>
-          <w:p>
-            <w:pPr>
-              <w:spacing w:after="40"/>
-            </w:pPr>
-            <w:r/>
+            <w:tcW w:type="dxa" w:w="2880"/>
+          </w:tcPr>
+          <w:p>
             <w:r>
               <w:t>Person</w:t>
             </w:r>
@@ -1853,14 +1322,9 @@
         </w:tc>
         <w:tc>
           <w:tcPr>
-            <w:tcW w:type="dxa" w:w="3120"/>
-            <w:shd w:val="clear" w:color="auto" w:fill="E8F4F1"/>
-          </w:tcPr>
-          <w:p>
-            <w:pPr>
-              <w:spacing w:after="40"/>
-            </w:pPr>
-            <w:r/>
+            <w:tcW w:type="dxa" w:w="2880"/>
+          </w:tcPr>
+          <w:p>
             <w:r>
               <w:t>Planned</w:t>
             </w:r>
@@ -1868,19 +1332,11 @@
         </w:tc>
         <w:tc>
           <w:tcPr>
-            <w:tcW w:type="dxa" w:w="3120"/>
-            <w:shd w:val="clear" w:color="auto" w:fill="E8F4F1"/>
-          </w:tcPr>
-          <w:p>
-            <w:pPr>
-              <w:spacing w:after="40"/>
-            </w:pPr>
-            <w:r/>
-            <w:r>
-              <w:rPr>
-                <w:b/>
-              </w:rPr>
-              <w:t>Actual outcome</w:t>
+            <w:tcW w:type="dxa" w:w="2880"/>
+          </w:tcPr>
+          <w:p>
+            <w:r>
+              <w:t>**Actual outcome**</w:t>
             </w:r>
           </w:p>
         </w:tc>
@@ -1888,30 +1344,19 @@
       <w:tr>
         <w:tc>
           <w:tcPr>
-            <w:tcW w:type="dxa" w:w="3120"/>
-          </w:tcPr>
-          <w:p>
-            <w:pPr>
-              <w:spacing w:after="40"/>
-            </w:pPr>
-            <w:r/>
-            <w:r>
-              <w:rPr>
-                <w:b/>
-              </w:rPr>
-              <w:t>Salar</w:t>
-            </w:r>
-          </w:p>
-        </w:tc>
-        <w:tc>
-          <w:tcPr>
-            <w:tcW w:type="dxa" w:w="3120"/>
-          </w:tcPr>
-          <w:p>
-            <w:pPr>
-              <w:spacing w:after="40"/>
-            </w:pPr>
-            <w:r/>
+            <w:tcW w:type="dxa" w:w="2880"/>
+          </w:tcPr>
+          <w:p>
+            <w:r>
+              <w:t>**Salar**</w:t>
+            </w:r>
+          </w:p>
+        </w:tc>
+        <w:tc>
+          <w:tcPr>
+            <w:tcW w:type="dxa" w:w="2880"/>
+          </w:tcPr>
+          <w:p>
             <w:r>
               <w:t>Docker setup, data collection</w:t>
             </w:r>
@@ -1919,13 +1364,9 @@
         </w:tc>
         <w:tc>
           <w:tcPr>
-            <w:tcW w:type="dxa" w:w="3120"/>
-          </w:tcPr>
-          <w:p>
-            <w:pPr>
-              <w:spacing w:after="40"/>
-            </w:pPr>
-            <w:r/>
+            <w:tcW w:type="dxa" w:w="2880"/>
+          </w:tcPr>
+          <w:p>
             <w:r>
               <w:t>Docker Compose created; MASC dataset integrated</w:t>
             </w:r>
@@ -1935,30 +1376,19 @@
       <w:tr>
         <w:tc>
           <w:tcPr>
-            <w:tcW w:type="dxa" w:w="3120"/>
-          </w:tcPr>
-          <w:p>
-            <w:pPr>
-              <w:spacing w:after="40"/>
-            </w:pPr>
-            <w:r/>
-            <w:r>
-              <w:rPr>
-                <w:b/>
-              </w:rPr>
-              <w:t>Ayesha</w:t>
-            </w:r>
-          </w:p>
-        </w:tc>
-        <w:tc>
-          <w:tcPr>
-            <w:tcW w:type="dxa" w:w="3120"/>
-          </w:tcPr>
-          <w:p>
-            <w:pPr>
-              <w:spacing w:after="40"/>
-            </w:pPr>
-            <w:r/>
+            <w:tcW w:type="dxa" w:w="2880"/>
+          </w:tcPr>
+          <w:p>
+            <w:r>
+              <w:t>**Ayesha**</w:t>
+            </w:r>
+          </w:p>
+        </w:tc>
+        <w:tc>
+          <w:tcPr>
+            <w:tcW w:type="dxa" w:w="2880"/>
+          </w:tcPr>
+          <w:p>
             <w:r>
               <w:t>JSON schemas, Figma, GitHub</w:t>
             </w:r>
@@ -1966,32 +1396,11 @@
         </w:tc>
         <w:tc>
           <w:tcPr>
-            <w:tcW w:type="dxa" w:w="3120"/>
-          </w:tcPr>
-          <w:p>
-            <w:pPr>
-              <w:spacing w:after="40"/>
-            </w:pPr>
-            <w:r/>
-            <w:r>
-              <w:rPr>
-                <w:rFonts w:ascii="Consolas" w:hAnsi="Consolas"/>
-                <w:sz w:val="20"/>
-              </w:rPr>
-              <w:t>auditor_schema.json</w:t>
-            </w:r>
-            <w:r>
-              <w:t xml:space="preserve">, </w:t>
-            </w:r>
-            <w:r>
-              <w:rPr>
-                <w:rFonts w:ascii="Consolas" w:hAnsi="Consolas"/>
-                <w:sz w:val="20"/>
-              </w:rPr>
-              <w:t>json_schemas.md</w:t>
-            </w:r>
-            <w:r>
-              <w:t>, Figma screens in SRS</w:t>
+            <w:tcW w:type="dxa" w:w="2880"/>
+          </w:tcPr>
+          <w:p>
+            <w:r>
+              <w:t>`auditor_schema.json`, `json_schemas.md`, Figma screens in SRS</w:t>
             </w:r>
           </w:p>
         </w:tc>
@@ -1999,30 +1408,19 @@
       <w:tr>
         <w:tc>
           <w:tcPr>
-            <w:tcW w:type="dxa" w:w="3120"/>
-          </w:tcPr>
-          <w:p>
-            <w:pPr>
-              <w:spacing w:after="40"/>
-            </w:pPr>
-            <w:r/>
-            <w:r>
-              <w:rPr>
-                <w:b/>
-              </w:rPr>
-              <w:t>Noor</w:t>
-            </w:r>
-          </w:p>
-        </w:tc>
-        <w:tc>
-          <w:tcPr>
-            <w:tcW w:type="dxa" w:w="3120"/>
-          </w:tcPr>
-          <w:p>
-            <w:pPr>
-              <w:spacing w:after="40"/>
-            </w:pPr>
-            <w:r/>
+            <w:tcW w:type="dxa" w:w="2880"/>
+          </w:tcPr>
+          <w:p>
+            <w:r>
+              <w:t>**Noor**</w:t>
+            </w:r>
+          </w:p>
+        </w:tc>
+        <w:tc>
+          <w:tcPr>
+            <w:tcW w:type="dxa" w:w="2880"/>
+          </w:tcPr>
+          <w:p>
             <w:r>
               <w:t>QA plan, project board, schema review</w:t>
             </w:r>
@@ -2030,28 +1428,16 @@
         </w:tc>
         <w:tc>
           <w:tcPr>
-            <w:tcW w:type="dxa" w:w="3120"/>
-          </w:tcPr>
-          <w:p>
-            <w:pPr>
-              <w:spacing w:after="40"/>
-            </w:pPr>
-            <w:r/>
-            <w:r>
-              <w:rPr>
-                <w:rFonts w:ascii="Consolas" w:hAnsi="Consolas"/>
-                <w:sz w:val="20"/>
-              </w:rPr>
-              <w:t>qa_test_plan.md</w:t>
-            </w:r>
-            <w:r>
-              <w:t>, guidelines report, repo coordination</w:t>
+            <w:tcW w:type="dxa" w:w="2880"/>
+          </w:tcPr>
+          <w:p>
+            <w:r>
+              <w:t>`qa_test_plan.md`, guidelines report, repo coordination</w:t>
             </w:r>
           </w:p>
         </w:tc>
       </w:tr>
     </w:tbl>
-    <w:p/>
     <w:p>
       <w:pPr>
         <w:pStyle w:val="Heading4"/>
@@ -2064,25 +1450,19 @@
       <w:tblPr>
         <w:tblStyle w:val="TableGrid"/>
         <w:tblW w:type="auto" w:w="0"/>
-        <w:tblLayout w:type="autofit"/>
         <w:tblLook w:firstColumn="1" w:firstRow="1" w:lastColumn="0" w:lastRow="0" w:noHBand="0" w:noVBand="1" w:val="04A0"/>
       </w:tblPr>
       <w:tblGrid>
-        <w:gridCol w:w="3120"/>
-        <w:gridCol w:w="3120"/>
-        <w:gridCol w:w="3120"/>
+        <w:gridCol w:w="2880"/>
+        <w:gridCol w:w="2880"/>
+        <w:gridCol w:w="2880"/>
       </w:tblGrid>
       <w:tr>
         <w:tc>
           <w:tcPr>
-            <w:tcW w:type="dxa" w:w="3120"/>
-            <w:shd w:val="clear" w:color="auto" w:fill="E8F4F1"/>
-          </w:tcPr>
-          <w:p>
-            <w:pPr>
-              <w:spacing w:after="40"/>
-            </w:pPr>
-            <w:r/>
+            <w:tcW w:type="dxa" w:w="2880"/>
+          </w:tcPr>
+          <w:p>
             <w:r>
               <w:t>Person</w:t>
             </w:r>
@@ -2090,14 +1470,9 @@
         </w:tc>
         <w:tc>
           <w:tcPr>
-            <w:tcW w:type="dxa" w:w="3120"/>
-            <w:shd w:val="clear" w:color="auto" w:fill="E8F4F1"/>
-          </w:tcPr>
-          <w:p>
-            <w:pPr>
-              <w:spacing w:after="40"/>
-            </w:pPr>
-            <w:r/>
+            <w:tcW w:type="dxa" w:w="2880"/>
+          </w:tcPr>
+          <w:p>
             <w:r>
               <w:t>Planned</w:t>
             </w:r>
@@ -2105,19 +1480,11 @@
         </w:tc>
         <w:tc>
           <w:tcPr>
-            <w:tcW w:type="dxa" w:w="3120"/>
-            <w:shd w:val="clear" w:color="auto" w:fill="E8F4F1"/>
-          </w:tcPr>
-          <w:p>
-            <w:pPr>
-              <w:spacing w:after="40"/>
-            </w:pPr>
-            <w:r/>
-            <w:r>
-              <w:rPr>
-                <w:b/>
-              </w:rPr>
-              <w:t>Actual outcome</w:t>
+            <w:tcW w:type="dxa" w:w="2880"/>
+          </w:tcPr>
+          <w:p>
+            <w:r>
+              <w:t>**Actual outcome**</w:t>
             </w:r>
           </w:p>
         </w:tc>
@@ -2125,59 +1492,31 @@
       <w:tr>
         <w:tc>
           <w:tcPr>
-            <w:tcW w:type="dxa" w:w="3120"/>
-          </w:tcPr>
-          <w:p>
-            <w:pPr>
-              <w:spacing w:after="40"/>
-            </w:pPr>
-            <w:r/>
-            <w:r>
-              <w:rPr>
-                <w:b/>
-              </w:rPr>
-              <w:t>Salar</w:t>
-            </w:r>
-          </w:p>
-        </w:tc>
-        <w:tc>
-          <w:tcPr>
-            <w:tcW w:type="dxa" w:w="3120"/>
-          </w:tcPr>
-          <w:p>
-            <w:pPr>
-              <w:spacing w:after="40"/>
-            </w:pPr>
-            <w:r/>
-            <w:r>
-              <w:t xml:space="preserve">XML parser → </w:t>
-            </w:r>
-            <w:r>
-              <w:rPr>
-                <w:rFonts w:ascii="Consolas" w:hAnsi="Consolas"/>
-                <w:sz w:val="20"/>
-              </w:rPr>
-              <w:t>components.json</w:t>
-            </w:r>
-          </w:p>
-        </w:tc>
-        <w:tc>
-          <w:tcPr>
-            <w:tcW w:type="dxa" w:w="3120"/>
-          </w:tcPr>
-          <w:p>
-            <w:pPr>
-              <w:spacing w:after="40"/>
-            </w:pPr>
-            <w:r/>
-            <w:r>
-              <w:rPr>
-                <w:b/>
-              </w:rPr>
-              <w:t>Done</w:t>
-            </w:r>
-            <w:r>
-              <w:t xml:space="preserve"> — hybrid parser; 7,068 MASC parses PASS</w:t>
+            <w:tcW w:type="dxa" w:w="2880"/>
+          </w:tcPr>
+          <w:p>
+            <w:r>
+              <w:t>**Salar**</w:t>
+            </w:r>
+          </w:p>
+        </w:tc>
+        <w:tc>
+          <w:tcPr>
+            <w:tcW w:type="dxa" w:w="2880"/>
+          </w:tcPr>
+          <w:p>
+            <w:r>
+              <w:t>XML parser → `components.json`</w:t>
+            </w:r>
+          </w:p>
+        </w:tc>
+        <w:tc>
+          <w:tcPr>
+            <w:tcW w:type="dxa" w:w="2880"/>
+          </w:tcPr>
+          <w:p>
+            <w:r>
+              <w:t>**Done** — hybrid parser; 7,068 MASC parses PASS</w:t>
             </w:r>
           </w:p>
         </w:tc>
@@ -2185,30 +1524,19 @@
       <w:tr>
         <w:tc>
           <w:tcPr>
-            <w:tcW w:type="dxa" w:w="3120"/>
-          </w:tcPr>
-          <w:p>
-            <w:pPr>
-              <w:spacing w:after="40"/>
-            </w:pPr>
-            <w:r/>
-            <w:r>
-              <w:rPr>
-                <w:b/>
-              </w:rPr>
-              <w:t>Ayesha</w:t>
-            </w:r>
-          </w:p>
-        </w:tc>
-        <w:tc>
-          <w:tcPr>
-            <w:tcW w:type="dxa" w:w="3120"/>
-          </w:tcPr>
-          <w:p>
-            <w:pPr>
-              <w:spacing w:after="40"/>
-            </w:pPr>
-            <w:r/>
+            <w:tcW w:type="dxa" w:w="2880"/>
+          </w:tcPr>
+          <w:p>
+            <w:r>
+              <w:t>**Ayesha**</w:t>
+            </w:r>
+          </w:p>
+        </w:tc>
+        <w:tc>
+          <w:tcPr>
+            <w:tcW w:type="dxa" w:w="2880"/>
+          </w:tcPr>
+          <w:p>
             <w:r>
               <w:t>React dashboard (basic)</w:t>
             </w:r>
@@ -2216,21 +1544,11 @@
         </w:tc>
         <w:tc>
           <w:tcPr>
-            <w:tcW w:type="dxa" w:w="3120"/>
-          </w:tcPr>
-          <w:p>
-            <w:pPr>
-              <w:spacing w:after="40"/>
-            </w:pPr>
-            <w:r/>
-            <w:r>
-              <w:rPr>
-                <w:b/>
-              </w:rPr>
-              <w:t>Deferred</w:t>
-            </w:r>
-            <w:r>
-              <w:t xml:space="preserve"> — Figma + schemas done; React not started</w:t>
+            <w:tcW w:type="dxa" w:w="2880"/>
+          </w:tcPr>
+          <w:p>
+            <w:r>
+              <w:t>**Deferred** — Figma + schemas done; React not started</w:t>
             </w:r>
           </w:p>
         </w:tc>
@@ -2238,30 +1556,19 @@
       <w:tr>
         <w:tc>
           <w:tcPr>
-            <w:tcW w:type="dxa" w:w="3120"/>
-          </w:tcPr>
-          <w:p>
-            <w:pPr>
-              <w:spacing w:after="40"/>
-            </w:pPr>
-            <w:r/>
-            <w:r>
-              <w:rPr>
-                <w:b/>
-              </w:rPr>
-              <w:t>Noor</w:t>
-            </w:r>
-          </w:p>
-        </w:tc>
-        <w:tc>
-          <w:tcPr>
-            <w:tcW w:type="dxa" w:w="3120"/>
-          </w:tcPr>
-          <w:p>
-            <w:pPr>
-              <w:spacing w:after="40"/>
-            </w:pPr>
-            <w:r/>
+            <w:tcW w:type="dxa" w:w="2880"/>
+          </w:tcPr>
+          <w:p>
+            <w:r>
+              <w:t>**Noor**</w:t>
+            </w:r>
+          </w:p>
+        </w:tc>
+        <w:tc>
+          <w:tcPr>
+            <w:tcW w:type="dxa" w:w="2880"/>
+          </w:tcPr>
+          <w:p>
             <w:r>
               <w:t>Report library research, Docker wiring</w:t>
             </w:r>
@@ -2269,13 +1576,9 @@
         </w:tc>
         <w:tc>
           <w:tcPr>
-            <w:tcW w:type="dxa" w:w="3120"/>
-          </w:tcPr>
-          <w:p>
-            <w:pPr>
-              <w:spacing w:after="40"/>
-            </w:pPr>
-            <w:r/>
+            <w:tcW w:type="dxa" w:w="2880"/>
+          </w:tcPr>
+          <w:p>
             <w:r>
               <w:t>Rico holdout built; SRS/SDS v2.0 merged</w:t>
             </w:r>
@@ -2283,7 +1586,6 @@
         </w:tc>
       </w:tr>
     </w:tbl>
-    <w:p/>
     <w:p>
       <w:r>
         <w:rPr>
@@ -2297,14 +1599,706 @@
     </w:p>
     <w:p>
       <w:pPr>
-        <w:spacing w:before="120" w:after="120"/>
+        <w:pStyle w:val="Heading3"/>
       </w:pPr>
       <w:r>
+        <w:t>Phase 2 — Core logic (Weeks 3–4) ✅ Complete</w:t>
+      </w:r>
+    </w:p>
+    <w:p>
+      <w:pPr>
+        <w:pStyle w:val="Heading4"/>
+      </w:pPr>
+      <w:r>
+        <w:t>Week 3 — Rule engine + UI foundation (completed Jul 2026)</w:t>
+      </w:r>
+    </w:p>
+    <w:tbl>
+      <w:tblPr>
+        <w:tblStyle w:val="TableGrid"/>
+        <w:tblW w:type="auto" w:w="0"/>
+        <w:tblLook w:firstColumn="1" w:firstRow="1" w:lastColumn="0" w:lastRow="0" w:noHBand="0" w:noVBand="1" w:val="04A0"/>
+      </w:tblPr>
+      <w:tblGrid>
+        <w:gridCol w:w="2880"/>
+        <w:gridCol w:w="2880"/>
+        <w:gridCol w:w="2880"/>
+      </w:tblGrid>
+      <w:tr>
+        <w:tc>
+          <w:tcPr>
+            <w:tcW w:type="dxa" w:w="2880"/>
+          </w:tcPr>
+          <w:p>
+            <w:r>
+              <w:t>Person</w:t>
+            </w:r>
+          </w:p>
+        </w:tc>
+        <w:tc>
+          <w:tcPr>
+            <w:tcW w:type="dxa" w:w="2880"/>
+          </w:tcPr>
+          <w:p>
+            <w:r>
+              <w:t>Planned</w:t>
+            </w:r>
+          </w:p>
+        </w:tc>
+        <w:tc>
+          <w:tcPr>
+            <w:tcW w:type="dxa" w:w="2880"/>
+          </w:tcPr>
+          <w:p>
+            <w:r>
+              <w:t>**Actual outcome**</w:t>
+            </w:r>
+          </w:p>
+        </w:tc>
+      </w:tr>
+      <w:tr>
+        <w:tc>
+          <w:tcPr>
+            <w:tcW w:type="dxa" w:w="2880"/>
+          </w:tcPr>
+          <w:p>
+            <w:r>
+              <w:t>**Salar**</w:t>
+            </w:r>
+          </w:p>
+        </w:tc>
+        <w:tc>
+          <w:tcPr>
+            <w:tcW w:type="dxa" w:w="2880"/>
+          </w:tcPr>
+          <w:p>
+            <w:r>
+              <w:t>R01–R05 + validation</w:t>
+            </w:r>
+          </w:p>
+        </w:tc>
+        <w:tc>
+          <w:tcPr>
+            <w:tcW w:type="dxa" w:w="2880"/>
+          </w:tcPr>
+          <w:p>
+            <w:r>
+              <w:t>R01–R30 in `check()`; MASC full scan</w:t>
+            </w:r>
+          </w:p>
+        </w:tc>
+      </w:tr>
+      <w:tr>
+        <w:tc>
+          <w:tcPr>
+            <w:tcW w:type="dxa" w:w="2880"/>
+          </w:tcPr>
+          <w:p>
+            <w:r>
+              <w:t>**Ayesha**</w:t>
+            </w:r>
+          </w:p>
+        </w:tc>
+        <w:tc>
+          <w:tcPr>
+            <w:tcW w:type="dxa" w:w="2880"/>
+          </w:tcPr>
+          <w:p>
+            <w:r>
+              <w:t>UI scaffold + R11/R12 stubs</w:t>
+            </w:r>
+          </w:p>
+        </w:tc>
+        <w:tc>
+          <w:tcPr>
+            <w:tcW w:type="dxa" w:w="2880"/>
+          </w:tcPr>
+          <w:p>
+            <w:r>
+              <w:t>Figma + schemas; React deferred to Week 4</w:t>
+            </w:r>
+          </w:p>
+        </w:tc>
+      </w:tr>
+      <w:tr>
+        <w:tc>
+          <w:tcPr>
+            <w:tcW w:type="dxa" w:w="2880"/>
+          </w:tcPr>
+          <w:p>
+            <w:r>
+              <w:t>**Noor**</w:t>
+            </w:r>
+          </w:p>
+        </w:tc>
+        <w:tc>
+          <w:tcPr>
+            <w:tcW w:type="dxa" w:w="2880"/>
+          </w:tcPr>
+          <w:p>
+            <w:r>
+              <w:t>Agent scaffold + R13–R20</w:t>
+            </w:r>
+          </w:p>
+        </w:tc>
+        <w:tc>
+          <w:tcPr>
+            <w:tcW w:type="dxa" w:w="2880"/>
+          </w:tcPr>
+          <w:p>
+            <w:r>
+              <w:t>Parser extensions; `noor_week3_validate.py`</w:t>
+            </w:r>
+          </w:p>
+        </w:tc>
+      </w:tr>
+    </w:tbl>
+    <w:p>
+      <w:pPr>
+        <w:pStyle w:val="Heading4"/>
+      </w:pPr>
+      <w:r>
+        <w:t>Week 4 — Full rules + agent prompts (completed 9–11 Jul 2026)</w:t>
+      </w:r>
+    </w:p>
+    <w:tbl>
+      <w:tblPr>
+        <w:tblStyle w:val="TableGrid"/>
+        <w:tblW w:type="auto" w:w="0"/>
+        <w:tblLook w:firstColumn="1" w:firstRow="1" w:lastColumn="0" w:lastRow="0" w:noHBand="0" w:noVBand="1" w:val="04A0"/>
+      </w:tblPr>
+      <w:tblGrid>
+        <w:gridCol w:w="2880"/>
+        <w:gridCol w:w="2880"/>
+        <w:gridCol w:w="2880"/>
+      </w:tblGrid>
+      <w:tr>
+        <w:tc>
+          <w:tcPr>
+            <w:tcW w:type="dxa" w:w="2880"/>
+          </w:tcPr>
+          <w:p>
+            <w:r>
+              <w:t>Person</w:t>
+            </w:r>
+          </w:p>
+        </w:tc>
+        <w:tc>
+          <w:tcPr>
+            <w:tcW w:type="dxa" w:w="2880"/>
+          </w:tcPr>
+          <w:p>
+            <w:r>
+              <w:t>Planned</w:t>
+            </w:r>
+          </w:p>
+        </w:tc>
+        <w:tc>
+          <w:tcPr>
+            <w:tcW w:type="dxa" w:w="2880"/>
+          </w:tcPr>
+          <w:p>
+            <w:r>
+              <w:t>**Actual outcome**</w:t>
+            </w:r>
+          </w:p>
+        </w:tc>
+      </w:tr>
+      <w:tr>
+        <w:tc>
+          <w:tcPr>
+            <w:tcW w:type="dxa" w:w="2880"/>
+          </w:tcPr>
+          <w:p>
+            <w:r>
+              <w:t>**Salar**</w:t>
+            </w:r>
+          </w:p>
+        </w:tc>
+        <w:tc>
+          <w:tcPr>
+            <w:tcW w:type="dxa" w:w="2880"/>
+          </w:tcPr>
+          <w:p>
+            <w:r>
+              <w:t>R13–R15 + explainer layer</w:t>
+            </w:r>
+          </w:p>
+        </w:tc>
+        <w:tc>
+          <w:tcPr>
+            <w:tcW w:type="dxa" w:w="2880"/>
+          </w:tcPr>
+          <w:p>
+            <w:r>
+              <w:t>`explainer.py`, `llm_providers.py`, visibility filter</w:t>
+            </w:r>
+          </w:p>
+        </w:tc>
+      </w:tr>
+      <w:tr>
+        <w:tc>
+          <w:tcPr>
+            <w:tcW w:type="dxa" w:w="2880"/>
+          </w:tcPr>
+          <w:p>
+            <w:r>
+              <w:t>**Ayesha**</w:t>
+            </w:r>
+          </w:p>
+        </w:tc>
+        <w:tc>
+          <w:tcPr>
+            <w:tcW w:type="dxa" w:w="2880"/>
+          </w:tcPr>
+          <w:p>
+            <w:r>
+              <w:t>Dashboard + R11–R15 tests</w:t>
+            </w:r>
+          </w:p>
+        </w:tc>
+        <w:tc>
+          <w:tcPr>
+            <w:tcW w:type="dxa" w:w="2880"/>
+          </w:tcPr>
+          <w:p>
+            <w:r>
+              <w:t>Frontend ↔ API wiring; TBD-01 Groq default</w:t>
+            </w:r>
+          </w:p>
+        </w:tc>
+      </w:tr>
+      <w:tr>
+        <w:tc>
+          <w:tcPr>
+            <w:tcW w:type="dxa" w:w="2880"/>
+          </w:tcPr>
+          <w:p>
+            <w:r>
+              <w:t>**Noor**</w:t>
+            </w:r>
+          </w:p>
+        </w:tc>
+        <w:tc>
+          <w:tcPr>
+            <w:tcW w:type="dxa" w:w="2880"/>
+          </w:tcPr>
+          <w:p>
+            <w:r>
+              <w:t>Agent API + R21–R30</w:t>
+            </w:r>
+          </w:p>
+        </w:tc>
+        <w:tc>
+          <w:tcPr>
+            <w:tcW w:type="dxa" w:w="2880"/>
+          </w:tcPr>
+          <w:p>
+            <w:r>
+              <w:t>`GET …/report`; 94→120 pytest after Week 5</w:t>
+            </w:r>
+          </w:p>
+        </w:tc>
+      </w:tr>
+    </w:tbl>
+    <w:p>
+      <w:pPr>
+        <w:pStyle w:val="Heading3"/>
+      </w:pPr>
+      <w:r>
+        <w:t>Phase 3 — Integration (Weeks 5–6) ✅ Mostly complete</w:t>
+      </w:r>
+    </w:p>
+    <w:p>
+      <w:pPr>
+        <w:pStyle w:val="Heading4"/>
+      </w:pPr>
+      <w:r>
+        <w:t>Week 5 — Reports + pipeline wiring (completed 12 Jul 2026, `4ce430feb`)</w:t>
+      </w:r>
+    </w:p>
+    <w:tbl>
+      <w:tblPr>
+        <w:tblStyle w:val="TableGrid"/>
+        <w:tblW w:type="auto" w:w="0"/>
+        <w:tblLook w:firstColumn="1" w:firstRow="1" w:lastColumn="0" w:lastRow="0" w:noHBand="0" w:noVBand="1" w:val="04A0"/>
+      </w:tblPr>
+      <w:tblGrid>
+        <w:gridCol w:w="2880"/>
+        <w:gridCol w:w="2880"/>
+        <w:gridCol w:w="2880"/>
+      </w:tblGrid>
+      <w:tr>
+        <w:tc>
+          <w:tcPr>
+            <w:tcW w:type="dxa" w:w="2880"/>
+          </w:tcPr>
+          <w:p>
+            <w:r>
+              <w:t>Person</w:t>
+            </w:r>
+          </w:p>
+        </w:tc>
+        <w:tc>
+          <w:tcPr>
+            <w:tcW w:type="dxa" w:w="2880"/>
+          </w:tcPr>
+          <w:p>
+            <w:r>
+              <w:t>Planned</w:t>
+            </w:r>
+          </w:p>
+        </w:tc>
+        <w:tc>
+          <w:tcPr>
+            <w:tcW w:type="dxa" w:w="2880"/>
+          </w:tcPr>
+          <w:p>
+            <w:r>
+              <w:t>**Actual outcome**</w:t>
+            </w:r>
+          </w:p>
+        </w:tc>
+      </w:tr>
+      <w:tr>
+        <w:tc>
+          <w:tcPr>
+            <w:tcW w:type="dxa" w:w="2880"/>
+          </w:tcPr>
+          <w:p>
+            <w:r>
+              <w:t>**Salar**</w:t>
+            </w:r>
+          </w:p>
+        </w:tc>
+        <w:tc>
+          <w:tcPr>
+            <w:tcW w:type="dxa" w:w="2880"/>
+          </w:tcPr>
+          <w:p>
+            <w:r>
+              <w:t>FastAPI orchestration</w:t>
+            </w:r>
+          </w:p>
+        </w:tc>
+        <w:tc>
+          <w:tcPr>
+            <w:tcW w:type="dxa" w:w="2880"/>
+          </w:tcPr>
+          <w:p>
+            <w:r>
+              <w:t>Rules R16–R20 covered by new XML fixtures + tests</w:t>
+            </w:r>
+          </w:p>
+        </w:tc>
+      </w:tr>
+      <w:tr>
+        <w:tc>
+          <w:tcPr>
+            <w:tcW w:type="dxa" w:w="2880"/>
+          </w:tcPr>
+          <w:p>
+            <w:r>
+              <w:t>**Ayesha**</w:t>
+            </w:r>
+          </w:p>
+        </w:tc>
+        <w:tc>
+          <w:tcPr>
+            <w:tcW w:type="dxa" w:w="2880"/>
+          </w:tcPr>
+          <w:p>
+            <w:r>
+              <w:t>Report page + download modal</w:t>
+            </w:r>
+          </w:p>
+        </w:tc>
+        <w:tc>
+          <w:tcPr>
+            <w:tcW w:type="dxa" w:w="2880"/>
+          </w:tcPr>
+          <w:p>
+            <w:r>
+              <w:t>`Report.jsx` + `downloadAuditReport()` wired</w:t>
+            </w:r>
+          </w:p>
+        </w:tc>
+      </w:tr>
+      <w:tr>
+        <w:tc>
+          <w:tcPr>
+            <w:tcW w:type="dxa" w:w="2880"/>
+          </w:tcPr>
+          <w:p>
+            <w:r>
+              <w:t>**Noor**</w:t>
+            </w:r>
+          </w:p>
+        </w:tc>
+        <w:tc>
+          <w:tcPr>
+            <w:tcW w:type="dxa" w:w="2880"/>
+          </w:tcPr>
+          <w:p>
+            <w:r>
+              <w:t>`src/report.py` HTML/PDF</w:t>
+            </w:r>
+          </w:p>
+        </w:tc>
+        <w:tc>
+          <w:tcPr>
+            <w:tcW w:type="dxa" w:w="2880"/>
+          </w:tcPr>
+          <w:p>
+            <w:r>
+              <w:t>Jinja2 + Playwright PDF; download API; 21 new R09–R20 fixtures; `noor_week5_validate.py`</w:t>
+            </w:r>
+          </w:p>
+        </w:tc>
+      </w:tr>
+    </w:tbl>
+    <w:p>
+      <w:r>
         <w:rPr>
-          <w:color w:val="CCCCCC"/>
-          <w:sz w:val="16"/>
+          <w:b/>
         </w:rPr>
-        <w:t>────────────────────────────────────────────────────────────────────────</w:t>
+        <w:t>Week 5 demo goal:</w:t>
+      </w:r>
+      <w:r>
+        <w:t xml:space="preserve"> Upload XML → dashboard → downloadable HTML/PDF report. </w:t>
+      </w:r>
+      <w:r>
+        <w:rPr>
+          <w:b/>
+        </w:rPr>
+        <w:t>Met.</w:t>
+      </w:r>
+    </w:p>
+    <w:p>
+      <w:pPr>
+        <w:pStyle w:val="Heading4"/>
+      </w:pPr>
+      <w:r>
+        <w:t>Week 6 — Auth, Records, evaluation batch (updated 15 Jul 2026, `92702a71`)</w:t>
+      </w:r>
+    </w:p>
+    <w:tbl>
+      <w:tblPr>
+        <w:tblStyle w:val="TableGrid"/>
+        <w:tblW w:type="auto" w:w="0"/>
+        <w:tblLook w:firstColumn="1" w:firstRow="1" w:lastColumn="0" w:lastRow="0" w:noHBand="0" w:noVBand="1" w:val="04A0"/>
+      </w:tblPr>
+      <w:tblGrid>
+        <w:gridCol w:w="2880"/>
+        <w:gridCol w:w="2880"/>
+        <w:gridCol w:w="2880"/>
+      </w:tblGrid>
+      <w:tr>
+        <w:tc>
+          <w:tcPr>
+            <w:tcW w:type="dxa" w:w="2880"/>
+          </w:tcPr>
+          <w:p>
+            <w:r>
+              <w:t>Person</w:t>
+            </w:r>
+          </w:p>
+        </w:tc>
+        <w:tc>
+          <w:tcPr>
+            <w:tcW w:type="dxa" w:w="2880"/>
+          </w:tcPr>
+          <w:p>
+            <w:r>
+              <w:t>Planned</w:t>
+            </w:r>
+          </w:p>
+        </w:tc>
+        <w:tc>
+          <w:tcPr>
+            <w:tcW w:type="dxa" w:w="2880"/>
+          </w:tcPr>
+          <w:p>
+            <w:r>
+              <w:t>**Actual outcome**</w:t>
+            </w:r>
+          </w:p>
+        </w:tc>
+      </w:tr>
+      <w:tr>
+        <w:tc>
+          <w:tcPr>
+            <w:tcW w:type="dxa" w:w="2880"/>
+          </w:tcPr>
+          <w:p>
+            <w:r>
+              <w:t>**Salar**</w:t>
+            </w:r>
+          </w:p>
+        </w:tc>
+        <w:tc>
+          <w:tcPr>
+            <w:tcW w:type="dxa" w:w="2880"/>
+          </w:tcPr>
+          <w:p>
+            <w:r>
+              <w:t>Auth backend (JWT); records persistence</w:t>
+            </w:r>
+          </w:p>
+        </w:tc>
+        <w:tc>
+          <w:tcPr>
+            <w:tcW w:type="dxa" w:w="2880"/>
+          </w:tcPr>
+          <w:p>
+            <w:r>
+              <w:t>✅ Done — `backend/auth.py`, `auth_router.py`, `records_router.py`, `test_auth.py`; synced into `noor`</w:t>
+            </w:r>
+          </w:p>
+        </w:tc>
+      </w:tr>
+      <w:tr>
+        <w:tc>
+          <w:tcPr>
+            <w:tcW w:type="dxa" w:w="2880"/>
+          </w:tcPr>
+          <w:p>
+            <w:r>
+              <w:t>**Ayesha**</w:t>
+            </w:r>
+          </w:p>
+        </w:tc>
+        <w:tc>
+          <w:tcPr>
+            <w:tcW w:type="dxa" w:w="2880"/>
+          </w:tcPr>
+          <w:p>
+            <w:r>
+              <w:t>Auth screens + Records page; prompt experiments</w:t>
+            </w:r>
+          </w:p>
+        </w:tc>
+        <w:tc>
+          <w:tcPr>
+            <w:tcW w:type="dxa" w:w="2880"/>
+          </w:tcPr>
+          <w:p>
+            <w:r>
+              <w:t>✅ Login/SignUp wired to JWT; Records on live API; prompt experiments expanded (`3d4fa82`); Dashboard re-run popup</w:t>
+            </w:r>
+          </w:p>
+        </w:tc>
+      </w:tr>
+      <w:tr>
+        <w:tc>
+          <w:tcPr>
+            <w:tcW w:type="dxa" w:w="2880"/>
+          </w:tcPr>
+          <w:p>
+            <w:r>
+              <w:t>**Noor**</w:t>
+            </w:r>
+          </w:p>
+        </w:tc>
+        <w:tc>
+          <w:tcPr>
+            <w:tcW w:type="dxa" w:w="2880"/>
+          </w:tcPr>
+          <w:p>
+            <w:r>
+              <w:t>25–40 screen eval; R26–R30 design; sync + docs</w:t>
+            </w:r>
+          </w:p>
+        </w:tc>
+        <w:tc>
+          <w:tcPr>
+            <w:tcW w:type="dxa" w:w="2880"/>
+          </w:tcPr>
+          <w:p>
+            <w:r>
+              <w:t>✅ Sync Salar+Ayesha; score/filename on Records; stratified-random 40-screen CSV (`docs/week6/`); R26–R30 design DOCX; `noor_week6_validate.py` + logs; SRS/SDS/progress updated</w:t>
+            </w:r>
+          </w:p>
+        </w:tc>
+      </w:tr>
+    </w:tbl>
+    <w:p>
+      <w:r>
+        <w:rPr>
+          <w:b/>
+        </w:rPr>
+        <w:t>Week 6 remaining (this week):</w:t>
+      </w:r>
+    </w:p>
+    <w:p>
+      <w:pPr>
+        <w:pStyle w:val="ListBullet"/>
+      </w:pPr>
+      <w:r>
+        <w:t xml:space="preserve">Fill ≥25 </w:t>
+      </w:r>
+      <w:r>
+        <w:rPr>
+          <w:b/>
+        </w:rPr>
+        <w:t>manual</w:t>
+      </w:r>
+      <w:r>
+        <w:t xml:space="preserve"> rows on </w:t>
+      </w:r>
+      <w:r>
+        <w:rPr>
+          <w:rFonts w:ascii="Consolas" w:hAnsi="Consolas"/>
+        </w:rPr>
+        <w:t>docs/week6/evaluation_sheet_40_screens.csv</w:t>
+      </w:r>
+      <w:r>
+        <w:t xml:space="preserve"> (auto scores already filled; FP/miss notes blank)</w:t>
+      </w:r>
+    </w:p>
+    <w:p>
+      <w:pPr>
+        <w:pStyle w:val="ListBullet"/>
+      </w:pPr>
+      <w:r>
+        <w:t>Friday demo: signup/login → upload screenshot+XML pair → dashboard → report HTML/PDF → Records list with score</w:t>
+      </w:r>
+    </w:p>
+    <w:p>
+      <w:pPr>
+        <w:pStyle w:val="ListBullet"/>
+      </w:pPr>
+      <w:r>
+        <w:t xml:space="preserve">OTP / forgot-password backend still </w:t>
+      </w:r>
+      <w:r>
+        <w:rPr>
+          <w:b/>
+        </w:rPr>
+        <w:t>stretch</w:t>
+      </w:r>
+      <w:r>
+        <w:t xml:space="preserve"> (UI screens exist)</w:t>
+      </w:r>
+    </w:p>
+    <w:p>
+      <w:r>
+        <w:rPr>
+          <w:b/>
+        </w:rPr>
+        <w:t>Week 6 demo goal:</w:t>
+      </w:r>
+      <w:r>
+        <w:t xml:space="preserve"> Auth + upload pair + report download + Records. </w:t>
+      </w:r>
+      <w:r>
+        <w:rPr>
+          <w:b/>
+        </w:rPr>
+        <w:t>Ready to demo</w:t>
+      </w:r>
+      <w:r>
+        <w:t xml:space="preserve"> (manual eval fill ongoing).</w:t>
       </w:r>
     </w:p>
     <w:p>
@@ -2312,953 +2306,7 @@
         <w:pStyle w:val="Heading3"/>
       </w:pPr>
       <w:r>
-        <w:t>Phase 2 — Core logic (Weeks 3–4) ← **CURRENT**</w:t>
-      </w:r>
-    </w:p>
-    <w:p>
-      <w:pPr>
-        <w:pStyle w:val="Heading4"/>
-      </w:pPr>
-      <w:r>
-        <w:t>Week 3 — Rule engine + UI foundation</w:t>
-      </w:r>
-    </w:p>
-    <w:tbl>
-      <w:tblPr>
-        <w:tblStyle w:val="TableGrid"/>
-        <w:tblW w:type="auto" w:w="0"/>
-        <w:tblLayout w:type="autofit"/>
-        <w:tblLook w:firstColumn="1" w:firstRow="1" w:lastColumn="0" w:lastRow="0" w:noHBand="0" w:noVBand="1" w:val="04A0"/>
-      </w:tblPr>
-      <w:tblGrid>
-        <w:gridCol w:w="3120"/>
-        <w:gridCol w:w="3120"/>
-        <w:gridCol w:w="3120"/>
-      </w:tblGrid>
-      <w:tr>
-        <w:tc>
-          <w:tcPr>
-            <w:tcW w:type="dxa" w:w="3120"/>
-            <w:shd w:val="clear" w:color="auto" w:fill="E8F4F1"/>
-          </w:tcPr>
-          <w:p>
-            <w:pPr>
-              <w:spacing w:after="40"/>
-            </w:pPr>
-            <w:r/>
-            <w:r>
-              <w:t>Person</w:t>
-            </w:r>
-          </w:p>
-        </w:tc>
-        <w:tc>
-          <w:tcPr>
-            <w:tcW w:type="dxa" w:w="3120"/>
-            <w:shd w:val="clear" w:color="auto" w:fill="E8F4F1"/>
-          </w:tcPr>
-          <w:p>
-            <w:pPr>
-              <w:spacing w:after="40"/>
-            </w:pPr>
-            <w:r/>
-            <w:r>
-              <w:t>Tasks</w:t>
-            </w:r>
-          </w:p>
-        </w:tc>
-        <w:tc>
-          <w:tcPr>
-            <w:tcW w:type="dxa" w:w="3120"/>
-            <w:shd w:val="clear" w:color="auto" w:fill="E8F4F1"/>
-          </w:tcPr>
-          <w:p>
-            <w:pPr>
-              <w:spacing w:after="40"/>
-            </w:pPr>
-            <w:r/>
-            <w:r>
-              <w:t>Deliverable</w:t>
-            </w:r>
-          </w:p>
-        </w:tc>
-      </w:tr>
-      <w:tr>
-        <w:tc>
-          <w:tcPr>
-            <w:tcW w:type="dxa" w:w="3120"/>
-          </w:tcPr>
-          <w:p>
-            <w:pPr>
-              <w:spacing w:after="40"/>
-            </w:pPr>
-            <w:r/>
-            <w:r>
-              <w:rPr>
-                <w:b/>
-              </w:rPr>
-              <w:t>Salar</w:t>
-            </w:r>
-          </w:p>
-        </w:tc>
-        <w:tc>
-          <w:tcPr>
-            <w:tcW w:type="dxa" w:w="3120"/>
-          </w:tcPr>
-          <w:p>
-            <w:pPr>
-              <w:spacing w:after="40"/>
-            </w:pPr>
-            <w:r/>
-            <w:r>
-              <w:t xml:space="preserve">Lead R01–R05 hardening + pair with Ayesha on R11/R12 design; run </w:t>
-            </w:r>
-            <w:r>
-              <w:rPr>
-                <w:rFonts w:ascii="Consolas" w:hAnsi="Consolas"/>
-                <w:sz w:val="20"/>
-              </w:rPr>
-              <w:t>validate_output.py</w:t>
-            </w:r>
-            <w:r>
-              <w:t xml:space="preserve"> on violations samples</w:t>
-            </w:r>
-          </w:p>
-        </w:tc>
-        <w:tc>
-          <w:tcPr>
-            <w:tcW w:type="dxa" w:w="3120"/>
-          </w:tcPr>
-          <w:p>
-            <w:pPr>
-              <w:spacing w:after="40"/>
-            </w:pPr>
-            <w:r/>
-            <w:r>
-              <w:t>R01–R05 stable + validation logs</w:t>
-            </w:r>
-          </w:p>
-        </w:tc>
-      </w:tr>
-      <w:tr>
-        <w:tc>
-          <w:tcPr>
-            <w:tcW w:type="dxa" w:w="3120"/>
-          </w:tcPr>
-          <w:p>
-            <w:pPr>
-              <w:spacing w:after="40"/>
-            </w:pPr>
-            <w:r/>
-            <w:r>
-              <w:rPr>
-                <w:b/>
-              </w:rPr>
-              <w:t>Ayesha</w:t>
-            </w:r>
-          </w:p>
-        </w:tc>
-        <w:tc>
-          <w:tcPr>
-            <w:tcW w:type="dxa" w:w="3120"/>
-          </w:tcPr>
-          <w:p>
-            <w:pPr>
-              <w:spacing w:after="40"/>
-            </w:pPr>
-            <w:r/>
-            <w:r>
-              <w:t>Frontend scaffold + start R11–R12 detection stubs + join agent/model prompt experiments with Noor</w:t>
-            </w:r>
-          </w:p>
-        </w:tc>
-        <w:tc>
-          <w:tcPr>
-            <w:tcW w:type="dxa" w:w="3120"/>
-          </w:tcPr>
-          <w:p>
-            <w:pPr>
-              <w:spacing w:after="40"/>
-            </w:pPr>
-            <w:r/>
-            <w:r>
-              <w:t>UI scaffold + first R11/R12 PR + model notes</w:t>
-            </w:r>
-          </w:p>
-        </w:tc>
-      </w:tr>
-      <w:tr>
-        <w:tc>
-          <w:tcPr>
-            <w:tcW w:type="dxa" w:w="3120"/>
-          </w:tcPr>
-          <w:p>
-            <w:pPr>
-              <w:spacing w:after="40"/>
-            </w:pPr>
-            <w:r/>
-            <w:r>
-              <w:rPr>
-                <w:b/>
-              </w:rPr>
-              <w:t>Noor</w:t>
-            </w:r>
-          </w:p>
-        </w:tc>
-        <w:tc>
-          <w:tcPr>
-            <w:tcW w:type="dxa" w:w="3120"/>
-          </w:tcPr>
-          <w:p>
-            <w:pPr>
-              <w:spacing w:after="40"/>
-            </w:pPr>
-            <w:r/>
-            <w:r>
-              <w:t xml:space="preserve">Lock score formula; scaffold </w:t>
-            </w:r>
-            <w:r>
-              <w:rPr>
-                <w:rFonts w:ascii="Consolas" w:hAnsi="Consolas"/>
-                <w:sz w:val="20"/>
-              </w:rPr>
-              <w:t>src/agent.py</w:t>
-            </w:r>
-            <w:r>
-              <w:t>; support R01–R05 review; define G01–G10 mapping checks</w:t>
-            </w:r>
-          </w:p>
-        </w:tc>
-        <w:tc>
-          <w:tcPr>
-            <w:tcW w:type="dxa" w:w="3120"/>
-          </w:tcPr>
-          <w:p>
-            <w:pPr>
-              <w:spacing w:after="40"/>
-            </w:pPr>
-            <w:r/>
-            <w:r>
-              <w:t>API/agent skeleton + mapping checklist</w:t>
-            </w:r>
-          </w:p>
-        </w:tc>
-      </w:tr>
-    </w:tbl>
-    <w:p/>
-    <w:p>
-      <w:r>
-        <w:rPr>
-          <w:b/>
-        </w:rPr>
-        <w:t>Week 3 demo goal:</w:t>
-      </w:r>
-      <w:r>
-        <w:t xml:space="preserve"> One controlled XML file → </w:t>
-      </w:r>
-      <w:r>
-        <w:rPr>
-          <w:rFonts w:ascii="Consolas" w:hAnsi="Consolas"/>
-          <w:sz w:val="20"/>
-        </w:rPr>
-        <w:t>violations.json</w:t>
-      </w:r>
-      <w:r>
-        <w:t xml:space="preserve"> with R01–R05 hits.</w:t>
-      </w:r>
-    </w:p>
-    <w:p>
-      <w:pPr>
-        <w:pStyle w:val="Heading4"/>
-      </w:pPr>
-      <w:r>
-        <w:t>Week 4 — Full rules + agent prompts</w:t>
-      </w:r>
-    </w:p>
-    <w:tbl>
-      <w:tblPr>
-        <w:tblStyle w:val="TableGrid"/>
-        <w:tblW w:type="auto" w:w="0"/>
-        <w:tblLayout w:type="autofit"/>
-        <w:tblLook w:firstColumn="1" w:firstRow="1" w:lastColumn="0" w:lastRow="0" w:noHBand="0" w:noVBand="1" w:val="04A0"/>
-      </w:tblPr>
-      <w:tblGrid>
-        <w:gridCol w:w="3120"/>
-        <w:gridCol w:w="3120"/>
-        <w:gridCol w:w="3120"/>
-      </w:tblGrid>
-      <w:tr>
-        <w:tc>
-          <w:tcPr>
-            <w:tcW w:type="dxa" w:w="3120"/>
-            <w:shd w:val="clear" w:color="auto" w:fill="E8F4F1"/>
-          </w:tcPr>
-          <w:p>
-            <w:pPr>
-              <w:spacing w:after="40"/>
-            </w:pPr>
-            <w:r/>
-            <w:r>
-              <w:t>Person</w:t>
-            </w:r>
-          </w:p>
-        </w:tc>
-        <w:tc>
-          <w:tcPr>
-            <w:tcW w:type="dxa" w:w="3120"/>
-            <w:shd w:val="clear" w:color="auto" w:fill="E8F4F1"/>
-          </w:tcPr>
-          <w:p>
-            <w:pPr>
-              <w:spacing w:after="40"/>
-            </w:pPr>
-            <w:r/>
-            <w:r>
-              <w:t>Tasks</w:t>
-            </w:r>
-          </w:p>
-        </w:tc>
-        <w:tc>
-          <w:tcPr>
-            <w:tcW w:type="dxa" w:w="3120"/>
-            <w:shd w:val="clear" w:color="auto" w:fill="E8F4F1"/>
-          </w:tcPr>
-          <w:p>
-            <w:pPr>
-              <w:spacing w:after="40"/>
-            </w:pPr>
-            <w:r/>
-            <w:r>
-              <w:t>Deliverable</w:t>
-            </w:r>
-          </w:p>
-        </w:tc>
-      </w:tr>
-      <w:tr>
-        <w:tc>
-          <w:tcPr>
-            <w:tcW w:type="dxa" w:w="3120"/>
-          </w:tcPr>
-          <w:p>
-            <w:pPr>
-              <w:spacing w:after="40"/>
-            </w:pPr>
-            <w:r/>
-            <w:r>
-              <w:rPr>
-                <w:b/>
-              </w:rPr>
-              <w:t>Salar</w:t>
-            </w:r>
-          </w:p>
-        </w:tc>
-        <w:tc>
-          <w:tcPr>
-            <w:tcW w:type="dxa" w:w="3120"/>
-          </w:tcPr>
-          <w:p>
-            <w:pPr>
-              <w:spacing w:after="40"/>
-            </w:pPr>
-            <w:r/>
-            <w:r>
-              <w:t>Co-implement R13–R15 with team; start Rico holdout batch parse with rules</w:t>
-            </w:r>
-          </w:p>
-        </w:tc>
-        <w:tc>
-          <w:tcPr>
-            <w:tcW w:type="dxa" w:w="3120"/>
-          </w:tcPr>
-          <w:p>
-            <w:pPr>
-              <w:spacing w:after="40"/>
-            </w:pPr>
-            <w:r/>
-            <w:r>
-              <w:t>R13–R15 PRs + holdout run logs</w:t>
-            </w:r>
-          </w:p>
-        </w:tc>
-      </w:tr>
-      <w:tr>
-        <w:tc>
-          <w:tcPr>
-            <w:tcW w:type="dxa" w:w="3120"/>
-          </w:tcPr>
-          <w:p>
-            <w:pPr>
-              <w:spacing w:after="40"/>
-            </w:pPr>
-            <w:r/>
-            <w:r>
-              <w:rPr>
-                <w:b/>
-              </w:rPr>
-              <w:t>Ayesha</w:t>
-            </w:r>
-          </w:p>
-        </w:tc>
-        <w:tc>
-          <w:tcPr>
-            <w:tcW w:type="dxa" w:w="3120"/>
-          </w:tcPr>
-          <w:p>
-            <w:pPr>
-              <w:spacing w:after="40"/>
-            </w:pPr>
-            <w:r/>
-            <w:r>
-              <w:t>Dashboard page + co-implement R11–R15 tests; participate in model fine-tuning/prompt loop</w:t>
-            </w:r>
-          </w:p>
-        </w:tc>
-        <w:tc>
-          <w:tcPr>
-            <w:tcW w:type="dxa" w:w="3120"/>
-          </w:tcPr>
-          <w:p>
-            <w:pPr>
-              <w:spacing w:after="40"/>
-            </w:pPr>
-            <w:r/>
-            <w:r>
-              <w:t>Core dashboard UI + R11–R15 tests + model eval notes</w:t>
-            </w:r>
-          </w:p>
-        </w:tc>
-      </w:tr>
-      <w:tr>
-        <w:tc>
-          <w:tcPr>
-            <w:tcW w:type="dxa" w:w="3120"/>
-          </w:tcPr>
-          <w:p>
-            <w:pPr>
-              <w:spacing w:after="40"/>
-            </w:pPr>
-            <w:r/>
-            <w:r>
-              <w:rPr>
-                <w:b/>
-              </w:rPr>
-              <w:t>Noor</w:t>
-            </w:r>
-          </w:p>
-        </w:tc>
-        <w:tc>
-          <w:tcPr>
-            <w:tcW w:type="dxa" w:w="3120"/>
-          </w:tcPr>
-          <w:p>
-            <w:pPr>
-              <w:spacing w:after="40"/>
-            </w:pPr>
-            <w:r/>
-            <w:r>
-              <w:t>LLM prompts/agent wiring + co-implement R21 starter rules; review R11–R15</w:t>
-            </w:r>
-          </w:p>
-        </w:tc>
-        <w:tc>
-          <w:tcPr>
-            <w:tcW w:type="dxa" w:w="3120"/>
-          </w:tcPr>
-          <w:p>
-            <w:pPr>
-              <w:spacing w:after="40"/>
-            </w:pPr>
-            <w:r/>
-            <w:r>
-              <w:rPr>
-                <w:rFonts w:ascii="Consolas" w:hAnsi="Consolas"/>
-                <w:sz w:val="20"/>
-              </w:rPr>
-              <w:t>report.json</w:t>
-            </w:r>
-            <w:r>
-              <w:t xml:space="preserve"> draft + R21 starter PR</w:t>
-            </w:r>
-          </w:p>
-        </w:tc>
-      </w:tr>
-    </w:tbl>
-    <w:p/>
-    <w:p>
-      <w:r>
-        <w:rPr>
-          <w:b/>
-        </w:rPr>
-        <w:t>Week 4 demo goal:</w:t>
-      </w:r>
-      <w:r>
-        <w:t xml:space="preserve"> Parse → rules → agent explanation for one screen.</w:t>
-      </w:r>
-    </w:p>
-    <w:p>
-      <w:pPr>
-        <w:spacing w:before="120" w:after="120"/>
-      </w:pPr>
-      <w:r>
-        <w:rPr>
-          <w:color w:val="CCCCCC"/>
-          <w:sz w:val="16"/>
-        </w:rPr>
-        <w:t>────────────────────────────────────────────────────────────────────────</w:t>
-      </w:r>
-    </w:p>
-    <w:p>
-      <w:pPr>
-        <w:pStyle w:val="Heading3"/>
-      </w:pPr>
-      <w:r>
-        <w:t>Phase 3 — Integration (Weeks 5–6)</w:t>
-      </w:r>
-    </w:p>
-    <w:p>
-      <w:pPr>
-        <w:pStyle w:val="Heading4"/>
-      </w:pPr>
-      <w:r>
-        <w:t>Week 5 — Reports + pipeline wiring</w:t>
-      </w:r>
-    </w:p>
-    <w:tbl>
-      <w:tblPr>
-        <w:tblStyle w:val="TableGrid"/>
-        <w:tblW w:type="auto" w:w="0"/>
-        <w:tblLayout w:type="autofit"/>
-        <w:tblLook w:firstColumn="1" w:firstRow="1" w:lastColumn="0" w:lastRow="0" w:noHBand="0" w:noVBand="1" w:val="04A0"/>
-      </w:tblPr>
-      <w:tblGrid>
-        <w:gridCol w:w="3120"/>
-        <w:gridCol w:w="3120"/>
-        <w:gridCol w:w="3120"/>
-      </w:tblGrid>
-      <w:tr>
-        <w:tc>
-          <w:tcPr>
-            <w:tcW w:type="dxa" w:w="3120"/>
-            <w:shd w:val="clear" w:color="auto" w:fill="E8F4F1"/>
-          </w:tcPr>
-          <w:p>
-            <w:pPr>
-              <w:spacing w:after="40"/>
-            </w:pPr>
-            <w:r/>
-            <w:r>
-              <w:t>Person</w:t>
-            </w:r>
-          </w:p>
-        </w:tc>
-        <w:tc>
-          <w:tcPr>
-            <w:tcW w:type="dxa" w:w="3120"/>
-            <w:shd w:val="clear" w:color="auto" w:fill="E8F4F1"/>
-          </w:tcPr>
-          <w:p>
-            <w:pPr>
-              <w:spacing w:after="40"/>
-            </w:pPr>
-            <w:r/>
-            <w:r>
-              <w:t>Tasks</w:t>
-            </w:r>
-          </w:p>
-        </w:tc>
-        <w:tc>
-          <w:tcPr>
-            <w:tcW w:type="dxa" w:w="3120"/>
-            <w:shd w:val="clear" w:color="auto" w:fill="E8F4F1"/>
-          </w:tcPr>
-          <w:p>
-            <w:pPr>
-              <w:spacing w:after="40"/>
-            </w:pPr>
-            <w:r/>
-            <w:r>
-              <w:t>Deliverable</w:t>
-            </w:r>
-          </w:p>
-        </w:tc>
-      </w:tr>
-      <w:tr>
-        <w:tc>
-          <w:tcPr>
-            <w:tcW w:type="dxa" w:w="3120"/>
-          </w:tcPr>
-          <w:p>
-            <w:pPr>
-              <w:spacing w:after="40"/>
-            </w:pPr>
-            <w:r/>
-            <w:r>
-              <w:rPr>
-                <w:b/>
-              </w:rPr>
-              <w:t>Salar</w:t>
-            </w:r>
-          </w:p>
-        </w:tc>
-        <w:tc>
-          <w:tcPr>
-            <w:tcW w:type="dxa" w:w="3120"/>
-          </w:tcPr>
-          <w:p>
-            <w:pPr>
-              <w:spacing w:after="40"/>
-            </w:pPr>
-            <w:r/>
-            <w:r>
-              <w:t>FastAPI audit pipeline orchestration; co-work on R16–R20 fixes</w:t>
-            </w:r>
-          </w:p>
-        </w:tc>
-        <w:tc>
-          <w:tcPr>
-            <w:tcW w:type="dxa" w:w="3120"/>
-          </w:tcPr>
-          <w:p>
-            <w:pPr>
-              <w:spacing w:after="40"/>
-            </w:pPr>
-            <w:r/>
-            <w:r>
-              <w:t>End-to-end API + R16–R20 support</w:t>
-            </w:r>
-          </w:p>
-        </w:tc>
-      </w:tr>
-      <w:tr>
-        <w:tc>
-          <w:tcPr>
-            <w:tcW w:type="dxa" w:w="3120"/>
-          </w:tcPr>
-          <w:p>
-            <w:pPr>
-              <w:spacing w:after="40"/>
-            </w:pPr>
-            <w:r/>
-            <w:r>
-              <w:rPr>
-                <w:b/>
-              </w:rPr>
-              <w:t>Ayesha</w:t>
-            </w:r>
-          </w:p>
-        </w:tc>
-        <w:tc>
-          <w:tcPr>
-            <w:tcW w:type="dxa" w:w="3120"/>
-          </w:tcPr>
-          <w:p>
-            <w:pPr>
-              <w:spacing w:after="40"/>
-            </w:pPr>
-            <w:r/>
-            <w:r>
-              <w:t>Audit Report page + Generate Report modal; agent/model experiment branch updates</w:t>
-            </w:r>
-          </w:p>
-        </w:tc>
-        <w:tc>
-          <w:tcPr>
-            <w:tcW w:type="dxa" w:w="3120"/>
-          </w:tcPr>
-          <w:p>
-            <w:pPr>
-              <w:spacing w:after="40"/>
-            </w:pPr>
-            <w:r/>
-            <w:r>
-              <w:t>Report UI + model experiment report</w:t>
-            </w:r>
-          </w:p>
-        </w:tc>
-      </w:tr>
-      <w:tr>
-        <w:tc>
-          <w:tcPr>
-            <w:tcW w:type="dxa" w:w="3120"/>
-          </w:tcPr>
-          <w:p>
-            <w:pPr>
-              <w:spacing w:after="40"/>
-            </w:pPr>
-            <w:r/>
-            <w:r>
-              <w:rPr>
-                <w:b/>
-              </w:rPr>
-              <w:t>Noor</w:t>
-            </w:r>
-          </w:p>
-        </w:tc>
-        <w:tc>
-          <w:tcPr>
-            <w:tcW w:type="dxa" w:w="3120"/>
-          </w:tcPr>
-          <w:p>
-            <w:pPr>
-              <w:spacing w:after="40"/>
-            </w:pPr>
-            <w:r/>
-            <w:r>
-              <w:rPr>
-                <w:rFonts w:ascii="Consolas" w:hAnsi="Consolas"/>
-                <w:sz w:val="20"/>
-              </w:rPr>
-              <w:t>src/report.py</w:t>
-            </w:r>
-            <w:r>
-              <w:t xml:space="preserve"> generation; integrate agent output with shared rule blocks</w:t>
-            </w:r>
-          </w:p>
-        </w:tc>
-        <w:tc>
-          <w:tcPr>
-            <w:tcW w:type="dxa" w:w="3120"/>
-          </w:tcPr>
-          <w:p>
-            <w:pPr>
-              <w:spacing w:after="40"/>
-            </w:pPr>
-            <w:r/>
-            <w:r>
-              <w:t>Downloadable report + integrated agent flow</w:t>
-            </w:r>
-          </w:p>
-        </w:tc>
-      </w:tr>
-    </w:tbl>
-    <w:p/>
-    <w:p>
-      <w:pPr>
-        <w:pStyle w:val="Heading4"/>
-      </w:pPr>
-      <w:r>
-        <w:t>Week 6 — Auth, Records, big audit run</w:t>
-      </w:r>
-    </w:p>
-    <w:tbl>
-      <w:tblPr>
-        <w:tblStyle w:val="TableGrid"/>
-        <w:tblW w:type="auto" w:w="0"/>
-        <w:tblLayout w:type="autofit"/>
-        <w:tblLook w:firstColumn="1" w:firstRow="1" w:lastColumn="0" w:lastRow="0" w:noHBand="0" w:noVBand="1" w:val="04A0"/>
-      </w:tblPr>
-      <w:tblGrid>
-        <w:gridCol w:w="3120"/>
-        <w:gridCol w:w="3120"/>
-        <w:gridCol w:w="3120"/>
-      </w:tblGrid>
-      <w:tr>
-        <w:tc>
-          <w:tcPr>
-            <w:tcW w:type="dxa" w:w="3120"/>
-            <w:shd w:val="clear" w:color="auto" w:fill="E8F4F1"/>
-          </w:tcPr>
-          <w:p>
-            <w:pPr>
-              <w:spacing w:after="40"/>
-            </w:pPr>
-            <w:r/>
-            <w:r>
-              <w:t>Person</w:t>
-            </w:r>
-          </w:p>
-        </w:tc>
-        <w:tc>
-          <w:tcPr>
-            <w:tcW w:type="dxa" w:w="3120"/>
-            <w:shd w:val="clear" w:color="auto" w:fill="E8F4F1"/>
-          </w:tcPr>
-          <w:p>
-            <w:pPr>
-              <w:spacing w:after="40"/>
-            </w:pPr>
-            <w:r/>
-            <w:r>
-              <w:t>Tasks</w:t>
-            </w:r>
-          </w:p>
-        </w:tc>
-        <w:tc>
-          <w:tcPr>
-            <w:tcW w:type="dxa" w:w="3120"/>
-            <w:shd w:val="clear" w:color="auto" w:fill="E8F4F1"/>
-          </w:tcPr>
-          <w:p>
-            <w:pPr>
-              <w:spacing w:after="40"/>
-            </w:pPr>
-            <w:r/>
-            <w:r>
-              <w:t>Deliverable</w:t>
-            </w:r>
-          </w:p>
-        </w:tc>
-      </w:tr>
-      <w:tr>
-        <w:tc>
-          <w:tcPr>
-            <w:tcW w:type="dxa" w:w="3120"/>
-          </w:tcPr>
-          <w:p>
-            <w:pPr>
-              <w:spacing w:after="40"/>
-            </w:pPr>
-            <w:r/>
-            <w:r>
-              <w:rPr>
-                <w:b/>
-              </w:rPr>
-              <w:t>Salar</w:t>
-            </w:r>
-          </w:p>
-        </w:tc>
-        <w:tc>
-          <w:tcPr>
-            <w:tcW w:type="dxa" w:w="3120"/>
-          </w:tcPr>
-          <w:p>
-            <w:pPr>
-              <w:spacing w:after="40"/>
-            </w:pPr>
-            <w:r/>
-            <w:r>
-              <w:t>Auth backend (JWT); records persistence; contribute to R21–R25 implementation</w:t>
-            </w:r>
-          </w:p>
-        </w:tc>
-        <w:tc>
-          <w:tcPr>
-            <w:tcW w:type="dxa" w:w="3120"/>
-          </w:tcPr>
-          <w:p>
-            <w:pPr>
-              <w:spacing w:after="40"/>
-            </w:pPr>
-            <w:r/>
-            <w:r>
-              <w:t>Auth + Records API + R21–R25 code support</w:t>
-            </w:r>
-          </w:p>
-        </w:tc>
-      </w:tr>
-      <w:tr>
-        <w:tc>
-          <w:tcPr>
-            <w:tcW w:type="dxa" w:w="3120"/>
-          </w:tcPr>
-          <w:p>
-            <w:pPr>
-              <w:spacing w:after="40"/>
-            </w:pPr>
-            <w:r/>
-            <w:r>
-              <w:rPr>
-                <w:b/>
-              </w:rPr>
-              <w:t>Ayesha</w:t>
-            </w:r>
-          </w:p>
-        </w:tc>
-        <w:tc>
-          <w:tcPr>
-            <w:tcW w:type="dxa" w:w="3120"/>
-          </w:tcPr>
-          <w:p>
-            <w:pPr>
-              <w:spacing w:after="40"/>
-            </w:pPr>
-            <w:r/>
-            <w:r>
-              <w:t>Auth screens + records page; contribute to R21–R25 tests; continue model experiments</w:t>
-            </w:r>
-          </w:p>
-        </w:tc>
-        <w:tc>
-          <w:tcPr>
-            <w:tcW w:type="dxa" w:w="3120"/>
-          </w:tcPr>
-          <w:p>
-            <w:pPr>
-              <w:spacing w:after="40"/>
-            </w:pPr>
-            <w:r/>
-            <w:r>
-              <w:t>Full Axion auth flow + R21–R25 tests</w:t>
-            </w:r>
-          </w:p>
-        </w:tc>
-      </w:tr>
-      <w:tr>
-        <w:tc>
-          <w:tcPr>
-            <w:tcW w:type="dxa" w:w="3120"/>
-          </w:tcPr>
-          <w:p>
-            <w:pPr>
-              <w:spacing w:after="40"/>
-            </w:pPr>
-            <w:r/>
-            <w:r>
-              <w:rPr>
-                <w:b/>
-              </w:rPr>
-              <w:t>Noor</w:t>
-            </w:r>
-          </w:p>
-        </w:tc>
-        <w:tc>
-          <w:tcPr>
-            <w:tcW w:type="dxa" w:w="3120"/>
-          </w:tcPr>
-          <w:p>
-            <w:pPr>
-              <w:spacing w:after="40"/>
-            </w:pPr>
-            <w:r/>
-            <w:r>
-              <w:t>Run pipeline on 25–40 screens; manual validation; lead R26–R30 design and review</w:t>
-            </w:r>
-          </w:p>
-        </w:tc>
-        <w:tc>
-          <w:tcPr>
-            <w:tcW w:type="dxa" w:w="3120"/>
-          </w:tcPr>
-          <w:p>
-            <w:pPr>
-              <w:spacing w:after="40"/>
-            </w:pPr>
-            <w:r/>
-            <w:r>
-              <w:t>Evaluation sheet + R26–R30 design doc</w:t>
-            </w:r>
-          </w:p>
-        </w:tc>
-      </w:tr>
-    </w:tbl>
-    <w:p/>
-    <w:p>
-      <w:pPr>
-        <w:spacing w:before="120" w:after="120"/>
-      </w:pPr>
-      <w:r>
-        <w:rPr>
-          <w:color w:val="CCCCCC"/>
-          <w:sz w:val="16"/>
-        </w:rPr>
-        <w:t>────────────────────────────────────────────────────────────────────────</w:t>
-      </w:r>
-    </w:p>
-    <w:p>
-      <w:pPr>
-        <w:pStyle w:val="Heading3"/>
-      </w:pPr>
-      <w:r>
-        <w:t>Phase 4 — Polish &amp; delivery (Weeks 7–8)</w:t>
+        <w:t>Phase 4 — Polish &amp; delivery (Weeks 7–8) ← **NEXT**</w:t>
       </w:r>
     </w:p>
     <w:p>
@@ -3273,25 +2321,19 @@
       <w:tblPr>
         <w:tblStyle w:val="TableGrid"/>
         <w:tblW w:type="auto" w:w="0"/>
-        <w:tblLayout w:type="autofit"/>
         <w:tblLook w:firstColumn="1" w:firstRow="1" w:lastColumn="0" w:lastRow="0" w:noHBand="0" w:noVBand="1" w:val="04A0"/>
       </w:tblPr>
       <w:tblGrid>
-        <w:gridCol w:w="3120"/>
-        <w:gridCol w:w="3120"/>
-        <w:gridCol w:w="3120"/>
+        <w:gridCol w:w="2880"/>
+        <w:gridCol w:w="2880"/>
+        <w:gridCol w:w="2880"/>
       </w:tblGrid>
       <w:tr>
         <w:tc>
           <w:tcPr>
-            <w:tcW w:type="dxa" w:w="3120"/>
-            <w:shd w:val="clear" w:color="auto" w:fill="E8F4F1"/>
-          </w:tcPr>
-          <w:p>
-            <w:pPr>
-              <w:spacing w:after="40"/>
-            </w:pPr>
-            <w:r/>
+            <w:tcW w:type="dxa" w:w="2880"/>
+          </w:tcPr>
+          <w:p>
             <w:r>
               <w:t>Person</w:t>
             </w:r>
@@ -3299,14 +2341,9 @@
         </w:tc>
         <w:tc>
           <w:tcPr>
-            <w:tcW w:type="dxa" w:w="3120"/>
-            <w:shd w:val="clear" w:color="auto" w:fill="E8F4F1"/>
-          </w:tcPr>
-          <w:p>
-            <w:pPr>
-              <w:spacing w:after="40"/>
-            </w:pPr>
-            <w:r/>
+            <w:tcW w:type="dxa" w:w="2880"/>
+          </w:tcPr>
+          <w:p>
             <w:r>
               <w:t>Tasks</w:t>
             </w:r>
@@ -3314,14 +2351,9 @@
         </w:tc>
         <w:tc>
           <w:tcPr>
-            <w:tcW w:type="dxa" w:w="3120"/>
-            <w:shd w:val="clear" w:color="auto" w:fill="E8F4F1"/>
-          </w:tcPr>
-          <w:p>
-            <w:pPr>
-              <w:spacing w:after="40"/>
-            </w:pPr>
-            <w:r/>
+            <w:tcW w:type="dxa" w:w="2880"/>
+          </w:tcPr>
+          <w:p>
             <w:r>
               <w:t>Deliverable</w:t>
             </w:r>
@@ -3331,30 +2363,19 @@
       <w:tr>
         <w:tc>
           <w:tcPr>
-            <w:tcW w:type="dxa" w:w="3120"/>
-          </w:tcPr>
-          <w:p>
-            <w:pPr>
-              <w:spacing w:after="40"/>
-            </w:pPr>
-            <w:r/>
-            <w:r>
-              <w:rPr>
-                <w:b/>
-              </w:rPr>
-              <w:t>Salar</w:t>
-            </w:r>
-          </w:p>
-        </w:tc>
-        <w:tc>
-          <w:tcPr>
-            <w:tcW w:type="dxa" w:w="3120"/>
-          </w:tcPr>
-          <w:p>
-            <w:pPr>
-              <w:spacing w:after="40"/>
-            </w:pPr>
-            <w:r/>
+            <w:tcW w:type="dxa" w:w="2880"/>
+          </w:tcPr>
+          <w:p>
+            <w:r>
+              <w:t>**Salar**</w:t>
+            </w:r>
+          </w:p>
+        </w:tc>
+        <w:tc>
+          <w:tcPr>
+            <w:tcW w:type="dxa" w:w="2880"/>
+          </w:tcPr>
+          <w:p>
             <w:r>
               <w:t>Fix rule false positives; complete assigned R-block gaps</w:t>
             </w:r>
@@ -3362,13 +2383,9 @@
         </w:tc>
         <w:tc>
           <w:tcPr>
-            <w:tcW w:type="dxa" w:w="3120"/>
-          </w:tcPr>
-          <w:p>
-            <w:pPr>
-              <w:spacing w:after="40"/>
-            </w:pPr>
-            <w:r/>
+            <w:tcW w:type="dxa" w:w="2880"/>
+          </w:tcPr>
+          <w:p>
             <w:r>
               <w:t>Stable rule engine across all 30 rules</w:t>
             </w:r>
@@ -3378,30 +2395,19 @@
       <w:tr>
         <w:tc>
           <w:tcPr>
-            <w:tcW w:type="dxa" w:w="3120"/>
-          </w:tcPr>
-          <w:p>
-            <w:pPr>
-              <w:spacing w:after="40"/>
-            </w:pPr>
-            <w:r/>
-            <w:r>
-              <w:rPr>
-                <w:b/>
-              </w:rPr>
-              <w:t>Ayesha</w:t>
-            </w:r>
-          </w:p>
-        </w:tc>
-        <w:tc>
-          <w:tcPr>
-            <w:tcW w:type="dxa" w:w="3120"/>
-          </w:tcPr>
-          <w:p>
-            <w:pPr>
-              <w:spacing w:after="40"/>
-            </w:pPr>
-            <w:r/>
+            <w:tcW w:type="dxa" w:w="2880"/>
+          </w:tcPr>
+          <w:p>
+            <w:r>
+              <w:t>**Ayesha**</w:t>
+            </w:r>
+          </w:p>
+        </w:tc>
+        <w:tc>
+          <w:tcPr>
+            <w:tcW w:type="dxa" w:w="2880"/>
+          </w:tcPr>
+          <w:p>
             <w:r>
               <w:t>UI polish; finalize model/prompt comparison notes; close R-block test gaps</w:t>
             </w:r>
@@ -3409,13 +2415,9 @@
         </w:tc>
         <w:tc>
           <w:tcPr>
-            <w:tcW w:type="dxa" w:w="3120"/>
-          </w:tcPr>
-          <w:p>
-            <w:pPr>
-              <w:spacing w:after="40"/>
-            </w:pPr>
-            <w:r/>
+            <w:tcW w:type="dxa" w:w="2880"/>
+          </w:tcPr>
+          <w:p>
             <w:r>
               <w:t>Production-quality Axion + model comparison</w:t>
             </w:r>
@@ -3425,30 +2427,19 @@
       <w:tr>
         <w:tc>
           <w:tcPr>
-            <w:tcW w:type="dxa" w:w="3120"/>
-          </w:tcPr>
-          <w:p>
-            <w:pPr>
-              <w:spacing w:after="40"/>
-            </w:pPr>
-            <w:r/>
-            <w:r>
-              <w:rPr>
-                <w:b/>
-              </w:rPr>
-              <w:t>Noor</w:t>
-            </w:r>
-          </w:p>
-        </w:tc>
-        <w:tc>
-          <w:tcPr>
-            <w:tcW w:type="dxa" w:w="3120"/>
-          </w:tcPr>
-          <w:p>
-            <w:pPr>
-              <w:spacing w:after="40"/>
-            </w:pPr>
-            <w:r/>
+            <w:tcW w:type="dxa" w:w="2880"/>
+          </w:tcPr>
+          <w:p>
+            <w:r>
+              <w:t>**Noor**</w:t>
+            </w:r>
+          </w:p>
+        </w:tc>
+        <w:tc>
+          <w:tcPr>
+            <w:tcW w:type="dxa" w:w="2880"/>
+          </w:tcPr>
+          <w:p>
             <w:r>
               <w:t>Rico holdout evaluation; compile rule-wise and guideline-wise summary</w:t>
             </w:r>
@@ -3456,13 +2447,9 @@
         </w:tc>
         <w:tc>
           <w:tcPr>
-            <w:tcW w:type="dxa" w:w="3120"/>
-          </w:tcPr>
-          <w:p>
-            <w:pPr>
-              <w:spacing w:after="40"/>
-            </w:pPr>
-            <w:r/>
+            <w:tcW w:type="dxa" w:w="2880"/>
+          </w:tcPr>
+          <w:p>
             <w:r>
               <w:t>Holdout results + G01–G30 coverage report</w:t>
             </w:r>
@@ -3470,7 +2457,6 @@
         </w:tc>
       </w:tr>
     </w:tbl>
-    <w:p/>
     <w:p>
       <w:pPr>
         <w:pStyle w:val="Heading4"/>
@@ -3483,25 +2469,19 @@
       <w:tblPr>
         <w:tblStyle w:val="TableGrid"/>
         <w:tblW w:type="auto" w:w="0"/>
-        <w:tblLayout w:type="autofit"/>
         <w:tblLook w:firstColumn="1" w:firstRow="1" w:lastColumn="0" w:lastRow="0" w:noHBand="0" w:noVBand="1" w:val="04A0"/>
       </w:tblPr>
       <w:tblGrid>
-        <w:gridCol w:w="3120"/>
-        <w:gridCol w:w="3120"/>
-        <w:gridCol w:w="3120"/>
+        <w:gridCol w:w="2880"/>
+        <w:gridCol w:w="2880"/>
+        <w:gridCol w:w="2880"/>
       </w:tblGrid>
       <w:tr>
         <w:tc>
           <w:tcPr>
-            <w:tcW w:type="dxa" w:w="3120"/>
-            <w:shd w:val="clear" w:color="auto" w:fill="E8F4F1"/>
-          </w:tcPr>
-          <w:p>
-            <w:pPr>
-              <w:spacing w:after="40"/>
-            </w:pPr>
-            <w:r/>
+            <w:tcW w:type="dxa" w:w="2880"/>
+          </w:tcPr>
+          <w:p>
             <w:r>
               <w:t>Person</w:t>
             </w:r>
@@ -3509,14 +2489,9 @@
         </w:tc>
         <w:tc>
           <w:tcPr>
-            <w:tcW w:type="dxa" w:w="3120"/>
-            <w:shd w:val="clear" w:color="auto" w:fill="E8F4F1"/>
-          </w:tcPr>
-          <w:p>
-            <w:pPr>
-              <w:spacing w:after="40"/>
-            </w:pPr>
-            <w:r/>
+            <w:tcW w:type="dxa" w:w="2880"/>
+          </w:tcPr>
+          <w:p>
             <w:r>
               <w:t>Tasks</w:t>
             </w:r>
@@ -3524,14 +2499,9 @@
         </w:tc>
         <w:tc>
           <w:tcPr>
-            <w:tcW w:type="dxa" w:w="3120"/>
-            <w:shd w:val="clear" w:color="auto" w:fill="E8F4F1"/>
-          </w:tcPr>
-          <w:p>
-            <w:pPr>
-              <w:spacing w:after="40"/>
-            </w:pPr>
-            <w:r/>
+            <w:tcW w:type="dxa" w:w="2880"/>
+          </w:tcPr>
+          <w:p>
             <w:r>
               <w:t>Deliverable</w:t>
             </w:r>
@@ -3541,51 +2511,29 @@
       <w:tr>
         <w:tc>
           <w:tcPr>
-            <w:tcW w:type="dxa" w:w="3120"/>
-          </w:tcPr>
-          <w:p>
-            <w:pPr>
-              <w:spacing w:after="40"/>
-            </w:pPr>
-            <w:r/>
-            <w:r>
-              <w:rPr>
-                <w:b/>
-              </w:rPr>
-              <w:t>Salar</w:t>
-            </w:r>
-          </w:p>
-        </w:tc>
-        <w:tc>
-          <w:tcPr>
-            <w:tcW w:type="dxa" w:w="3120"/>
-          </w:tcPr>
-          <w:p>
-            <w:pPr>
-              <w:spacing w:after="40"/>
-            </w:pPr>
-            <w:r/>
-            <w:r>
-              <w:t xml:space="preserve">Rule + Docker documentation; rename branch to </w:t>
-            </w:r>
-            <w:r>
-              <w:rPr>
-                <w:rFonts w:ascii="Consolas" w:hAnsi="Consolas"/>
-                <w:sz w:val="20"/>
-              </w:rPr>
-              <w:t>salar</w:t>
-            </w:r>
-          </w:p>
-        </w:tc>
-        <w:tc>
-          <w:tcPr>
-            <w:tcW w:type="dxa" w:w="3120"/>
-          </w:tcPr>
-          <w:p>
-            <w:pPr>
-              <w:spacing w:after="40"/>
-            </w:pPr>
-            <w:r/>
+            <w:tcW w:type="dxa" w:w="2880"/>
+          </w:tcPr>
+          <w:p>
+            <w:r>
+              <w:t>**Salar**</w:t>
+            </w:r>
+          </w:p>
+        </w:tc>
+        <w:tc>
+          <w:tcPr>
+            <w:tcW w:type="dxa" w:w="2880"/>
+          </w:tcPr>
+          <w:p>
+            <w:r>
+              <w:t>Rule + Docker documentation; rename branch to `salar`</w:t>
+            </w:r>
+          </w:p>
+        </w:tc>
+        <w:tc>
+          <w:tcPr>
+            <w:tcW w:type="dxa" w:w="2880"/>
+          </w:tcPr>
+          <w:p>
             <w:r>
               <w:t>Rule-engine handoff docs</w:t>
             </w:r>
@@ -3595,30 +2543,19 @@
       <w:tr>
         <w:tc>
           <w:tcPr>
-            <w:tcW w:type="dxa" w:w="3120"/>
-          </w:tcPr>
-          <w:p>
-            <w:pPr>
-              <w:spacing w:after="40"/>
-            </w:pPr>
-            <w:r/>
-            <w:r>
-              <w:rPr>
-                <w:b/>
-              </w:rPr>
-              <w:t>Ayesha</w:t>
-            </w:r>
-          </w:p>
-        </w:tc>
-        <w:tc>
-          <w:tcPr>
-            <w:tcW w:type="dxa" w:w="3120"/>
-          </w:tcPr>
-          <w:p>
-            <w:pPr>
-              <w:spacing w:after="40"/>
-            </w:pPr>
-            <w:r/>
+            <w:tcW w:type="dxa" w:w="2880"/>
+          </w:tcPr>
+          <w:p>
+            <w:r>
+              <w:t>**Ayesha**</w:t>
+            </w:r>
+          </w:p>
+        </w:tc>
+        <w:tc>
+          <w:tcPr>
+            <w:tcW w:type="dxa" w:w="2880"/>
+          </w:tcPr>
+          <w:p>
             <w:r>
               <w:t>Figma + React UI + model experiment documentation</w:t>
             </w:r>
@@ -3626,13 +2563,9 @@
         </w:tc>
         <w:tc>
           <w:tcPr>
-            <w:tcW w:type="dxa" w:w="3120"/>
-          </w:tcPr>
-          <w:p>
-            <w:pPr>
-              <w:spacing w:after="40"/>
-            </w:pPr>
-            <w:r/>
+            <w:tcW w:type="dxa" w:w="2880"/>
+          </w:tcPr>
+          <w:p>
             <w:r>
               <w:t>UI + agentic/model handoff doc</w:t>
             </w:r>
@@ -3642,30 +2575,19 @@
       <w:tr>
         <w:tc>
           <w:tcPr>
-            <w:tcW w:type="dxa" w:w="3120"/>
-          </w:tcPr>
-          <w:p>
-            <w:pPr>
-              <w:spacing w:after="40"/>
-            </w:pPr>
-            <w:r/>
-            <w:r>
-              <w:rPr>
-                <w:b/>
-              </w:rPr>
-              <w:t>Noor</w:t>
-            </w:r>
-          </w:p>
-        </w:tc>
-        <w:tc>
-          <w:tcPr>
-            <w:tcW w:type="dxa" w:w="3120"/>
-          </w:tcPr>
-          <w:p>
-            <w:pPr>
-              <w:spacing w:after="40"/>
-            </w:pPr>
-            <w:r/>
+            <w:tcW w:type="dxa" w:w="2880"/>
+          </w:tcPr>
+          <w:p>
+            <w:r>
+              <w:t>**Noor**</w:t>
+            </w:r>
+          </w:p>
+        </w:tc>
+        <w:tc>
+          <w:tcPr>
+            <w:tcW w:type="dxa" w:w="2880"/>
+          </w:tcPr>
+          <w:p>
             <w:r>
               <w:t>Final internship report; 5–7 min demo; coordinate presentation</w:t>
             </w:r>
@@ -3673,13 +2595,9 @@
         </w:tc>
         <w:tc>
           <w:tcPr>
-            <w:tcW w:type="dxa" w:w="3120"/>
-          </w:tcPr>
-          <w:p>
-            <w:pPr>
-              <w:spacing w:after="40"/>
-            </w:pPr>
-            <w:r/>
+            <w:tcW w:type="dxa" w:w="2880"/>
+          </w:tcPr>
+          <w:p>
             <w:r>
               <w:t>Final report + demo with 30/30 coverage</w:t>
             </w:r>
@@ -3687,19 +2605,6 @@
         </w:tc>
       </w:tr>
     </w:tbl>
-    <w:p/>
-    <w:p>
-      <w:pPr>
-        <w:spacing w:before="120" w:after="120"/>
-      </w:pPr>
-      <w:r>
-        <w:rPr>
-          <w:color w:val="CCCCCC"/>
-          <w:sz w:val="16"/>
-        </w:rPr>
-        <w:t>────────────────────────────────────────────────────────────────────────</w:t>
-      </w:r>
-    </w:p>
     <w:p>
       <w:pPr>
         <w:pStyle w:val="Heading2"/>
@@ -3712,24 +2617,18 @@
       <w:tblPr>
         <w:tblStyle w:val="TableGrid"/>
         <w:tblW w:type="auto" w:w="0"/>
-        <w:tblLayout w:type="autofit"/>
         <w:tblLook w:firstColumn="1" w:firstRow="1" w:lastColumn="0" w:lastRow="0" w:noHBand="0" w:noVBand="1" w:val="04A0"/>
       </w:tblPr>
       <w:tblGrid>
-        <w:gridCol w:w="4680"/>
-        <w:gridCol w:w="4680"/>
+        <w:gridCol w:w="4320"/>
+        <w:gridCol w:w="4320"/>
       </w:tblGrid>
       <w:tr>
         <w:tc>
           <w:tcPr>
-            <w:tcW w:type="dxa" w:w="4680"/>
-            <w:shd w:val="clear" w:color="auto" w:fill="E8F4F1"/>
-          </w:tcPr>
-          <w:p>
-            <w:pPr>
-              <w:spacing w:after="40"/>
-            </w:pPr>
-            <w:r/>
+            <w:tcW w:type="dxa" w:w="4320"/>
+          </w:tcPr>
+          <w:p>
             <w:r>
               <w:t>Tier</w:t>
             </w:r>
@@ -3737,14 +2636,9 @@
         </w:tc>
         <w:tc>
           <w:tcPr>
-            <w:tcW w:type="dxa" w:w="4680"/>
-            <w:shd w:val="clear" w:color="auto" w:fill="E8F4F1"/>
-          </w:tcPr>
-          <w:p>
-            <w:pPr>
-              <w:spacing w:after="40"/>
-            </w:pPr>
-            <w:r/>
+            <w:tcW w:type="dxa" w:w="4320"/>
+          </w:tcPr>
+          <w:p>
             <w:r>
               <w:t>Scope</w:t>
             </w:r>
@@ -3754,32 +2648,21 @@
       <w:tr>
         <w:tc>
           <w:tcPr>
-            <w:tcW w:type="dxa" w:w="4680"/>
-          </w:tcPr>
-          <w:p>
-            <w:pPr>
-              <w:spacing w:after="40"/>
-            </w:pPr>
-            <w:r/>
-            <w:r>
-              <w:rPr>
-                <w:b/>
-              </w:rPr>
-              <w:t>Must Have</w:t>
-            </w:r>
-          </w:p>
-        </w:tc>
-        <w:tc>
-          <w:tcPr>
-            <w:tcW w:type="dxa" w:w="4680"/>
-          </w:tcPr>
-          <w:p>
-            <w:pPr>
-              <w:spacing w:after="40"/>
-            </w:pPr>
-            <w:r/>
-            <w:r>
-              <w:t>Parser ✅ · R01–R10 rules · LLM explanations · HTML/PDF report · Axion Upload/Dashboard/Report · Auth + Records · Docker · 25–40 screen eval</w:t>
+            <w:tcW w:type="dxa" w:w="4320"/>
+          </w:tcPr>
+          <w:p>
+            <w:r>
+              <w:t>**Must Have**</w:t>
+            </w:r>
+          </w:p>
+        </w:tc>
+        <w:tc>
+          <w:tcPr>
+            <w:tcW w:type="dxa" w:w="4320"/>
+          </w:tcPr>
+          <w:p>
+            <w:r>
+              <w:t>Parser ✅ · R01–R30 rules ✅ · LLM explanations ✅ · HTML/PDF ✅ · Upload/Dashboard/Report ✅ · Auth + Records ✅ · Docker ✅ · 25–40 screen eval 🟡 (sheet done; manual fill pending)</w:t>
             </w:r>
           </w:p>
         </w:tc>
@@ -3787,32 +2670,21 @@
       <w:tr>
         <w:tc>
           <w:tcPr>
-            <w:tcW w:type="dxa" w:w="4680"/>
-          </w:tcPr>
-          <w:p>
-            <w:pPr>
-              <w:spacing w:after="40"/>
-            </w:pPr>
-            <w:r/>
-            <w:r>
-              <w:rPr>
-                <w:b/>
-              </w:rPr>
-              <w:t>Should Have</w:t>
-            </w:r>
-          </w:p>
-        </w:tc>
-        <w:tc>
-          <w:tcPr>
-            <w:tcW w:type="dxa" w:w="4680"/>
-          </w:tcPr>
-          <w:p>
-            <w:pPr>
-              <w:spacing w:after="40"/>
-            </w:pPr>
-            <w:r/>
-            <w:r>
-              <w:t>R11–R20 · batch API · annotated screenshot regions in UI · Ayesha model/prompt experiments integrated</w:t>
+            <w:tcW w:type="dxa" w:w="4320"/>
+          </w:tcPr>
+          <w:p>
+            <w:r>
+              <w:t>**Should Have**</w:t>
+            </w:r>
+          </w:p>
+        </w:tc>
+        <w:tc>
+          <w:tcPr>
+            <w:tcW w:type="dxa" w:w="4320"/>
+          </w:tcPr>
+          <w:p>
+            <w:r>
+              <w:t>Batch API · annotated screenshot regions in UI · deeper prompt comparison notes</w:t>
             </w:r>
           </w:p>
         </w:tc>
@@ -3820,50 +2692,26 @@
       <w:tr>
         <w:tc>
           <w:tcPr>
-            <w:tcW w:type="dxa" w:w="4680"/>
-          </w:tcPr>
-          <w:p>
-            <w:pPr>
-              <w:spacing w:after="40"/>
-            </w:pPr>
-            <w:r/>
-            <w:r>
-              <w:rPr>
-                <w:b/>
-              </w:rPr>
-              <w:t>Stretch</w:t>
-            </w:r>
-          </w:p>
-        </w:tc>
-        <w:tc>
-          <w:tcPr>
-            <w:tcW w:type="dxa" w:w="4680"/>
-          </w:tcPr>
-          <w:p>
-            <w:pPr>
-              <w:spacing w:after="40"/>
-            </w:pPr>
-            <w:r/>
-            <w:r>
-              <w:t>R21–R30 · R09 contrast (CV) · CNN classifier / lightweight model training · click-to-highlight in HTML report · benchmark dataset export</w:t>
+            <w:tcW w:type="dxa" w:w="4320"/>
+          </w:tcPr>
+          <w:p>
+            <w:r>
+              <w:t>**Stretch**</w:t>
+            </w:r>
+          </w:p>
+        </w:tc>
+        <w:tc>
+          <w:tcPr>
+            <w:tcW w:type="dxa" w:w="4320"/>
+          </w:tcPr>
+          <w:p>
+            <w:r>
+              <w:t>OTP auth · R09 contrast (CV) · CNN / lightweight training on MASC train→val→test · click-to-highlight in HTML · Rico holdout batch (Week 8)</w:t>
             </w:r>
           </w:p>
         </w:tc>
       </w:tr>
     </w:tbl>
-    <w:p/>
-    <w:p>
-      <w:pPr>
-        <w:spacing w:before="120" w:after="120"/>
-      </w:pPr>
-      <w:r>
-        <w:rPr>
-          <w:color w:val="CCCCCC"/>
-          <w:sz w:val="16"/>
-        </w:rPr>
-        <w:t>────────────────────────────────────────────────────────────────────────</w:t>
-      </w:r>
-    </w:p>
     <w:p>
       <w:pPr>
         <w:pStyle w:val="Heading2"/>
@@ -3876,24 +2724,18 @@
       <w:tblPr>
         <w:tblStyle w:val="TableGrid"/>
         <w:tblW w:type="auto" w:w="0"/>
-        <w:tblLayout w:type="autofit"/>
         <w:tblLook w:firstColumn="1" w:firstRow="1" w:lastColumn="0" w:lastRow="0" w:noHBand="0" w:noVBand="1" w:val="04A0"/>
       </w:tblPr>
       <w:tblGrid>
-        <w:gridCol w:w="4680"/>
-        <w:gridCol w:w="4680"/>
+        <w:gridCol w:w="4320"/>
+        <w:gridCol w:w="4320"/>
       </w:tblGrid>
       <w:tr>
         <w:tc>
           <w:tcPr>
-            <w:tcW w:type="dxa" w:w="4680"/>
-            <w:shd w:val="clear" w:color="auto" w:fill="E8F4F1"/>
-          </w:tcPr>
-          <w:p>
-            <w:pPr>
-              <w:spacing w:after="40"/>
-            </w:pPr>
-            <w:r/>
+            <w:tcW w:type="dxa" w:w="4320"/>
+          </w:tcPr>
+          <w:p>
             <w:r>
               <w:t>Rule</w:t>
             </w:r>
@@ -3901,14 +2743,9 @@
         </w:tc>
         <w:tc>
           <w:tcPr>
-            <w:tcW w:type="dxa" w:w="4680"/>
-            <w:shd w:val="clear" w:color="auto" w:fill="E8F4F1"/>
-          </w:tcPr>
-          <w:p>
-            <w:pPr>
-              <w:spacing w:after="40"/>
-            </w:pPr>
-            <w:r/>
+            <w:tcW w:type="dxa" w:w="4320"/>
+          </w:tcPr>
+          <w:p>
             <w:r>
               <w:t>Detail</w:t>
             </w:r>
@@ -3918,13 +2755,9 @@
       <w:tr>
         <w:tc>
           <w:tcPr>
-            <w:tcW w:type="dxa" w:w="4680"/>
-          </w:tcPr>
-          <w:p>
-            <w:pPr>
-              <w:spacing w:after="40"/>
-            </w:pPr>
-            <w:r/>
+            <w:tcW w:type="dxa" w:w="4320"/>
+          </w:tcPr>
+          <w:p>
             <w:r>
               <w:t>Branch per intern</w:t>
             </w:r>
@@ -3932,49 +2765,11 @@
         </w:tc>
         <w:tc>
           <w:tcPr>
-            <w:tcW w:type="dxa" w:w="4680"/>
-          </w:tcPr>
-          <w:p>
-            <w:pPr>
-              <w:spacing w:after="40"/>
-            </w:pPr>
-            <w:r/>
-            <w:r>
-              <w:rPr>
-                <w:rFonts w:ascii="Consolas" w:hAnsi="Consolas"/>
-                <w:sz w:val="20"/>
-              </w:rPr>
-              <w:t>salar</w:t>
-            </w:r>
-            <w:r>
-              <w:t xml:space="preserve"> (was </w:t>
-            </w:r>
-            <w:r>
-              <w:rPr>
-                <w:rFonts w:ascii="Consolas" w:hAnsi="Consolas"/>
-                <w:sz w:val="20"/>
-              </w:rPr>
-              <w:t>azeem</w:t>
-            </w:r>
-            <w:r>
-              <w:t xml:space="preserve">), </w:t>
-            </w:r>
-            <w:r>
-              <w:rPr>
-                <w:rFonts w:ascii="Consolas" w:hAnsi="Consolas"/>
-                <w:sz w:val="20"/>
-              </w:rPr>
-              <w:t>ayesha</w:t>
-            </w:r>
-            <w:r>
-              <w:t xml:space="preserve">, </w:t>
-            </w:r>
-            <w:r>
-              <w:rPr>
-                <w:rFonts w:ascii="Consolas" w:hAnsi="Consolas"/>
-                <w:sz w:val="20"/>
-              </w:rPr>
-              <w:t>noor</w:t>
+            <w:tcW w:type="dxa" w:w="4320"/>
+          </w:tcPr>
+          <w:p>
+            <w:r>
+              <w:t>`salar` (was `azeem`), `ayesha`, `noor`</w:t>
             </w:r>
           </w:p>
         </w:tc>
@@ -3982,13 +2777,9 @@
       <w:tr>
         <w:tc>
           <w:tcPr>
-            <w:tcW w:type="dxa" w:w="4680"/>
-          </w:tcPr>
-          <w:p>
-            <w:pPr>
-              <w:spacing w:after="40"/>
-            </w:pPr>
-            <w:r/>
+            <w:tcW w:type="dxa" w:w="4320"/>
+          </w:tcPr>
+          <w:p>
             <w:r>
               <w:t>Push frequency</w:t>
             </w:r>
@@ -3996,13 +2787,9 @@
         </w:tc>
         <w:tc>
           <w:tcPr>
-            <w:tcW w:type="dxa" w:w="4680"/>
-          </w:tcPr>
-          <w:p>
-            <w:pPr>
-              <w:spacing w:after="40"/>
-            </w:pPr>
-            <w:r/>
+            <w:tcW w:type="dxa" w:w="4320"/>
+          </w:tcPr>
+          <w:p>
             <w:r>
               <w:t>≥ 3× per week (SRS BR-3)</w:t>
             </w:r>
@@ -4012,13 +2799,9 @@
       <w:tr>
         <w:tc>
           <w:tcPr>
-            <w:tcW w:type="dxa" w:w="4680"/>
-          </w:tcPr>
-          <w:p>
-            <w:pPr>
-              <w:spacing w:after="40"/>
-            </w:pPr>
-            <w:r/>
+            <w:tcW w:type="dxa" w:w="4320"/>
+          </w:tcPr>
+          <w:p>
             <w:r>
               <w:t>Weekly demo</w:t>
             </w:r>
@@ -4026,13 +2809,9 @@
         </w:tc>
         <w:tc>
           <w:tcPr>
-            <w:tcW w:type="dxa" w:w="4680"/>
-          </w:tcPr>
-          <w:p>
-            <w:pPr>
-              <w:spacing w:after="40"/>
-            </w:pPr>
-            <w:r/>
+            <w:tcW w:type="dxa" w:w="4320"/>
+          </w:tcPr>
+          <w:p>
             <w:r>
               <w:t>Mandatory — show working increment</w:t>
             </w:r>
@@ -4042,13 +2821,9 @@
       <w:tr>
         <w:tc>
           <w:tcPr>
-            <w:tcW w:type="dxa" w:w="4680"/>
-          </w:tcPr>
-          <w:p>
-            <w:pPr>
-              <w:spacing w:after="40"/>
-            </w:pPr>
-            <w:r/>
+            <w:tcW w:type="dxa" w:w="4320"/>
+          </w:tcPr>
+          <w:p>
             <w:r>
               <w:t>Do not commit</w:t>
             </w:r>
@@ -4056,42 +2831,11 @@
         </w:tc>
         <w:tc>
           <w:tcPr>
-            <w:tcW w:type="dxa" w:w="4680"/>
-          </w:tcPr>
-          <w:p>
-            <w:pPr>
-              <w:spacing w:after="40"/>
-            </w:pPr>
-            <w:r/>
-            <w:r>
-              <w:rPr>
-                <w:rFonts w:ascii="Consolas" w:hAnsi="Consolas"/>
-                <w:sz w:val="20"/>
-              </w:rPr>
-              <w:t>.venv/</w:t>
-            </w:r>
-            <w:r>
-              <w:t xml:space="preserve">, </w:t>
-            </w:r>
-            <w:r>
-              <w:rPr>
-                <w:rFonts w:ascii="Consolas" w:hAnsi="Consolas"/>
-                <w:sz w:val="20"/>
-              </w:rPr>
-              <w:t>.env</w:t>
-            </w:r>
-            <w:r>
-              <w:t xml:space="preserve">, raw dataset binaries, large parsed trees (follow </w:t>
-            </w:r>
-            <w:r>
-              <w:rPr>
-                <w:rFonts w:ascii="Consolas" w:hAnsi="Consolas"/>
-                <w:sz w:val="20"/>
-              </w:rPr>
-              <w:t>.gitignore</w:t>
-            </w:r>
-            <w:r>
-              <w:t>)</w:t>
+            <w:tcW w:type="dxa" w:w="4320"/>
+          </w:tcPr>
+          <w:p>
+            <w:r>
+              <w:t>`.venv/`, `.env`, raw dataset binaries, large parsed trees (follow `.gitignore`)</w:t>
             </w:r>
           </w:p>
         </w:tc>
@@ -4099,13 +2843,9 @@
       <w:tr>
         <w:tc>
           <w:tcPr>
-            <w:tcW w:type="dxa" w:w="4680"/>
-          </w:tcPr>
-          <w:p>
-            <w:pPr>
-              <w:spacing w:after="40"/>
-            </w:pPr>
-            <w:r/>
+            <w:tcW w:type="dxa" w:w="4320"/>
+          </w:tcPr>
+          <w:p>
             <w:r>
               <w:t>Merge target</w:t>
             </w:r>
@@ -4113,13 +2853,9 @@
         </w:tc>
         <w:tc>
           <w:tcPr>
-            <w:tcW w:type="dxa" w:w="4680"/>
-          </w:tcPr>
-          <w:p>
-            <w:pPr>
-              <w:spacing w:after="40"/>
-            </w:pPr>
-            <w:r/>
+            <w:tcW w:type="dxa" w:w="4320"/>
+          </w:tcPr>
+          <w:p>
             <w:r>
               <w:t>Coordinate through Noor before merging to shared branches</w:t>
             </w:r>
@@ -4127,19 +2863,6 @@
         </w:tc>
       </w:tr>
     </w:tbl>
-    <w:p/>
-    <w:p>
-      <w:pPr>
-        <w:spacing w:before="120" w:after="120"/>
-      </w:pPr>
-      <w:r>
-        <w:rPr>
-          <w:color w:val="CCCCCC"/>
-          <w:sz w:val="16"/>
-        </w:rPr>
-        <w:t>────────────────────────────────────────────────────────────────────────</w:t>
-      </w:r>
-    </w:p>
     <w:p>
       <w:pPr>
         <w:pStyle w:val="Heading2"/>
@@ -4152,41 +2875,30 @@
       <w:tblPr>
         <w:tblStyle w:val="TableGrid"/>
         <w:tblW w:type="auto" w:w="0"/>
-        <w:tblLayout w:type="autofit"/>
         <w:tblLook w:firstColumn="1" w:firstRow="1" w:lastColumn="0" w:lastRow="0" w:noHBand="0" w:noVBand="1" w:val="04A0"/>
       </w:tblPr>
       <w:tblGrid>
-        <w:gridCol w:w="2340"/>
-        <w:gridCol w:w="2340"/>
-        <w:gridCol w:w="2340"/>
-        <w:gridCol w:w="2340"/>
+        <w:gridCol w:w="2160"/>
+        <w:gridCol w:w="2160"/>
+        <w:gridCol w:w="2160"/>
+        <w:gridCol w:w="2160"/>
       </w:tblGrid>
       <w:tr>
         <w:tc>
           <w:tcPr>
-            <w:tcW w:type="dxa" w:w="2340"/>
-            <w:shd w:val="clear" w:color="auto" w:fill="E8F4F1"/>
-          </w:tcPr>
-          <w:p>
-            <w:pPr>
-              <w:spacing w:after="40"/>
-            </w:pPr>
-            <w:r/>
-            <w:r>
-              <w:t>Module</w:t>
-            </w:r>
-          </w:p>
-        </w:tc>
-        <w:tc>
-          <w:tcPr>
-            <w:tcW w:type="dxa" w:w="2340"/>
-            <w:shd w:val="clear" w:color="auto" w:fill="E8F4F1"/>
-          </w:tcPr>
-          <w:p>
-            <w:pPr>
-              <w:spacing w:after="40"/>
-            </w:pPr>
-            <w:r/>
+            <w:tcW w:type="dxa" w:w="2160"/>
+          </w:tcPr>
+          <w:p>
+            <w:r>
+              <w:t>Module / artifact</w:t>
+            </w:r>
+          </w:p>
+        </w:tc>
+        <w:tc>
+          <w:tcPr>
+            <w:tcW w:type="dxa" w:w="2160"/>
+          </w:tcPr>
+          <w:p>
             <w:r>
               <w:t>Owner</w:t>
             </w:r>
@@ -4194,14 +2906,9 @@
         </w:tc>
         <w:tc>
           <w:tcPr>
-            <w:tcW w:type="dxa" w:w="2340"/>
-            <w:shd w:val="clear" w:color="auto" w:fill="E8F4F1"/>
-          </w:tcPr>
-          <w:p>
-            <w:pPr>
-              <w:spacing w:after="40"/>
-            </w:pPr>
-            <w:r/>
+            <w:tcW w:type="dxa" w:w="2160"/>
+          </w:tcPr>
+          <w:p>
             <w:r>
               <w:t>SRS section</w:t>
             </w:r>
@@ -4209,14 +2916,9 @@
         </w:tc>
         <w:tc>
           <w:tcPr>
-            <w:tcW w:type="dxa" w:w="2340"/>
-            <w:shd w:val="clear" w:color="auto" w:fill="E8F4F1"/>
-          </w:tcPr>
-          <w:p>
-            <w:pPr>
-              <w:spacing w:after="40"/>
-            </w:pPr>
-            <w:r/>
+            <w:tcW w:type="dxa" w:w="2160"/>
+          </w:tcPr>
+          <w:p>
             <w:r>
               <w:t>SDS section</w:t>
             </w:r>
@@ -4226,57 +2928,41 @@
       <w:tr>
         <w:tc>
           <w:tcPr>
-            <w:tcW w:type="dxa" w:w="2340"/>
-          </w:tcPr>
-          <w:p>
-            <w:pPr>
-              <w:spacing w:after="40"/>
-            </w:pPr>
-            <w:r/>
-            <w:r>
-              <w:t>Parser</w:t>
-            </w:r>
-          </w:p>
-        </w:tc>
-        <w:tc>
-          <w:tcPr>
-            <w:tcW w:type="dxa" w:w="2340"/>
-          </w:tcPr>
-          <w:p>
-            <w:pPr>
-              <w:spacing w:after="40"/>
-            </w:pPr>
-            <w:r/>
-            <w:r>
-              <w:t>Salar</w:t>
-            </w:r>
-          </w:p>
-        </w:tc>
-        <w:tc>
-          <w:tcPr>
-            <w:tcW w:type="dxa" w:w="2340"/>
-          </w:tcPr>
-          <w:p>
-            <w:pPr>
-              <w:spacing w:after="40"/>
-            </w:pPr>
-            <w:r/>
-            <w:r>
-              <w:t>§4.2</w:t>
-            </w:r>
-          </w:p>
-        </w:tc>
-        <w:tc>
-          <w:tcPr>
-            <w:tcW w:type="dxa" w:w="2340"/>
-          </w:tcPr>
-          <w:p>
-            <w:pPr>
-              <w:spacing w:after="40"/>
-            </w:pPr>
-            <w:r/>
-            <w:r>
-              <w:t>§3.1</w:t>
+            <w:tcW w:type="dxa" w:w="2160"/>
+          </w:tcPr>
+          <w:p>
+            <w:r>
+              <w:t>Data collection</w:t>
+            </w:r>
+          </w:p>
+        </w:tc>
+        <w:tc>
+          <w:tcPr>
+            <w:tcW w:type="dxa" w:w="2160"/>
+          </w:tcPr>
+          <w:p>
+            <w:r>
+              <w:t>All</w:t>
+            </w:r>
+          </w:p>
+        </w:tc>
+        <w:tc>
+          <w:tcPr>
+            <w:tcW w:type="dxa" w:w="2160"/>
+          </w:tcPr>
+          <w:p>
+            <w:r>
+              <w:t>§6</w:t>
+            </w:r>
+          </w:p>
+        </w:tc>
+        <w:tc>
+          <w:tcPr>
+            <w:tcW w:type="dxa" w:w="2160"/>
+          </w:tcPr>
+          <w:p>
+            <w:r>
+              <w:t>§4</w:t>
             </w:r>
           </w:p>
         </w:tc>
@@ -4284,57 +2970,41 @@
       <w:tr>
         <w:tc>
           <w:tcPr>
-            <w:tcW w:type="dxa" w:w="2340"/>
-          </w:tcPr>
-          <w:p>
-            <w:pPr>
-              <w:spacing w:after="40"/>
-            </w:pPr>
-            <w:r/>
-            <w:r>
-              <w:t>Rule engine (R01–R30)</w:t>
-            </w:r>
-          </w:p>
-        </w:tc>
-        <w:tc>
-          <w:tcPr>
-            <w:tcW w:type="dxa" w:w="2340"/>
-          </w:tcPr>
-          <w:p>
-            <w:pPr>
-              <w:spacing w:after="40"/>
-            </w:pPr>
-            <w:r/>
-            <w:r>
-              <w:t>Salar + Ayesha + Noor (split by blocks)</w:t>
-            </w:r>
-          </w:p>
-        </w:tc>
-        <w:tc>
-          <w:tcPr>
-            <w:tcW w:type="dxa" w:w="2340"/>
-          </w:tcPr>
-          <w:p>
-            <w:pPr>
-              <w:spacing w:after="40"/>
-            </w:pPr>
-            <w:r/>
-            <w:r>
-              <w:t>§4.3, §7</w:t>
-            </w:r>
-          </w:p>
-        </w:tc>
-        <w:tc>
-          <w:tcPr>
-            <w:tcW w:type="dxa" w:w="2340"/>
-          </w:tcPr>
-          <w:p>
-            <w:pPr>
-              <w:spacing w:after="40"/>
-            </w:pPr>
-            <w:r/>
+            <w:tcW w:type="dxa" w:w="2160"/>
+          </w:tcPr>
+          <w:p>
+            <w:r>
+              <w:t>MASC dataset + parse</w:t>
+            </w:r>
+          </w:p>
+        </w:tc>
+        <w:tc>
+          <w:tcPr>
+            <w:tcW w:type="dxa" w:w="2160"/>
+          </w:tcPr>
+          <w:p>
+            <w:r>
+              <w:t>Salar + Noor</w:t>
+            </w:r>
+          </w:p>
+        </w:tc>
+        <w:tc>
+          <w:tcPr>
+            <w:tcW w:type="dxa" w:w="2160"/>
+          </w:tcPr>
+          <w:p>
             <w:r>
               <w:t>§6</w:t>
+            </w:r>
+          </w:p>
+        </w:tc>
+        <w:tc>
+          <w:tcPr>
+            <w:tcW w:type="dxa" w:w="2160"/>
+          </w:tcPr>
+          <w:p>
+            <w:r>
+              <w:t>§4</w:t>
             </w:r>
           </w:p>
         </w:tc>
@@ -4342,57 +3012,41 @@
       <w:tr>
         <w:tc>
           <w:tcPr>
-            <w:tcW w:type="dxa" w:w="2340"/>
-          </w:tcPr>
-          <w:p>
-            <w:pPr>
-              <w:spacing w:after="40"/>
-            </w:pPr>
-            <w:r/>
-            <w:r>
-              <w:t>Agent / model layer</w:t>
-            </w:r>
-          </w:p>
-        </w:tc>
-        <w:tc>
-          <w:tcPr>
-            <w:tcW w:type="dxa" w:w="2340"/>
-          </w:tcPr>
-          <w:p>
-            <w:pPr>
-              <w:spacing w:after="40"/>
-            </w:pPr>
-            <w:r/>
-            <w:r>
-              <w:t>Noor + Ayesha (Salar support)</w:t>
-            </w:r>
-          </w:p>
-        </w:tc>
-        <w:tc>
-          <w:tcPr>
-            <w:tcW w:type="dxa" w:w="2340"/>
-          </w:tcPr>
-          <w:p>
-            <w:pPr>
-              <w:spacing w:after="40"/>
-            </w:pPr>
-            <w:r/>
-            <w:r>
-              <w:t>§4.5</w:t>
-            </w:r>
-          </w:p>
-        </w:tc>
-        <w:tc>
-          <w:tcPr>
-            <w:tcW w:type="dxa" w:w="2340"/>
-          </w:tcPr>
-          <w:p>
-            <w:pPr>
-              <w:spacing w:after="40"/>
-            </w:pPr>
-            <w:r/>
-            <w:r>
-              <w:t>§7</w:t>
+            <w:tcW w:type="dxa" w:w="2160"/>
+          </w:tcPr>
+          <w:p>
+            <w:r>
+              <w:t>Rico holdout</w:t>
+            </w:r>
+          </w:p>
+        </w:tc>
+        <w:tc>
+          <w:tcPr>
+            <w:tcW w:type="dxa" w:w="2160"/>
+          </w:tcPr>
+          <w:p>
+            <w:r>
+              <w:t>Ayesha</w:t>
+            </w:r>
+          </w:p>
+        </w:tc>
+        <w:tc>
+          <w:tcPr>
+            <w:tcW w:type="dxa" w:w="2160"/>
+          </w:tcPr>
+          <w:p>
+            <w:r>
+              <w:t>§6</w:t>
+            </w:r>
+          </w:p>
+        </w:tc>
+        <w:tc>
+          <w:tcPr>
+            <w:tcW w:type="dxa" w:w="2160"/>
+          </w:tcPr>
+          <w:p>
+            <w:r>
+              <w:t>§4</w:t>
             </w:r>
           </w:p>
         </w:tc>
@@ -4400,57 +3054,41 @@
       <w:tr>
         <w:tc>
           <w:tcPr>
-            <w:tcW w:type="dxa" w:w="2340"/>
-          </w:tcPr>
-          <w:p>
-            <w:pPr>
-              <w:spacing w:after="40"/>
-            </w:pPr>
-            <w:r/>
-            <w:r>
-              <w:t>Report generator</w:t>
-            </w:r>
-          </w:p>
-        </w:tc>
-        <w:tc>
-          <w:tcPr>
-            <w:tcW w:type="dxa" w:w="2340"/>
-          </w:tcPr>
-          <w:p>
-            <w:pPr>
-              <w:spacing w:after="40"/>
-            </w:pPr>
-            <w:r/>
-            <w:r>
-              <w:t>Noor</w:t>
-            </w:r>
-          </w:p>
-        </w:tc>
-        <w:tc>
-          <w:tcPr>
-            <w:tcW w:type="dxa" w:w="2340"/>
-          </w:tcPr>
-          <w:p>
-            <w:pPr>
-              <w:spacing w:after="40"/>
-            </w:pPr>
-            <w:r/>
-            <w:r>
-              <w:t>§4.6</w:t>
-            </w:r>
-          </w:p>
-        </w:tc>
-        <w:tc>
-          <w:tcPr>
-            <w:tcW w:type="dxa" w:w="2340"/>
-          </w:tcPr>
-          <w:p>
-            <w:pPr>
-              <w:spacing w:after="40"/>
-            </w:pPr>
-            <w:r/>
-            <w:r>
-              <w:t>§8</w:t>
+            <w:tcW w:type="dxa" w:w="2160"/>
+          </w:tcPr>
+          <w:p>
+            <w:r>
+              <w:t>Parser → `components.json`</w:t>
+            </w:r>
+          </w:p>
+        </w:tc>
+        <w:tc>
+          <w:tcPr>
+            <w:tcW w:type="dxa" w:w="2160"/>
+          </w:tcPr>
+          <w:p>
+            <w:r>
+              <w:t>Salar / Noor</w:t>
+            </w:r>
+          </w:p>
+        </w:tc>
+        <w:tc>
+          <w:tcPr>
+            <w:tcW w:type="dxa" w:w="2160"/>
+          </w:tcPr>
+          <w:p>
+            <w:r>
+              <w:t>§4.2</w:t>
+            </w:r>
+          </w:p>
+        </w:tc>
+        <w:tc>
+          <w:tcPr>
+            <w:tcW w:type="dxa" w:w="2160"/>
+          </w:tcPr>
+          <w:p>
+            <w:r>
+              <w:t>§3.1</w:t>
             </w:r>
           </w:p>
         </w:tc>
@@ -4458,57 +3096,41 @@
       <w:tr>
         <w:tc>
           <w:tcPr>
-            <w:tcW w:type="dxa" w:w="2340"/>
-          </w:tcPr>
-          <w:p>
-            <w:pPr>
-              <w:spacing w:after="40"/>
-            </w:pPr>
-            <w:r/>
-            <w:r>
-              <w:t>Axion UI</w:t>
-            </w:r>
-          </w:p>
-        </w:tc>
-        <w:tc>
-          <w:tcPr>
-            <w:tcW w:type="dxa" w:w="2340"/>
-          </w:tcPr>
-          <w:p>
-            <w:pPr>
-              <w:spacing w:after="40"/>
-            </w:pPr>
-            <w:r/>
-            <w:r>
-              <w:t>Ayesha</w:t>
-            </w:r>
-          </w:p>
-        </w:tc>
-        <w:tc>
-          <w:tcPr>
-            <w:tcW w:type="dxa" w:w="2340"/>
-          </w:tcPr>
-          <w:p>
-            <w:pPr>
-              <w:spacing w:after="40"/>
-            </w:pPr>
-            <w:r/>
-            <w:r>
-              <w:t>§3.1, Appendix F</w:t>
-            </w:r>
-          </w:p>
-        </w:tc>
-        <w:tc>
-          <w:tcPr>
-            <w:tcW w:type="dxa" w:w="2340"/>
-          </w:tcPr>
-          <w:p>
-            <w:pPr>
-              <w:spacing w:after="40"/>
-            </w:pPr>
-            <w:r/>
-            <w:r>
-              <w:t>§9</w:t>
+            <w:tcW w:type="dxa" w:w="2160"/>
+          </w:tcPr>
+          <w:p>
+            <w:r>
+              <w:t>Rule engine → `violations.json`</w:t>
+            </w:r>
+          </w:p>
+        </w:tc>
+        <w:tc>
+          <w:tcPr>
+            <w:tcW w:type="dxa" w:w="2160"/>
+          </w:tcPr>
+          <w:p>
+            <w:r>
+              <w:t>Salar + Noor + Ayesha (reviewed by all)</w:t>
+            </w:r>
+          </w:p>
+        </w:tc>
+        <w:tc>
+          <w:tcPr>
+            <w:tcW w:type="dxa" w:w="2160"/>
+          </w:tcPr>
+          <w:p>
+            <w:r>
+              <w:t>§4.3, §7</w:t>
+            </w:r>
+          </w:p>
+        </w:tc>
+        <w:tc>
+          <w:tcPr>
+            <w:tcW w:type="dxa" w:w="2160"/>
+          </w:tcPr>
+          <w:p>
+            <w:r>
+              <w:t>§3.2</w:t>
             </w:r>
           </w:p>
         </w:tc>
@@ -4516,57 +3138,41 @@
       <w:tr>
         <w:tc>
           <w:tcPr>
-            <w:tcW w:type="dxa" w:w="2340"/>
-          </w:tcPr>
-          <w:p>
-            <w:pPr>
-              <w:spacing w:after="40"/>
-            </w:pPr>
-            <w:r/>
-            <w:r>
-              <w:t>Auth + Records</w:t>
-            </w:r>
-          </w:p>
-        </w:tc>
-        <w:tc>
-          <w:tcPr>
-            <w:tcW w:type="dxa" w:w="2340"/>
-          </w:tcPr>
-          <w:p>
-            <w:pPr>
-              <w:spacing w:after="40"/>
-            </w:pPr>
-            <w:r/>
-            <w:r>
-              <w:t>Ayesha + Salar</w:t>
-            </w:r>
-          </w:p>
-        </w:tc>
-        <w:tc>
-          <w:tcPr>
-            <w:tcW w:type="dxa" w:w="2340"/>
-          </w:tcPr>
-          <w:p>
-            <w:pPr>
-              <w:spacing w:after="40"/>
-            </w:pPr>
-            <w:r/>
-            <w:r>
-              <w:t>§4.9</w:t>
-            </w:r>
-          </w:p>
-        </w:tc>
-        <w:tc>
-          <w:tcPr>
-            <w:tcW w:type="dxa" w:w="2340"/>
-          </w:tcPr>
-          <w:p>
-            <w:pPr>
-              <w:spacing w:after="40"/>
-            </w:pPr>
-            <w:r/>
-            <w:r>
-              <w:t>§10</w:t>
+            <w:tcW w:type="dxa" w:w="2160"/>
+          </w:tcPr>
+          <w:p>
+            <w:r>
+              <w:t>Agent → `report.json`</w:t>
+            </w:r>
+          </w:p>
+        </w:tc>
+        <w:tc>
+          <w:tcPr>
+            <w:tcW w:type="dxa" w:w="2160"/>
+          </w:tcPr>
+          <w:p>
+            <w:r>
+              <w:t>Noor</w:t>
+            </w:r>
+          </w:p>
+        </w:tc>
+        <w:tc>
+          <w:tcPr>
+            <w:tcW w:type="dxa" w:w="2160"/>
+          </w:tcPr>
+          <w:p>
+            <w:r>
+              <w:t>§4.5</w:t>
+            </w:r>
+          </w:p>
+        </w:tc>
+        <w:tc>
+          <w:tcPr>
+            <w:tcW w:type="dxa" w:w="2160"/>
+          </w:tcPr>
+          <w:p>
+            <w:r>
+              <w:t>§3.3</w:t>
             </w:r>
           </w:p>
         </w:tc>
@@ -4574,57 +3180,41 @@
       <w:tr>
         <w:tc>
           <w:tcPr>
-            <w:tcW w:type="dxa" w:w="2340"/>
-          </w:tcPr>
-          <w:p>
-            <w:pPr>
-              <w:spacing w:after="40"/>
-            </w:pPr>
-            <w:r/>
-            <w:r>
-              <w:t>Docker</w:t>
-            </w:r>
-          </w:p>
-        </w:tc>
-        <w:tc>
-          <w:tcPr>
-            <w:tcW w:type="dxa" w:w="2340"/>
-          </w:tcPr>
-          <w:p>
-            <w:pPr>
-              <w:spacing w:after="40"/>
-            </w:pPr>
-            <w:r/>
-            <w:r>
-              <w:t>Salar</w:t>
-            </w:r>
-          </w:p>
-        </w:tc>
-        <w:tc>
-          <w:tcPr>
-            <w:tcW w:type="dxa" w:w="2340"/>
-          </w:tcPr>
-          <w:p>
-            <w:pPr>
-              <w:spacing w:after="40"/>
-            </w:pPr>
-            <w:r/>
-            <w:r>
-              <w:t>Appendix E</w:t>
-            </w:r>
-          </w:p>
-        </w:tc>
-        <w:tc>
-          <w:tcPr>
-            <w:tcW w:type="dxa" w:w="2340"/>
-          </w:tcPr>
-          <w:p>
-            <w:pPr>
-              <w:spacing w:after="40"/>
-            </w:pPr>
-            <w:r/>
-            <w:r>
-              <w:t>§11</w:t>
+            <w:tcW w:type="dxa" w:w="2160"/>
+          </w:tcPr>
+          <w:p>
+            <w:r>
+              <w:t>Report HTML/PDF template</w:t>
+            </w:r>
+          </w:p>
+        </w:tc>
+        <w:tc>
+          <w:tcPr>
+            <w:tcW w:type="dxa" w:w="2160"/>
+          </w:tcPr>
+          <w:p>
+            <w:r>
+              <w:t>Noor</w:t>
+            </w:r>
+          </w:p>
+        </w:tc>
+        <w:tc>
+          <w:tcPr>
+            <w:tcW w:type="dxa" w:w="2160"/>
+          </w:tcPr>
+          <w:p>
+            <w:r>
+              <w:t>§4.6</w:t>
+            </w:r>
+          </w:p>
+        </w:tc>
+        <w:tc>
+          <w:tcPr>
+            <w:tcW w:type="dxa" w:w="2160"/>
+          </w:tcPr>
+          <w:p>
+            <w:r>
+              <w:t>§3.4</w:t>
             </w:r>
           </w:p>
         </w:tc>
@@ -4632,27 +3222,19 @@
       <w:tr>
         <w:tc>
           <w:tcPr>
-            <w:tcW w:type="dxa" w:w="2340"/>
-          </w:tcPr>
-          <w:p>
-            <w:pPr>
-              <w:spacing w:after="40"/>
-            </w:pPr>
-            <w:r/>
-            <w:r>
-              <w:t>Evaluation</w:t>
-            </w:r>
-          </w:p>
-        </w:tc>
-        <w:tc>
-          <w:tcPr>
-            <w:tcW w:type="dxa" w:w="2340"/>
-          </w:tcPr>
-          <w:p>
-            <w:pPr>
-              <w:spacing w:after="40"/>
-            </w:pPr>
-            <w:r/>
+            <w:tcW w:type="dxa" w:w="2160"/>
+          </w:tcPr>
+          <w:p>
+            <w:r>
+              <w:t>JSON schemas + `json_schemas.md`</w:t>
+            </w:r>
+          </w:p>
+        </w:tc>
+        <w:tc>
+          <w:tcPr>
+            <w:tcW w:type="dxa" w:w="2160"/>
+          </w:tcPr>
+          <w:p>
             <w:r>
               <w:t>Noor</w:t>
             </w:r>
@@ -4660,27 +3242,355 @@
         </w:tc>
         <w:tc>
           <w:tcPr>
-            <w:tcW w:type="dxa" w:w="2340"/>
-          </w:tcPr>
-          <w:p>
-            <w:pPr>
-              <w:spacing w:after="40"/>
-            </w:pPr>
-            <w:r/>
+            <w:tcW w:type="dxa" w:w="2160"/>
+          </w:tcPr>
+          <w:p>
+            <w:r>
+              <w:t>§8</w:t>
+            </w:r>
+          </w:p>
+        </w:tc>
+        <w:tc>
+          <w:tcPr>
+            <w:tcW w:type="dxa" w:w="2160"/>
+          </w:tcPr>
+          <w:p>
+            <w:r>
+              <w:t>§4</w:t>
+            </w:r>
+          </w:p>
+        </w:tc>
+      </w:tr>
+      <w:tr>
+        <w:tc>
+          <w:tcPr>
+            <w:tcW w:type="dxa" w:w="2160"/>
+          </w:tcPr>
+          <w:p>
+            <w:r>
+              <w:t>Backend / FastAPI audit API</w:t>
+            </w:r>
+          </w:p>
+        </w:tc>
+        <w:tc>
+          <w:tcPr>
+            <w:tcW w:type="dxa" w:w="2160"/>
+          </w:tcPr>
+          <w:p>
+            <w:r>
+              <w:t>Noor</w:t>
+            </w:r>
+          </w:p>
+        </w:tc>
+        <w:tc>
+          <w:tcPr>
+            <w:tcW w:type="dxa" w:w="2160"/>
+          </w:tcPr>
+          <w:p>
+            <w:r>
+              <w:t>§9</w:t>
+            </w:r>
+          </w:p>
+        </w:tc>
+        <w:tc>
+          <w:tcPr>
+            <w:tcW w:type="dxa" w:w="2160"/>
+          </w:tcPr>
+          <w:p>
+            <w:r>
+              <w:t>§3.5</w:t>
+            </w:r>
+          </w:p>
+        </w:tc>
+      </w:tr>
+      <w:tr>
+        <w:tc>
+          <w:tcPr>
+            <w:tcW w:type="dxa" w:w="2160"/>
+          </w:tcPr>
+          <w:p>
+            <w:r>
+              <w:t>Auth (JWT) + Records API</w:t>
+            </w:r>
+          </w:p>
+        </w:tc>
+        <w:tc>
+          <w:tcPr>
+            <w:tcW w:type="dxa" w:w="2160"/>
+          </w:tcPr>
+          <w:p>
+            <w:r>
+              <w:t>Salar (synced by Noor)</w:t>
+            </w:r>
+          </w:p>
+        </w:tc>
+        <w:tc>
+          <w:tcPr>
+            <w:tcW w:type="dxa" w:w="2160"/>
+          </w:tcPr>
+          <w:p>
+            <w:r>
+              <w:t>§4.9</w:t>
+            </w:r>
+          </w:p>
+        </w:tc>
+        <w:tc>
+          <w:tcPr>
+            <w:tcW w:type="dxa" w:w="2160"/>
+          </w:tcPr>
+          <w:p>
+            <w:r>
+              <w:t>§10</w:t>
+            </w:r>
+          </w:p>
+        </w:tc>
+      </w:tr>
+      <w:tr>
+        <w:tc>
+          <w:tcPr>
+            <w:tcW w:type="dxa" w:w="2160"/>
+          </w:tcPr>
+          <w:p>
+            <w:r>
+              <w:t>Axion UI</w:t>
+            </w:r>
+          </w:p>
+        </w:tc>
+        <w:tc>
+          <w:tcPr>
+            <w:tcW w:type="dxa" w:w="2160"/>
+          </w:tcPr>
+          <w:p>
+            <w:r>
+              <w:t>Ayesha (+ Salar auth wiring)</w:t>
+            </w:r>
+          </w:p>
+        </w:tc>
+        <w:tc>
+          <w:tcPr>
+            <w:tcW w:type="dxa" w:w="2160"/>
+          </w:tcPr>
+          <w:p>
+            <w:r>
+              <w:t>§3.1, Appendix F</w:t>
+            </w:r>
+          </w:p>
+        </w:tc>
+        <w:tc>
+          <w:tcPr>
+            <w:tcW w:type="dxa" w:w="2160"/>
+          </w:tcPr>
+          <w:p>
+            <w:r>
+              <w:t>§9</w:t>
+            </w:r>
+          </w:p>
+        </w:tc>
+      </w:tr>
+      <w:tr>
+        <w:tc>
+          <w:tcPr>
+            <w:tcW w:type="dxa" w:w="2160"/>
+          </w:tcPr>
+          <w:p>
+            <w:r>
+              <w:t>SRS v2.3</w:t>
+            </w:r>
+          </w:p>
+        </w:tc>
+        <w:tc>
+          <w:tcPr>
+            <w:tcW w:type="dxa" w:w="2160"/>
+          </w:tcPr>
+          <w:p>
+            <w:r>
+              <w:t>Ayesha + Salar (updates: Noor)</w:t>
+            </w:r>
+          </w:p>
+        </w:tc>
+        <w:tc>
+          <w:tcPr>
+            <w:tcW w:type="dxa" w:w="2160"/>
+          </w:tcPr>
+          <w:p>
+            <w:r>
+              <w:t>—</w:t>
+            </w:r>
+          </w:p>
+        </w:tc>
+        <w:tc>
+          <w:tcPr>
+            <w:tcW w:type="dxa" w:w="2160"/>
+          </w:tcPr>
+          <w:p>
+            <w:r>
+              <w:t>—</w:t>
+            </w:r>
+          </w:p>
+        </w:tc>
+      </w:tr>
+      <w:tr>
+        <w:tc>
+          <w:tcPr>
+            <w:tcW w:type="dxa" w:w="2160"/>
+          </w:tcPr>
+          <w:p>
+            <w:r>
+              <w:t>SDS v2.7</w:t>
+            </w:r>
+          </w:p>
+        </w:tc>
+        <w:tc>
+          <w:tcPr>
+            <w:tcW w:type="dxa" w:w="2160"/>
+          </w:tcPr>
+          <w:p>
+            <w:r>
+              <w:t>Noor</w:t>
+            </w:r>
+          </w:p>
+        </w:tc>
+        <w:tc>
+          <w:tcPr>
+            <w:tcW w:type="dxa" w:w="2160"/>
+          </w:tcPr>
+          <w:p>
+            <w:r>
+              <w:t>—</w:t>
+            </w:r>
+          </w:p>
+        </w:tc>
+        <w:tc>
+          <w:tcPr>
+            <w:tcW w:type="dxa" w:w="2160"/>
+          </w:tcPr>
+          <w:p>
+            <w:r>
+              <w:t>—</w:t>
+            </w:r>
+          </w:p>
+        </w:tc>
+      </w:tr>
+      <w:tr>
+        <w:tc>
+          <w:tcPr>
+            <w:tcW w:type="dxa" w:w="2160"/>
+          </w:tcPr>
+          <w:p>
+            <w:r>
+              <w:t>pytest suite</w:t>
+            </w:r>
+          </w:p>
+        </w:tc>
+        <w:tc>
+          <w:tcPr>
+            <w:tcW w:type="dxa" w:w="2160"/>
+          </w:tcPr>
+          <w:p>
+            <w:r>
+              <w:t>Salar + Noor</w:t>
+            </w:r>
+          </w:p>
+        </w:tc>
+        <w:tc>
+          <w:tcPr>
+            <w:tcW w:type="dxa" w:w="2160"/>
+          </w:tcPr>
+          <w:p>
+            <w:r>
+              <w:t>§10</w:t>
+            </w:r>
+          </w:p>
+        </w:tc>
+        <w:tc>
+          <w:tcPr>
+            <w:tcW w:type="dxa" w:w="2160"/>
+          </w:tcPr>
+          <w:p>
+            <w:r>
+              <w:t>§13</w:t>
+            </w:r>
+          </w:p>
+        </w:tc>
+      </w:tr>
+      <w:tr>
+        <w:tc>
+          <w:tcPr>
+            <w:tcW w:type="dxa" w:w="2160"/>
+          </w:tcPr>
+          <w:p>
+            <w:r>
+              <w:t>Docker</w:t>
+            </w:r>
+          </w:p>
+        </w:tc>
+        <w:tc>
+          <w:tcPr>
+            <w:tcW w:type="dxa" w:w="2160"/>
+          </w:tcPr>
+          <w:p>
+            <w:r>
+              <w:t>Salar</w:t>
+            </w:r>
+          </w:p>
+        </w:tc>
+        <w:tc>
+          <w:tcPr>
+            <w:tcW w:type="dxa" w:w="2160"/>
+          </w:tcPr>
+          <w:p>
+            <w:r>
+              <w:t>Appendix E</w:t>
+            </w:r>
+          </w:p>
+        </w:tc>
+        <w:tc>
+          <w:tcPr>
+            <w:tcW w:type="dxa" w:w="2160"/>
+          </w:tcPr>
+          <w:p>
             <w:r>
               <w:t>§11</w:t>
             </w:r>
           </w:p>
         </w:tc>
-        <w:tc>
-          <w:tcPr>
-            <w:tcW w:type="dxa" w:w="2340"/>
-          </w:tcPr>
-          <w:p>
-            <w:pPr>
-              <w:spacing w:after="40"/>
-            </w:pPr>
-            <w:r/>
+      </w:tr>
+      <w:tr>
+        <w:tc>
+          <w:tcPr>
+            <w:tcW w:type="dxa" w:w="2160"/>
+          </w:tcPr>
+          <w:p>
+            <w:r>
+              <w:t>Evaluation (40-screen sheet)</w:t>
+            </w:r>
+          </w:p>
+        </w:tc>
+        <w:tc>
+          <w:tcPr>
+            <w:tcW w:type="dxa" w:w="2160"/>
+          </w:tcPr>
+          <w:p>
+            <w:r>
+              <w:t>Noor</w:t>
+            </w:r>
+          </w:p>
+        </w:tc>
+        <w:tc>
+          <w:tcPr>
+            <w:tcW w:type="dxa" w:w="2160"/>
+          </w:tcPr>
+          <w:p>
+            <w:r>
+              <w:t>§11</w:t>
+            </w:r>
+          </w:p>
+        </w:tc>
+        <w:tc>
+          <w:tcPr>
+            <w:tcW w:type="dxa" w:w="2160"/>
+          </w:tcPr>
+          <w:p>
             <w:r>
               <w:t>§13</w:t>
             </w:r>
@@ -4688,19 +3598,6 @@
         </w:tc>
       </w:tr>
     </w:tbl>
-    <w:p/>
-    <w:p>
-      <w:pPr>
-        <w:spacing w:before="120" w:after="120"/>
-      </w:pPr>
-      <w:r>
-        <w:rPr>
-          <w:color w:val="CCCCCC"/>
-          <w:sz w:val="16"/>
-        </w:rPr>
-        <w:t>────────────────────────────────────────────────────────────────────────</w:t>
-      </w:r>
-    </w:p>
     <w:p>
       <w:pPr>
         <w:pStyle w:val="Heading2"/>
@@ -4713,26 +3610,21 @@
       <w:tblPr>
         <w:tblStyle w:val="TableGrid"/>
         <w:tblW w:type="auto" w:w="0"/>
-        <w:tblLayout w:type="autofit"/>
         <w:tblLook w:firstColumn="1" w:firstRow="1" w:lastColumn="0" w:lastRow="0" w:noHBand="0" w:noVBand="1" w:val="04A0"/>
       </w:tblPr>
       <w:tblGrid>
-        <w:gridCol w:w="2340"/>
-        <w:gridCol w:w="2340"/>
-        <w:gridCol w:w="2340"/>
-        <w:gridCol w:w="2340"/>
+        <w:gridCol w:w="1728"/>
+        <w:gridCol w:w="1728"/>
+        <w:gridCol w:w="1728"/>
+        <w:gridCol w:w="1728"/>
+        <w:gridCol w:w="1728"/>
       </w:tblGrid>
       <w:tr>
         <w:tc>
           <w:tcPr>
-            <w:tcW w:type="dxa" w:w="2340"/>
-            <w:shd w:val="clear" w:color="auto" w:fill="E8F4F1"/>
-          </w:tcPr>
-          <w:p>
-            <w:pPr>
-              <w:spacing w:after="40"/>
-            </w:pPr>
-            <w:r/>
+            <w:tcW w:type="dxa" w:w="1728"/>
+          </w:tcPr>
+          <w:p>
             <w:r>
               <w:t>ID</w:t>
             </w:r>
@@ -4740,14 +3632,9 @@
         </w:tc>
         <w:tc>
           <w:tcPr>
-            <w:tcW w:type="dxa" w:w="2340"/>
-            <w:shd w:val="clear" w:color="auto" w:fill="E8F4F1"/>
-          </w:tcPr>
-          <w:p>
-            <w:pPr>
-              <w:spacing w:after="40"/>
-            </w:pPr>
-            <w:r/>
+            <w:tcW w:type="dxa" w:w="1728"/>
+          </w:tcPr>
+          <w:p>
             <w:r>
               <w:t>Decision</w:t>
             </w:r>
@@ -4755,14 +3642,9 @@
         </w:tc>
         <w:tc>
           <w:tcPr>
-            <w:tcW w:type="dxa" w:w="2340"/>
-            <w:shd w:val="clear" w:color="auto" w:fill="E8F4F1"/>
-          </w:tcPr>
-          <w:p>
-            <w:pPr>
-              <w:spacing w:after="40"/>
-            </w:pPr>
-            <w:r/>
+            <w:tcW w:type="dxa" w:w="1728"/>
+          </w:tcPr>
+          <w:p>
             <w:r>
               <w:t>Owner</w:t>
             </w:r>
@@ -4770,16 +3652,21 @@
         </w:tc>
         <w:tc>
           <w:tcPr>
-            <w:tcW w:type="dxa" w:w="2340"/>
-            <w:shd w:val="clear" w:color="auto" w:fill="E8F4F1"/>
-          </w:tcPr>
-          <w:p>
-            <w:pPr>
-              <w:spacing w:after="40"/>
-            </w:pPr>
-            <w:r/>
-            <w:r>
-              <w:t>Suggested resolution</w:t>
+            <w:tcW w:type="dxa" w:w="1728"/>
+          </w:tcPr>
+          <w:p>
+            <w:r>
+              <w:t>Status</w:t>
+            </w:r>
+          </w:p>
+        </w:tc>
+        <w:tc>
+          <w:tcPr>
+            <w:tcW w:type="dxa" w:w="1728"/>
+          </w:tcPr>
+          <w:p>
+            <w:r>
+              <w:t>Resolution</w:t>
             </w:r>
           </w:p>
         </w:tc>
@@ -4787,13 +3674,9 @@
       <w:tr>
         <w:tc>
           <w:tcPr>
-            <w:tcW w:type="dxa" w:w="2340"/>
-          </w:tcPr>
-          <w:p>
-            <w:pPr>
-              <w:spacing w:after="40"/>
-            </w:pPr>
-            <w:r/>
+            <w:tcW w:type="dxa" w:w="1728"/>
+          </w:tcPr>
+          <w:p>
             <w:r>
               <w:t>TBD-01</w:t>
             </w:r>
@@ -4801,13 +3684,9 @@
         </w:tc>
         <w:tc>
           <w:tcPr>
-            <w:tcW w:type="dxa" w:w="2340"/>
-          </w:tcPr>
-          <w:p>
-            <w:pPr>
-              <w:spacing w:after="40"/>
-            </w:pPr>
-            <w:r/>
+            <w:tcW w:type="dxa" w:w="1728"/>
+          </w:tcPr>
+          <w:p>
             <w:r>
               <w:t>LLM/model choice (+ training strategy)</w:t>
             </w:r>
@@ -4815,13 +3694,9 @@
         </w:tc>
         <w:tc>
           <w:tcPr>
-            <w:tcW w:type="dxa" w:w="2340"/>
-          </w:tcPr>
-          <w:p>
-            <w:pPr>
-              <w:spacing w:after="40"/>
-            </w:pPr>
-            <w:r/>
+            <w:tcW w:type="dxa" w:w="1728"/>
+          </w:tcPr>
+          <w:p>
             <w:r>
               <w:t>Noor + Ayesha</w:t>
             </w:r>
@@ -4829,15 +3704,21 @@
         </w:tc>
         <w:tc>
           <w:tcPr>
-            <w:tcW w:type="dxa" w:w="2340"/>
-          </w:tcPr>
-          <w:p>
-            <w:pPr>
-              <w:spacing w:after="40"/>
-            </w:pPr>
-            <w:r/>
-            <w:r>
-              <w:t>pick base model + tuning/prompt strategy by Week 4</w:t>
+            <w:tcW w:type="dxa" w:w="1728"/>
+          </w:tcPr>
+          <w:p>
+            <w:r>
+              <w:t>Resolved</w:t>
+            </w:r>
+          </w:p>
+        </w:tc>
+        <w:tc>
+          <w:tcPr>
+            <w:tcW w:type="dxa" w:w="1728"/>
+          </w:tcPr>
+          <w:p>
+            <w:r>
+              <w:t>Groq (llama-3.3-70b-versatile) chosen as default — only free, testable provider. Anthropic/OpenAI require paid credits; Gemini blocked by a quota bug. See `docs/TBD-01-decision.md`</w:t>
             </w:r>
           </w:p>
         </w:tc>
@@ -4845,13 +3726,9 @@
       <w:tr>
         <w:tc>
           <w:tcPr>
-            <w:tcW w:type="dxa" w:w="2340"/>
-          </w:tcPr>
-          <w:p>
-            <w:pPr>
-              <w:spacing w:after="40"/>
-            </w:pPr>
-            <w:r/>
+            <w:tcW w:type="dxa" w:w="1728"/>
+          </w:tcPr>
+          <w:p>
             <w:r>
               <w:t>TBD-02</w:t>
             </w:r>
@@ -4859,13 +3736,9 @@
         </w:tc>
         <w:tc>
           <w:tcPr>
-            <w:tcW w:type="dxa" w:w="2340"/>
-          </w:tcPr>
-          <w:p>
-            <w:pPr>
-              <w:spacing w:after="40"/>
-            </w:pPr>
-            <w:r/>
+            <w:tcW w:type="dxa" w:w="1728"/>
+          </w:tcPr>
+          <w:p>
             <w:r>
               <w:t>Score formula</w:t>
             </w:r>
@@ -4873,13 +3746,9 @@
         </w:tc>
         <w:tc>
           <w:tcPr>
-            <w:tcW w:type="dxa" w:w="2340"/>
-          </w:tcPr>
-          <w:p>
-            <w:pPr>
-              <w:spacing w:after="40"/>
-            </w:pPr>
-            <w:r/>
+            <w:tcW w:type="dxa" w:w="1728"/>
+          </w:tcPr>
+          <w:p>
             <w:r>
               <w:t>Noor</w:t>
             </w:r>
@@ -4887,15 +3756,21 @@
         </w:tc>
         <w:tc>
           <w:tcPr>
-            <w:tcW w:type="dxa" w:w="2340"/>
-          </w:tcPr>
-          <w:p>
-            <w:pPr>
-              <w:spacing w:after="40"/>
-            </w:pPr>
-            <w:r/>
-            <w:r>
-              <w:t>SDS formula: 100 − weighted penalties</w:t>
+            <w:tcW w:type="dxa" w:w="1728"/>
+          </w:tcPr>
+          <w:p>
+            <w:r>
+              <w:t>Resolved</w:t>
+            </w:r>
+          </w:p>
+        </w:tc>
+        <w:tc>
+          <w:tcPr>
+            <w:tcW w:type="dxa" w:w="1728"/>
+          </w:tcPr>
+          <w:p>
+            <w:r>
+              <w:t>`compute_accessibility_score`: start 100; Critical−20, High−10, Medium−5, Low−2; clamp [0,100]</w:t>
             </w:r>
           </w:p>
         </w:tc>
@@ -4903,13 +3778,9 @@
       <w:tr>
         <w:tc>
           <w:tcPr>
-            <w:tcW w:type="dxa" w:w="2340"/>
-          </w:tcPr>
-          <w:p>
-            <w:pPr>
-              <w:spacing w:after="40"/>
-            </w:pPr>
-            <w:r/>
+            <w:tcW w:type="dxa" w:w="1728"/>
+          </w:tcPr>
+          <w:p>
             <w:r>
               <w:t>TBD-03</w:t>
             </w:r>
@@ -4917,13 +3788,9 @@
         </w:tc>
         <w:tc>
           <w:tcPr>
-            <w:tcW w:type="dxa" w:w="2340"/>
-          </w:tcPr>
-          <w:p>
-            <w:pPr>
-              <w:spacing w:after="40"/>
-            </w:pPr>
-            <w:r/>
+            <w:tcW w:type="dxa" w:w="1728"/>
+          </w:tcPr>
+          <w:p>
             <w:r>
               <w:t>dp/density for R04</w:t>
             </w:r>
@@ -4931,13 +3798,9 @@
         </w:tc>
         <w:tc>
           <w:tcPr>
-            <w:tcW w:type="dxa" w:w="2340"/>
-          </w:tcPr>
-          <w:p>
-            <w:pPr>
-              <w:spacing w:after="40"/>
-            </w:pPr>
-            <w:r/>
+            <w:tcW w:type="dxa" w:w="1728"/>
+          </w:tcPr>
+          <w:p>
             <w:r>
               <w:t>Salar</w:t>
             </w:r>
@@ -4945,13 +3808,19 @@
         </w:tc>
         <w:tc>
           <w:tcPr>
-            <w:tcW w:type="dxa" w:w="2340"/>
-          </w:tcPr>
-          <w:p>
-            <w:pPr>
-              <w:spacing w:after="40"/>
-            </w:pPr>
-            <w:r/>
+            <w:tcW w:type="dxa" w:w="1728"/>
+          </w:tcPr>
+          <w:p>
+            <w:r>
+              <w:t>Open</w:t>
+            </w:r>
+          </w:p>
+        </w:tc>
+        <w:tc>
+          <w:tcPr>
+            <w:tcW w:type="dxa" w:w="1728"/>
+          </w:tcPr>
+          <w:p>
             <w:r>
               <w:t>Assume 160 dpi; bounds as px for MVP</w:t>
             </w:r>
@@ -4961,13 +3830,9 @@
       <w:tr>
         <w:tc>
           <w:tcPr>
-            <w:tcW w:type="dxa" w:w="2340"/>
-          </w:tcPr>
-          <w:p>
-            <w:pPr>
-              <w:spacing w:after="40"/>
-            </w:pPr>
-            <w:r/>
+            <w:tcW w:type="dxa" w:w="1728"/>
+          </w:tcPr>
+          <w:p>
             <w:r>
               <w:t>TBD-05</w:t>
             </w:r>
@@ -4975,13 +3840,9 @@
         </w:tc>
         <w:tc>
           <w:tcPr>
-            <w:tcW w:type="dxa" w:w="2340"/>
-          </w:tcPr>
-          <w:p>
-            <w:pPr>
-              <w:spacing w:after="40"/>
-            </w:pPr>
-            <w:r/>
+            <w:tcW w:type="dxa" w:w="1728"/>
+          </w:tcPr>
+          <w:p>
             <w:r>
               <w:t>Severity UI mapping</w:t>
             </w:r>
@@ -4989,13 +3850,9 @@
         </w:tc>
         <w:tc>
           <w:tcPr>
-            <w:tcW w:type="dxa" w:w="2340"/>
-          </w:tcPr>
-          <w:p>
-            <w:pPr>
-              <w:spacing w:after="40"/>
-            </w:pPr>
-            <w:r/>
+            <w:tcW w:type="dxa" w:w="1728"/>
+          </w:tcPr>
+          <w:p>
             <w:r>
               <w:t>All</w:t>
             </w:r>
@@ -5003,15 +3860,21 @@
         </w:tc>
         <w:tc>
           <w:tcPr>
-            <w:tcW w:type="dxa" w:w="2340"/>
-          </w:tcPr>
-          <w:p>
-            <w:pPr>
-              <w:spacing w:after="40"/>
-            </w:pPr>
-            <w:r/>
-            <w:r>
-              <w:t>High→Critical/Serious; Medium→Moderate; Low→Minor</w:t>
+            <w:tcW w:type="dxa" w:w="1728"/>
+          </w:tcPr>
+          <w:p>
+            <w:r>
+              <w:t>Open</w:t>
+            </w:r>
+          </w:p>
+        </w:tc>
+        <w:tc>
+          <w:tcPr>
+            <w:tcW w:type="dxa" w:w="1728"/>
+          </w:tcPr>
+          <w:p>
+            <w:r>
+              <w:t>High → Critical/Serious; Medium → Moderate; Low → Minor</w:t>
             </w:r>
           </w:p>
         </w:tc>
@@ -5019,13 +3882,9 @@
       <w:tr>
         <w:tc>
           <w:tcPr>
-            <w:tcW w:type="dxa" w:w="2340"/>
-          </w:tcPr>
-          <w:p>
-            <w:pPr>
-              <w:spacing w:after="40"/>
-            </w:pPr>
-            <w:r/>
+            <w:tcW w:type="dxa" w:w="1728"/>
+          </w:tcPr>
+          <w:p>
             <w:r>
               <w:t>TBD-06</w:t>
             </w:r>
@@ -5033,13 +3892,9 @@
         </w:tc>
         <w:tc>
           <w:tcPr>
-            <w:tcW w:type="dxa" w:w="2340"/>
-          </w:tcPr>
-          <w:p>
-            <w:pPr>
-              <w:spacing w:after="40"/>
-            </w:pPr>
-            <w:r/>
+            <w:tcW w:type="dxa" w:w="1728"/>
+          </w:tcPr>
+          <w:p>
             <w:r>
               <w:t>Auth in MVP</w:t>
             </w:r>
@@ -5047,30 +3902,29 @@
         </w:tc>
         <w:tc>
           <w:tcPr>
-            <w:tcW w:type="dxa" w:w="2340"/>
-          </w:tcPr>
-          <w:p>
-            <w:pPr>
-              <w:spacing w:after="40"/>
-            </w:pPr>
-            <w:r/>
-            <w:r>
-              <w:rPr>
-                <w:b/>
-              </w:rPr>
+            <w:tcW w:type="dxa" w:w="1728"/>
+          </w:tcPr>
+          <w:p>
+            <w:r>
+              <w:t>—</w:t>
+            </w:r>
+          </w:p>
+        </w:tc>
+        <w:tc>
+          <w:tcPr>
+            <w:tcW w:type="dxa" w:w="1728"/>
+          </w:tcPr>
+          <w:p>
+            <w:r>
               <w:t>Resolved</w:t>
             </w:r>
           </w:p>
         </w:tc>
         <w:tc>
           <w:tcPr>
-            <w:tcW w:type="dxa" w:w="2340"/>
-          </w:tcPr>
-          <w:p>
-            <w:pPr>
-              <w:spacing w:after="40"/>
-            </w:pPr>
-            <w:r/>
+            <w:tcW w:type="dxa" w:w="1728"/>
+          </w:tcPr>
+          <w:p>
             <w:r>
               <w:t>Must Have (SRS §4.9)</w:t>
             </w:r>
@@ -5080,55 +3934,29 @@
       <w:tr>
         <w:tc>
           <w:tcPr>
-            <w:tcW w:type="dxa" w:w="2340"/>
-          </w:tcPr>
-          <w:p>
-            <w:pPr>
-              <w:spacing w:after="40"/>
-            </w:pPr>
-            <w:r/>
-            <w:r>
-              <w:t>Branch rename</w:t>
-            </w:r>
-          </w:p>
-        </w:tc>
-        <w:tc>
-          <w:tcPr>
-            <w:tcW w:type="dxa" w:w="2340"/>
-          </w:tcPr>
-          <w:p>
-            <w:pPr>
-              <w:spacing w:after="40"/>
-            </w:pPr>
-            <w:r/>
-            <w:r>
-              <w:rPr>
-                <w:rFonts w:ascii="Consolas" w:hAnsi="Consolas"/>
-                <w:sz w:val="20"/>
-              </w:rPr>
-              <w:t>azeem</w:t>
-            </w:r>
-            <w:r>
-              <w:t xml:space="preserve"> → </w:t>
-            </w:r>
-            <w:r>
-              <w:rPr>
-                <w:rFonts w:ascii="Consolas" w:hAnsi="Consolas"/>
-                <w:sz w:val="20"/>
-              </w:rPr>
-              <w:t>salar</w:t>
-            </w:r>
-          </w:p>
-        </w:tc>
-        <w:tc>
-          <w:tcPr>
-            <w:tcW w:type="dxa" w:w="2340"/>
-          </w:tcPr>
-          <w:p>
-            <w:pPr>
-              <w:spacing w:after="40"/>
-            </w:pPr>
-            <w:r/>
+            <w:tcW w:type="dxa" w:w="1728"/>
+          </w:tcPr>
+          <w:p>
+            <w:r>
+              <w:t>—</w:t>
+            </w:r>
+          </w:p>
+        </w:tc>
+        <w:tc>
+          <w:tcPr>
+            <w:tcW w:type="dxa" w:w="1728"/>
+          </w:tcPr>
+          <w:p>
+            <w:r>
+              <w:t>Branch rename: `azeem` → `salar`</w:t>
+            </w:r>
+          </w:p>
+        </w:tc>
+        <w:tc>
+          <w:tcPr>
+            <w:tcW w:type="dxa" w:w="1728"/>
+          </w:tcPr>
+          <w:p>
             <w:r>
               <w:t>Salar</w:t>
             </w:r>
@@ -5136,33 +3964,26 @@
         </w:tc>
         <w:tc>
           <w:tcPr>
-            <w:tcW w:type="dxa" w:w="2340"/>
-          </w:tcPr>
-          <w:p>
-            <w:pPr>
-              <w:spacing w:after="40"/>
-            </w:pPr>
-            <w:r/>
-            <w:r>
-              <w:t>Week 3</w:t>
+            <w:tcW w:type="dxa" w:w="1728"/>
+          </w:tcPr>
+          <w:p>
+            <w:r>
+              <w:t>Done</w:t>
+            </w:r>
+          </w:p>
+        </w:tc>
+        <w:tc>
+          <w:tcPr>
+            <w:tcW w:type="dxa" w:w="1728"/>
+          </w:tcPr>
+          <w:p>
+            <w:r>
+              <w:t>—</w:t>
             </w:r>
           </w:p>
         </w:tc>
       </w:tr>
     </w:tbl>
-    <w:p/>
-    <w:p>
-      <w:pPr>
-        <w:spacing w:before="120" w:after="120"/>
-      </w:pPr>
-      <w:r>
-        <w:rPr>
-          <w:color w:val="CCCCCC"/>
-          <w:sz w:val="16"/>
-        </w:rPr>
-        <w:t>────────────────────────────────────────────────────────────────────────</w:t>
-      </w:r>
-    </w:p>
     <w:p>
       <w:pPr>
         <w:pStyle w:val="Heading2"/>
@@ -5176,7 +3997,7 @@
         <w:pStyle w:val="ListBullet"/>
       </w:pPr>
       <w:r>
-        <w:t xml:space="preserve"> ] Each intern pushed to their branch this week</w:t>
+        <w:t>[ ] Each intern pushed to their branch this week</w:t>
       </w:r>
     </w:p>
     <w:p>
@@ -5184,7 +4005,7 @@
         <w:pStyle w:val="ListBullet"/>
       </w:pPr>
       <w:r>
-        <w:t xml:space="preserve"> ] Demo shows one new working feature (not slides only)</w:t>
+        <w:t>[ ] Demo shows one new working feature (not slides only)</w:t>
       </w:r>
     </w:p>
     <w:p>
@@ -5192,12 +4013,11 @@
         <w:pStyle w:val="ListBullet"/>
       </w:pPr>
       <w:r>
-        <w:t xml:space="preserve"> ] JSON outputs pass </w:t>
+        <w:t xml:space="preserve">[ ] JSON outputs pass </w:t>
       </w:r>
       <w:r>
         <w:rPr>
           <w:rFonts w:ascii="Consolas" w:hAnsi="Consolas"/>
-          <w:sz w:val="20"/>
         </w:rPr>
         <w:t>scripts/validate_output.py</w:t>
       </w:r>
@@ -5207,12 +4027,11 @@
         <w:pStyle w:val="ListBullet"/>
       </w:pPr>
       <w:r>
-        <w:t xml:space="preserve"> ] Progress note added (optional: </w:t>
+        <w:t xml:space="preserve">[ ] Progress note added (optional: </w:t>
       </w:r>
       <w:r>
         <w:rPr>
           <w:rFonts w:ascii="Consolas" w:hAnsi="Consolas"/>
-          <w:sz w:val="20"/>
         </w:rPr>
         <w:t>docs/progress/weekN.md</w:t>
       </w:r>
@@ -5225,19 +4044,7 @@
         <w:pStyle w:val="ListBullet"/>
       </w:pPr>
       <w:r>
-        <w:t xml:space="preserve"> ] Blockers escalated to Noor before weekend</w:t>
-      </w:r>
-    </w:p>
-    <w:p>
-      <w:pPr>
-        <w:spacing w:before="120" w:after="120"/>
-      </w:pPr>
-      <w:r>
-        <w:rPr>
-          <w:color w:val="CCCCCC"/>
-          <w:sz w:val="16"/>
-        </w:rPr>
-        <w:t>────────────────────────────────────────────────────────────────────────</w:t>
+        <w:t>[ ] Blockers escalated to Noor before weekend</w:t>
       </w:r>
     </w:p>
     <w:p>
@@ -5252,24 +4059,18 @@
       <w:tblPr>
         <w:tblStyle w:val="TableGrid"/>
         <w:tblW w:type="auto" w:w="0"/>
-        <w:tblLayout w:type="autofit"/>
         <w:tblLook w:firstColumn="1" w:firstRow="1" w:lastColumn="0" w:lastRow="0" w:noHBand="0" w:noVBand="1" w:val="04A0"/>
       </w:tblPr>
       <w:tblGrid>
-        <w:gridCol w:w="4680"/>
-        <w:gridCol w:w="4680"/>
+        <w:gridCol w:w="4320"/>
+        <w:gridCol w:w="4320"/>
       </w:tblGrid>
       <w:tr>
         <w:tc>
           <w:tcPr>
-            <w:tcW w:type="dxa" w:w="4680"/>
-            <w:shd w:val="clear" w:color="auto" w:fill="E8F4F1"/>
-          </w:tcPr>
-          <w:p>
-            <w:pPr>
-              <w:spacing w:after="40"/>
-            </w:pPr>
-            <w:r/>
+            <w:tcW w:type="dxa" w:w="4320"/>
+          </w:tcPr>
+          <w:p>
             <w:r>
               <w:t>Original (June 17 PDF)</w:t>
             </w:r>
@@ -5277,14 +4078,9 @@
         </w:tc>
         <w:tc>
           <w:tcPr>
-            <w:tcW w:type="dxa" w:w="4680"/>
-            <w:shd w:val="clear" w:color="auto" w:fill="E8F4F1"/>
-          </w:tcPr>
-          <w:p>
-            <w:pPr>
-              <w:spacing w:after="40"/>
-            </w:pPr>
-            <w:r/>
+            <w:tcW w:type="dxa" w:w="4320"/>
+          </w:tcPr>
+          <w:p>
             <w:r>
               <w:t>This update (July 1)</w:t>
             </w:r>
@@ -5294,13 +4090,9 @@
       <w:tr>
         <w:tc>
           <w:tcPr>
-            <w:tcW w:type="dxa" w:w="4680"/>
-          </w:tcPr>
-          <w:p>
-            <w:pPr>
-              <w:spacing w:after="40"/>
-            </w:pPr>
-            <w:r/>
+            <w:tcW w:type="dxa" w:w="4320"/>
+          </w:tcPr>
+          <w:p>
             <w:r>
               <w:t>Generic "Intern 1/2/3"</w:t>
             </w:r>
@@ -5308,21 +4100,11 @@
         </w:tc>
         <w:tc>
           <w:tcPr>
-            <w:tcW w:type="dxa" w:w="4680"/>
-          </w:tcPr>
-          <w:p>
-            <w:pPr>
-              <w:spacing w:after="40"/>
-            </w:pPr>
-            <w:r/>
-            <w:r>
-              <w:t xml:space="preserve">Named: </w:t>
-            </w:r>
-            <w:r>
-              <w:rPr>
-                <w:b/>
-              </w:rPr>
-              <w:t>Salar, Ayesha, Noor</w:t>
+            <w:tcW w:type="dxa" w:w="4320"/>
+          </w:tcPr>
+          <w:p>
+            <w:r>
+              <w:t>Named: **Salar, Ayesha, Noor**</w:t>
             </w:r>
           </w:p>
         </w:tc>
@@ -5330,13 +4112,9 @@
       <w:tr>
         <w:tc>
           <w:tcPr>
-            <w:tcW w:type="dxa" w:w="4680"/>
-          </w:tcPr>
-          <w:p>
-            <w:pPr>
-              <w:spacing w:after="40"/>
-            </w:pPr>
-            <w:r/>
+            <w:tcW w:type="dxa" w:w="4320"/>
+          </w:tcPr>
+          <w:p>
             <w:r>
               <w:t>900–1000 Kaggle screens target</w:t>
             </w:r>
@@ -5344,27 +4122,11 @@
         </w:tc>
         <w:tc>
           <w:tcPr>
-            <w:tcW w:type="dxa" w:w="4680"/>
-          </w:tcPr>
-          <w:p>
-            <w:pPr>
-              <w:spacing w:after="40"/>
-            </w:pPr>
-            <w:r/>
-            <w:r>
-              <w:rPr>
-                <w:b/>
-              </w:rPr>
-              <w:t>MASC 7,068</w:t>
-            </w:r>
-            <w:r>
-              <w:t xml:space="preserve"> + </w:t>
-            </w:r>
-            <w:r>
-              <w:rPr>
-                <w:b/>
-              </w:rPr>
-              <w:t>Rico holdout 1,698</w:t>
+            <w:tcW w:type="dxa" w:w="4320"/>
+          </w:tcPr>
+          <w:p>
+            <w:r>
+              <w:t>**MASC 7,068** + **Rico holdout 1,698**</w:t>
             </w:r>
           </w:p>
         </w:tc>
@@ -5372,13 +4134,9 @@
       <w:tr>
         <w:tc>
           <w:tcPr>
-            <w:tcW w:type="dxa" w:w="4680"/>
-          </w:tcPr>
-          <w:p>
-            <w:pPr>
-              <w:spacing w:after="40"/>
-            </w:pPr>
-            <w:r/>
+            <w:tcW w:type="dxa" w:w="4320"/>
+          </w:tcPr>
+          <w:p>
             <w:r>
               <w:t>React UI in Week 2</w:t>
             </w:r>
@@ -5386,13 +4144,9 @@
         </w:tc>
         <w:tc>
           <w:tcPr>
-            <w:tcW w:type="dxa" w:w="4680"/>
-          </w:tcPr>
-          <w:p>
-            <w:pPr>
-              <w:spacing w:after="40"/>
-            </w:pPr>
-            <w:r/>
+            <w:tcW w:type="dxa" w:w="4320"/>
+          </w:tcPr>
+          <w:p>
             <w:r>
               <w:t>Deferred to Week 3 (parser took priority)</w:t>
             </w:r>
@@ -5402,13 +4156,9 @@
       <w:tr>
         <w:tc>
           <w:tcPr>
-            <w:tcW w:type="dxa" w:w="4680"/>
-          </w:tcPr>
-          <w:p>
-            <w:pPr>
-              <w:spacing w:after="40"/>
-            </w:pPr>
-            <w:r/>
+            <w:tcW w:type="dxa" w:w="4320"/>
+          </w:tcPr>
+          <w:p>
             <w:r>
               <w:t>Rules split across interns</w:t>
             </w:r>
@@ -5416,18 +4166,11 @@
         </w:tc>
         <w:tc>
           <w:tcPr>
-            <w:tcW w:type="dxa" w:w="4680"/>
-          </w:tcPr>
-          <w:p>
-            <w:pPr>
-              <w:spacing w:after="40"/>
-            </w:pPr>
-            <w:r/>
-            <w:r>
-              <w:rPr>
-                <w:b/>
-              </w:rPr>
-              <w:t>All three share R01–R30 and G01–G30 by defined blocks</w:t>
+            <w:tcW w:type="dxa" w:w="4320"/>
+          </w:tcPr>
+          <w:p>
+            <w:r>
+              <w:t>**All three share R01–R30 and G01–G30 by defined blocks**</w:t>
             </w:r>
           </w:p>
         </w:tc>
@@ -5435,13 +4178,9 @@
       <w:tr>
         <w:tc>
           <w:tcPr>
-            <w:tcW w:type="dxa" w:w="4680"/>
-          </w:tcPr>
-          <w:p>
-            <w:pPr>
-              <w:spacing w:after="40"/>
-            </w:pPr>
-            <w:r/>
+            <w:tcW w:type="dxa" w:w="4320"/>
+          </w:tcPr>
+          <w:p>
             <w:r>
               <w:t>No Auth/Records</w:t>
             </w:r>
@@ -5449,21 +4188,11 @@
         </w:tc>
         <w:tc>
           <w:tcPr>
-            <w:tcW w:type="dxa" w:w="4680"/>
-          </w:tcPr>
-          <w:p>
-            <w:pPr>
-              <w:spacing w:after="40"/>
-            </w:pPr>
-            <w:r/>
-            <w:r>
-              <w:rPr>
-                <w:b/>
-              </w:rPr>
-              <w:t>Must Have</w:t>
-            </w:r>
-            <w:r>
-              <w:t xml:space="preserve"> per SRS v2.0</w:t>
+            <w:tcW w:type="dxa" w:w="4320"/>
+          </w:tcPr>
+          <w:p>
+            <w:r>
+              <w:t>**Must Have** per SRS v2.0</w:t>
             </w:r>
           </w:p>
         </w:tc>
@@ -5471,13 +4200,9 @@
       <w:tr>
         <w:tc>
           <w:tcPr>
-            <w:tcW w:type="dxa" w:w="4680"/>
-          </w:tcPr>
-          <w:p>
-            <w:pPr>
-              <w:spacing w:after="40"/>
-            </w:pPr>
-            <w:r/>
+            <w:tcW w:type="dxa" w:w="4320"/>
+          </w:tcPr>
+          <w:p>
             <w:r>
               <w:t>No SRS/SDS v2.0</w:t>
             </w:r>
@@ -5485,32 +4210,11 @@
         </w:tc>
         <w:tc>
           <w:tcPr>
-            <w:tcW w:type="dxa" w:w="4680"/>
-          </w:tcPr>
-          <w:p>
-            <w:pPr>
-              <w:spacing w:after="40"/>
-            </w:pPr>
-            <w:r/>
-            <w:r>
-              <w:t xml:space="preserve">Complete specs in </w:t>
-            </w:r>
-            <w:r>
-              <w:rPr>
-                <w:rFonts w:ascii="Consolas" w:hAnsi="Consolas"/>
-                <w:sz w:val="20"/>
-              </w:rPr>
-              <w:t>srs/</w:t>
-            </w:r>
-            <w:r>
-              <w:t xml:space="preserve"> and </w:t>
-            </w:r>
-            <w:r>
-              <w:rPr>
-                <w:rFonts w:ascii="Consolas" w:hAnsi="Consolas"/>
-                <w:sz w:val="20"/>
-              </w:rPr>
-              <w:t>sds/</w:t>
+            <w:tcW w:type="dxa" w:w="4320"/>
+          </w:tcPr>
+          <w:p>
+            <w:r>
+              <w:t>Complete specs in `srs/` and `sds/`</w:t>
             </w:r>
           </w:p>
         </w:tc>
@@ -5518,13 +4222,9 @@
       <w:tr>
         <w:tc>
           <w:tcPr>
-            <w:tcW w:type="dxa" w:w="4680"/>
-          </w:tcPr>
-          <w:p>
-            <w:pPr>
-              <w:spacing w:after="40"/>
-            </w:pPr>
-            <w:r/>
+            <w:tcW w:type="dxa" w:w="4320"/>
+          </w:tcPr>
+          <w:p>
             <w:r>
               <w:t>Assumes all stretch goals</w:t>
             </w:r>
@@ -5532,13 +4232,9 @@
         </w:tc>
         <w:tc>
           <w:tcPr>
-            <w:tcW w:type="dxa" w:w="4680"/>
-          </w:tcPr>
-          <w:p>
-            <w:pPr>
-              <w:spacing w:after="40"/>
-            </w:pPr>
-            <w:r/>
+            <w:tcW w:type="dxa" w:w="4320"/>
+          </w:tcPr>
+          <w:p>
             <w:r>
               <w:t>Stretch goals marked; MVP scope clarified</w:t>
             </w:r>
@@ -5546,19 +4242,6 @@
         </w:tc>
       </w:tr>
     </w:tbl>
-    <w:p/>
-    <w:p>
-      <w:pPr>
-        <w:spacing w:before="120" w:after="120"/>
-      </w:pPr>
-      <w:r>
-        <w:rPr>
-          <w:color w:val="CCCCCC"/>
-          <w:sz w:val="16"/>
-        </w:rPr>
-        <w:t>────────────────────────────────────────────────────────────────────────</w:t>
-      </w:r>
-    </w:p>
     <w:p>
       <w:pPr>
         <w:pStyle w:val="Heading2"/>
@@ -5571,24 +4254,18 @@
       <w:tblPr>
         <w:tblStyle w:val="TableGrid"/>
         <w:tblW w:type="auto" w:w="0"/>
-        <w:tblLayout w:type="autofit"/>
         <w:tblLook w:firstColumn="1" w:firstRow="1" w:lastColumn="0" w:lastRow="0" w:noHBand="0" w:noVBand="1" w:val="04A0"/>
       </w:tblPr>
       <w:tblGrid>
-        <w:gridCol w:w="4680"/>
-        <w:gridCol w:w="4680"/>
+        <w:gridCol w:w="4320"/>
+        <w:gridCol w:w="4320"/>
       </w:tblGrid>
       <w:tr>
         <w:tc>
           <w:tcPr>
-            <w:tcW w:type="dxa" w:w="4680"/>
-            <w:shd w:val="clear" w:color="auto" w:fill="E8F4F1"/>
-          </w:tcPr>
-          <w:p>
-            <w:pPr>
-              <w:spacing w:after="40"/>
-            </w:pPr>
-            <w:r/>
+            <w:tcW w:type="dxa" w:w="4320"/>
+          </w:tcPr>
+          <w:p>
             <w:r>
               <w:t>Issue</w:t>
             </w:r>
@@ -5596,14 +4273,9 @@
         </w:tc>
         <w:tc>
           <w:tcPr>
-            <w:tcW w:type="dxa" w:w="4680"/>
-            <w:shd w:val="clear" w:color="auto" w:fill="E8F4F1"/>
-          </w:tcPr>
-          <w:p>
-            <w:pPr>
-              <w:spacing w:after="40"/>
-            </w:pPr>
-            <w:r/>
+            <w:tcW w:type="dxa" w:w="4320"/>
+          </w:tcPr>
+          <w:p>
             <w:r>
               <w:t>Escalate to</w:t>
             </w:r>
@@ -5613,13 +4285,9 @@
       <w:tr>
         <w:tc>
           <w:tcPr>
-            <w:tcW w:type="dxa" w:w="4680"/>
-          </w:tcPr>
-          <w:p>
-            <w:pPr>
-              <w:spacing w:after="40"/>
-            </w:pPr>
-            <w:r/>
+            <w:tcW w:type="dxa" w:w="4320"/>
+          </w:tcPr>
+          <w:p>
             <w:r>
               <w:t>Schema / API contract disagreement</w:t>
             </w:r>
@@ -5627,13 +4295,9 @@
         </w:tc>
         <w:tc>
           <w:tcPr>
-            <w:tcW w:type="dxa" w:w="4680"/>
-          </w:tcPr>
-          <w:p>
-            <w:pPr>
-              <w:spacing w:after="40"/>
-            </w:pPr>
-            <w:r/>
+            <w:tcW w:type="dxa" w:w="4320"/>
+          </w:tcPr>
+          <w:p>
             <w:r>
               <w:t>Noor (Lead)</w:t>
             </w:r>
@@ -5643,13 +4307,9 @@
       <w:tr>
         <w:tc>
           <w:tcPr>
-            <w:tcW w:type="dxa" w:w="4680"/>
-          </w:tcPr>
-          <w:p>
-            <w:pPr>
-              <w:spacing w:after="40"/>
-            </w:pPr>
-            <w:r/>
+            <w:tcW w:type="dxa" w:w="4320"/>
+          </w:tcPr>
+          <w:p>
             <w:r>
               <w:t>Parser or rule logic</w:t>
             </w:r>
@@ -5657,13 +4317,9 @@
         </w:tc>
         <w:tc>
           <w:tcPr>
-            <w:tcW w:type="dxa" w:w="4680"/>
-          </w:tcPr>
-          <w:p>
-            <w:pPr>
-              <w:spacing w:after="40"/>
-            </w:pPr>
-            <w:r/>
+            <w:tcW w:type="dxa" w:w="4320"/>
+          </w:tcPr>
+          <w:p>
             <w:r>
               <w:t>Salar</w:t>
             </w:r>
@@ -5673,13 +4329,9 @@
       <w:tr>
         <w:tc>
           <w:tcPr>
-            <w:tcW w:type="dxa" w:w="4680"/>
-          </w:tcPr>
-          <w:p>
-            <w:pPr>
-              <w:spacing w:after="40"/>
-            </w:pPr>
-            <w:r/>
+            <w:tcW w:type="dxa" w:w="4320"/>
+          </w:tcPr>
+          <w:p>
             <w:r>
               <w:t>UI / Figma mismatch</w:t>
             </w:r>
@@ -5687,13 +4339,9 @@
         </w:tc>
         <w:tc>
           <w:tcPr>
-            <w:tcW w:type="dxa" w:w="4680"/>
-          </w:tcPr>
-          <w:p>
-            <w:pPr>
-              <w:spacing w:after="40"/>
-            </w:pPr>
-            <w:r/>
+            <w:tcW w:type="dxa" w:w="4320"/>
+          </w:tcPr>
+          <w:p>
             <w:r>
               <w:t>Ayesha</w:t>
             </w:r>
@@ -5703,13 +4351,9 @@
       <w:tr>
         <w:tc>
           <w:tcPr>
-            <w:tcW w:type="dxa" w:w="4680"/>
-          </w:tcPr>
-          <w:p>
-            <w:pPr>
-              <w:spacing w:after="40"/>
-            </w:pPr>
-            <w:r/>
+            <w:tcW w:type="dxa" w:w="4320"/>
+          </w:tcPr>
+          <w:p>
             <w:r>
               <w:t>Schedule / scope</w:t>
             </w:r>
@@ -5717,13 +4361,9 @@
         </w:tc>
         <w:tc>
           <w:tcPr>
-            <w:tcW w:type="dxa" w:w="4680"/>
-          </w:tcPr>
-          <w:p>
-            <w:pPr>
-              <w:spacing w:after="40"/>
-            </w:pPr>
-            <w:r/>
+            <w:tcW w:type="dxa" w:w="4320"/>
+          </w:tcPr>
+          <w:p>
             <w:r>
               <w:t>Noor → Supervisor</w:t>
             </w:r>
@@ -5731,19 +4371,6 @@
         </w:tc>
       </w:tr>
     </w:tbl>
-    <w:p/>
-    <w:p>
-      <w:pPr>
-        <w:spacing w:before="120" w:after="120"/>
-      </w:pPr>
-      <w:r>
-        <w:rPr>
-          <w:color w:val="CCCCCC"/>
-          <w:sz w:val="16"/>
-        </w:rPr>
-        <w:t>────────────────────────────────────────────────────────────────────────</w:t>
-      </w:r>
-    </w:p>
     <w:p>
       <w:r>
         <w:rPr>
@@ -5754,7 +4381,7 @@
     </w:p>
     <w:sectPr>
       <w:pgSz w:w="12240" w:h="15840"/>
-      <w:pgMar w:top="1440" w:right="1440" w:bottom="1440" w:left="1440" w:header="720" w:footer="720" w:gutter="0"/>
+      <w:pgMar w:top="1440" w:right="1800" w:bottom="1440" w:left="1800" w:header="720" w:footer="720" w:gutter="0"/>
       <w:cols w:space="720"/>
       <w:docGrid w:linePitch="360"/>
     </w:sectPr>
@@ -6126,7 +4753,7 @@
     <w:qFormat/>
     <w:rsid w:val="00FC693F"/>
     <w:pPr>
-      <w:spacing w:lineRule="auto" w:line="276" w:after="120"/>
+      <w:spacing w:line="240" w:lineRule="auto"/>
     </w:pPr>
     <w:rPr>
       <w:rFonts w:ascii="Calibri" w:hAnsi="Calibri"/>
@@ -6188,15 +4815,15 @@
     <w:pPr>
       <w:keepNext/>
       <w:keepLines/>
-      <w:spacing w:before="0" w:after="120"/>
+      <w:spacing w:before="480" w:after="0"/>
       <w:outlineLvl w:val="0"/>
     </w:pPr>
     <w:rPr>
-      <w:rFonts w:asciiTheme="majorHAnsi" w:eastAsiaTheme="majorEastAsia" w:hAnsiTheme="majorHAnsi" w:cstheme="majorBidi" w:ascii="Calibri" w:hAnsi="Calibri"/>
+      <w:rFonts w:asciiTheme="majorHAnsi" w:eastAsiaTheme="majorEastAsia" w:hAnsiTheme="majorHAnsi" w:cstheme="majorBidi"/>
       <w:b/>
       <w:bCs/>
-      <w:color w:val="0B1929"/>
-      <w:sz w:val="40"/>
+      <w:color w:val="365F91" w:themeColor="accent1" w:themeShade="BF"/>
+      <w:sz w:val="28"/>
       <w:szCs w:val="28"/>
     </w:rPr>
   </w:style>
@@ -6212,15 +4839,15 @@
     <w:pPr>
       <w:keepNext/>
       <w:keepLines/>
-      <w:spacing w:before="240" w:after="120"/>
+      <w:spacing w:before="200" w:after="0"/>
       <w:outlineLvl w:val="1"/>
     </w:pPr>
     <w:rPr>
-      <w:rFonts w:asciiTheme="majorHAnsi" w:eastAsiaTheme="majorEastAsia" w:hAnsiTheme="majorHAnsi" w:cstheme="majorBidi" w:ascii="Calibri" w:hAnsi="Calibri"/>
+      <w:rFonts w:asciiTheme="majorHAnsi" w:eastAsiaTheme="majorEastAsia" w:hAnsiTheme="majorHAnsi" w:cstheme="majorBidi"/>
       <w:b/>
       <w:bCs/>
-      <w:color w:val="0B1929"/>
-      <w:sz w:val="32"/>
+      <w:color w:val="4F81BD" w:themeColor="accent1"/>
+      <w:sz w:val="26"/>
       <w:szCs w:val="26"/>
     </w:rPr>
   </w:style>
@@ -6236,15 +4863,14 @@
     <w:pPr>
       <w:keepNext/>
       <w:keepLines/>
-      <w:spacing w:before="240" w:after="120"/>
+      <w:spacing w:before="200" w:after="0"/>
       <w:outlineLvl w:val="2"/>
     </w:pPr>
     <w:rPr>
-      <w:rFonts w:asciiTheme="majorHAnsi" w:eastAsiaTheme="majorEastAsia" w:hAnsiTheme="majorHAnsi" w:cstheme="majorBidi" w:ascii="Calibri" w:hAnsi="Calibri"/>
+      <w:rFonts w:asciiTheme="majorHAnsi" w:eastAsiaTheme="majorEastAsia" w:hAnsiTheme="majorHAnsi" w:cstheme="majorBidi"/>
       <w:b/>
       <w:bCs/>
-      <w:color w:val="0B1929"/>
-      <w:sz w:val="26"/>
+      <w:color w:val="4F81BD" w:themeColor="accent1"/>
     </w:rPr>
   </w:style>
   <w:style w:type="paragraph" w:styleId="Heading4">
@@ -6260,17 +4886,16 @@
     <w:pPr>
       <w:keepNext/>
       <w:keepLines/>
-      <w:spacing w:before="240" w:after="120"/>
+      <w:spacing w:before="200" w:after="0"/>
       <w:outlineLvl w:val="3"/>
     </w:pPr>
     <w:rPr>
-      <w:rFonts w:asciiTheme="majorHAnsi" w:eastAsiaTheme="majorEastAsia" w:hAnsiTheme="majorHAnsi" w:cstheme="majorBidi" w:ascii="Calibri" w:hAnsi="Calibri"/>
+      <w:rFonts w:asciiTheme="majorHAnsi" w:eastAsiaTheme="majorEastAsia" w:hAnsiTheme="majorHAnsi" w:cstheme="majorBidi"/>
       <w:b/>
       <w:bCs/>
       <w:i/>
       <w:iCs/>
-      <w:color w:val="0B1929"/>
-      <w:sz w:val="24"/>
+      <w:color w:val="4F81BD" w:themeColor="accent1"/>
     </w:rPr>
   </w:style>
   <w:style w:type="paragraph" w:styleId="Heading5">

--- a/docs/updated_plan_v2.0.docx
+++ b/docs/updated_plan_v2.0.docx
@@ -62,7 +62,7 @@
           <w:b w:val="0"/>
           <w:sz w:val="22"/>
         </w:rPr>
-        <w:t xml:space="preserve"> 16 July 2026</w:t>
+        <w:t xml:space="preserve"> 20 July 2026</w:t>
       </w:r>
     </w:p>
     <w:p>
@@ -80,7 +80,23 @@
           <w:b w:val="0"/>
           <w:sz w:val="22"/>
         </w:rPr>
-        <w:t xml:space="preserve"> Week 6 assigned deliverables complete on </w:t>
+        <w:t xml:space="preserve"> Week 6 complete · </w:t>
+      </w:r>
+      <w:r>
+        <w:rPr>
+          <w:rFonts w:ascii="Calibri" w:hAnsi="Calibri" w:eastAsia="Calibri"/>
+          <w:b/>
+          <w:sz w:val="22"/>
+        </w:rPr>
+        <w:t>Week 7 (Noor) QA analysis complete</w:t>
+      </w:r>
+      <w:r>
+        <w:rPr>
+          <w:rFonts w:ascii="Calibri" w:hAnsi="Calibri" w:eastAsia="Calibri"/>
+          <w:b w:val="0"/>
+          <w:sz w:val="22"/>
+        </w:rPr>
+        <w:t xml:space="preserve"> on </w:t>
       </w:r>
       <w:r>
         <w:rPr>
@@ -97,16 +113,15 @@
           <w:b w:val="0"/>
           <w:sz w:val="22"/>
         </w:rPr>
-        <w:t xml:space="preserve"> (</w:t>
+        <w:t xml:space="preserve"> — rule/guideline summaries, validation logs; Rico holdout batch </w:t>
       </w:r>
       <w:r>
         <w:rPr>
-          <w:rFonts w:ascii="Consolas" w:hAnsi="Consolas" w:eastAsia="Consolas"/>
-          <w:b w:val="0"/>
-          <w:color w:val="1E3A5F"/>
-          <w:sz w:val="18"/>
+          <w:rFonts w:ascii="Calibri" w:hAnsi="Calibri" w:eastAsia="Calibri"/>
+          <w:b/>
+          <w:sz w:val="22"/>
         </w:rPr>
-        <w:t>995f6d31</w:t>
+        <w:t>deferred</w:t>
       </w:r>
       <w:r>
         <w:rPr>
@@ -114,7 +129,7 @@
           <w:b w:val="0"/>
           <w:sz w:val="22"/>
         </w:rPr>
-        <w:t>) — JWT/OTP/SMTP/Google auth, records, 40/40 eval sheet, Weeks 1–5 done; Friday demo walkthrough optional</w:t>
+        <w:t>; Salar/Ayesha Week 7 tasks pending</w:t>
       </w:r>
     </w:p>
     <w:p>
@@ -5858,6 +5873,58 @@
       </w:tr>
     </w:tbl>
     <w:p/>
+    <w:p>
+      <w:r>
+        <w:rPr>
+          <w:rFonts w:ascii="Calibri" w:hAnsi="Calibri" w:eastAsia="Calibri"/>
+          <w:b/>
+          <w:sz w:val="22"/>
+        </w:rPr>
+        <w:t>Week 7 Noor status (20 Jul):</w:t>
+      </w:r>
+      <w:r>
+        <w:rPr>
+          <w:rFonts w:ascii="Calibri" w:hAnsi="Calibri" w:eastAsia="Calibri"/>
+          <w:b w:val="0"/>
+          <w:sz w:val="22"/>
+        </w:rPr>
+        <w:t xml:space="preserve"> MASC 40-screen QA complete — </w:t>
+      </w:r>
+      <w:r>
+        <w:rPr>
+          <w:rFonts w:ascii="Consolas" w:hAnsi="Consolas" w:eastAsia="Consolas"/>
+          <w:b w:val="0"/>
+          <w:color w:val="1E3A5F"/>
+          <w:sz w:val="18"/>
+        </w:rPr>
+        <w:t>docs/week7/</w:t>
+      </w:r>
+      <w:r>
+        <w:rPr>
+          <w:rFonts w:ascii="Calibri" w:hAnsi="Calibri" w:eastAsia="Calibri"/>
+          <w:b w:val="0"/>
+          <w:sz w:val="22"/>
+        </w:rPr>
+        <w:t xml:space="preserve">, </w:t>
+      </w:r>
+      <w:r>
+        <w:rPr>
+          <w:rFonts w:ascii="Consolas" w:hAnsi="Consolas" w:eastAsia="Consolas"/>
+          <w:b w:val="0"/>
+          <w:color w:val="1E3A5F"/>
+          <w:sz w:val="18"/>
+        </w:rPr>
+        <w:t>outputs/week7_eval/</w:t>
+      </w:r>
+      <w:r>
+        <w:rPr>
+          <w:rFonts w:ascii="Calibri" w:hAnsi="Calibri" w:eastAsia="Calibri"/>
+          <w:b w:val="0"/>
+          <w:sz w:val="22"/>
+        </w:rPr>
+        <w:t>, validation logs. Rico holdout batch deferred to later in Week 7/8.</w:t>
+      </w:r>
+    </w:p>
     <w:p>
       <w:pPr>
         <w:pStyle w:val="Heading4"/>

--- a/docs/updated_plan_v2.0.docx
+++ b/docs/updated_plan_v2.0.docx
@@ -62,7 +62,7 @@
           <w:b w:val="0"/>
           <w:sz w:val="22"/>
         </w:rPr>
-        <w:t xml:space="preserve"> 20 July 2026</w:t>
+        <w:t xml:space="preserve"> 27 July 2026</w:t>
       </w:r>
     </w:p>
     <w:p>
@@ -129,7 +129,57 @@
           <w:b w:val="0"/>
           <w:sz w:val="22"/>
         </w:rPr>
-        <w:t>; Salar/Ayesha Week 7 tasks pending</w:t>
+        <w:t xml:space="preserve">; Salar/Ayesha Week 7 tasks pending · </w:t>
+      </w:r>
+      <w:r>
+        <w:rPr>
+          <w:rFonts w:ascii="Calibri" w:hAnsi="Calibri" w:eastAsia="Calibri"/>
+          <w:b/>
+          <w:sz w:val="22"/>
+        </w:rPr>
+        <w:t>Post–Week 7 YOLO track:</w:t>
+      </w:r>
+      <w:r>
+        <w:rPr>
+          <w:rFonts w:ascii="Calibri" w:hAnsi="Calibri" w:eastAsia="Calibri"/>
+          <w:b w:val="0"/>
+          <w:sz w:val="22"/>
+        </w:rPr>
+        <w:t xml:space="preserve"> MASC-only training run 1 epoch logged (mAP50-95 0.285), </w:t>
+      </w:r>
+      <w:r>
+        <w:rPr>
+          <w:rFonts w:ascii="Consolas" w:hAnsi="Consolas" w:eastAsia="Consolas"/>
+          <w:b w:val="0"/>
+          <w:color w:val="1E3A5F"/>
+          <w:sz w:val="18"/>
+        </w:rPr>
+        <w:t>best.pt</w:t>
+      </w:r>
+      <w:r>
+        <w:rPr>
+          <w:rFonts w:ascii="Calibri" w:hAnsi="Calibri" w:eastAsia="Calibri"/>
+          <w:b w:val="0"/>
+          <w:sz w:val="22"/>
+        </w:rPr>
+        <w:t xml:space="preserve"> exported, inference module scaffolded — see </w:t>
+      </w:r>
+      <w:r>
+        <w:rPr>
+          <w:rFonts w:ascii="Consolas" w:hAnsi="Consolas" w:eastAsia="Consolas"/>
+          <w:b w:val="0"/>
+          <w:color w:val="1E3A5F"/>
+          <w:sz w:val="18"/>
+        </w:rPr>
+        <w:t>runs/</w:t>
+      </w:r>
+      <w:r>
+        <w:rPr>
+          <w:rFonts w:ascii="Calibri" w:hAnsi="Calibri" w:eastAsia="Calibri"/>
+          <w:b w:val="0"/>
+          <w:sz w:val="22"/>
+        </w:rPr>
+        <w:t xml:space="preserve"> + Progress Report §15C/§15C.7</w:t>
       </w:r>
     </w:p>
     <w:p>
@@ -834,7 +884,7 @@
                 <w:b/>
                 <w:sz w:val="20"/>
               </w:rPr>
-              <w:t>SRS v2.3</w:t>
+              <w:t>SRS v2.7</w:t>
             </w:r>
           </w:p>
         </w:tc>
@@ -919,7 +969,7 @@
                 <w:b/>
                 <w:sz w:val="20"/>
               </w:rPr>
-              <w:t>SDS v2.7</w:t>
+              <w:t>SDS v2.11</w:t>
             </w:r>
           </w:p>
         </w:tc>
@@ -1004,7 +1054,7 @@
                 <w:b/>
                 <w:sz w:val="20"/>
               </w:rPr>
-              <w:t>Progress report</w:t>
+              <w:t>Progress report v1.22</w:t>
             </w:r>
           </w:p>
         </w:tc>
@@ -1049,7 +1099,7 @@
                 <w:b w:val="0"/>
                 <w:sz w:val="20"/>
               </w:rPr>
-              <w:t>) v1.11</w:t>
+              <w:t>)</w:t>
             </w:r>
           </w:p>
         </w:tc>
@@ -1068,7 +1118,24 @@
                 <w:b w:val="0"/>
                 <w:sz w:val="20"/>
               </w:rPr>
-              <w:t>What is actually done</w:t>
+              <w:t xml:space="preserve">What is actually done — §15C/§15C.7–8 has complete YOLO </w:t>
+            </w:r>
+            <w:r>
+              <w:rPr>
+                <w:rFonts w:ascii="Consolas" w:hAnsi="Consolas" w:eastAsia="Consolas"/>
+                <w:b w:val="0"/>
+                <w:color w:val="1E3A5F"/>
+                <w:sz w:val="18"/>
+              </w:rPr>
+              <w:t>runs/</w:t>
+            </w:r>
+            <w:r>
+              <w:rPr>
+                <w:rFonts w:ascii="Calibri" w:hAnsi="Calibri" w:eastAsia="Calibri"/>
+                <w:b w:val="0"/>
+                <w:sz w:val="20"/>
+              </w:rPr>
+              <w:t xml:space="preserve"> artifact inventory</w:t>
             </w:r>
           </w:p>
         </w:tc>
@@ -1257,6 +1324,12 @@
         <w:t>│   │   ├── reports/samples/            ✅ Example JSON/HTML/PDF report</w:t>
         <w:br/>
         <w:t>│   │   └── validation_logs/            noor_week1–6 logs + summaries</w:t>
+        <w:br/>
+        <w:t>│   ├── runs/                           🟡 YOLO UI detector track (post–Week 7)</w:t>
+        <w:br/>
+        <w:t>│   │   ├── notebooks/                  train_yolo_ui_detector.ipynb + base weights</w:t>
+        <w:br/>
+        <w:t>│   │   └── runs/yolo_ui_detector/      args.yaml, results.csv, plots, export/best.pt</w:t>
         <w:br/>
         <w:t>│   ├── docker-compose.yml              ✅ Synced from Salar (Week 6)</w:t>
         <w:br/>
@@ -5926,6 +5999,58 @@
       </w:r>
     </w:p>
     <w:p>
+      <w:r>
+        <w:rPr>
+          <w:rFonts w:ascii="Calibri" w:hAnsi="Calibri" w:eastAsia="Calibri"/>
+          <w:b/>
+          <w:sz w:val="22"/>
+        </w:rPr>
+        <w:t>Post–Week 7 status (27 Jul):</w:t>
+      </w:r>
+      <w:r>
+        <w:rPr>
+          <w:rFonts w:ascii="Calibri" w:hAnsi="Calibri" w:eastAsia="Calibri"/>
+          <w:b w:val="0"/>
+          <w:sz w:val="22"/>
+        </w:rPr>
+        <w:t xml:space="preserve"> YOLO UI-element detector track — MASC-only training run, 1 epoch logged (precision 0.471, recall 0.420, mAP50 0.397, mAP50-95 0.285); best checkpoint exported (</w:t>
+      </w:r>
+      <w:r>
+        <w:rPr>
+          <w:rFonts w:ascii="Consolas" w:hAnsi="Consolas" w:eastAsia="Consolas"/>
+          <w:b w:val="0"/>
+          <w:color w:val="1E3A5F"/>
+          <w:sz w:val="18"/>
+        </w:rPr>
+        <w:t>runs/runs/yolo_ui_detector/export/yolo_ui_detector_best.pt</w:t>
+      </w:r>
+      <w:r>
+        <w:rPr>
+          <w:rFonts w:ascii="Calibri" w:hAnsi="Calibri" w:eastAsia="Calibri"/>
+          <w:b w:val="0"/>
+          <w:sz w:val="22"/>
+        </w:rPr>
+        <w:t xml:space="preserve">); </w:t>
+      </w:r>
+      <w:r>
+        <w:rPr>
+          <w:rFonts w:ascii="Consolas" w:hAnsi="Consolas" w:eastAsia="Consolas"/>
+          <w:b w:val="0"/>
+          <w:color w:val="1E3A5F"/>
+          <w:sz w:val="18"/>
+        </w:rPr>
+        <w:t>src/yolo_ui_detector.py</w:t>
+      </w:r>
+      <w:r>
+        <w:rPr>
+          <w:rFonts w:ascii="Calibri" w:hAnsi="Calibri" w:eastAsia="Calibri"/>
+          <w:b w:val="0"/>
+          <w:sz w:val="22"/>
+        </w:rPr>
+        <w:t xml:space="preserve"> inference module scaffolded, not yet wired into the audit pipeline. Full results: Progress Report §15C/§15C.7.</w:t>
+      </w:r>
+    </w:p>
+    <w:p>
       <w:pPr>
         <w:pStyle w:val="Heading4"/>
       </w:pPr>
@@ -6376,7 +6501,40 @@
                 <w:b w:val="0"/>
                 <w:sz w:val="20"/>
               </w:rPr>
-              <w:t>R09 contrast (CV) · CNN / lightweight training on MASC train→val→test · click-to-highlight in HTML · Rico holdout batch (Week 8)</w:t>
+              <w:t xml:space="preserve">R09 contrast (CV) · </w:t>
+            </w:r>
+            <w:r>
+              <w:rPr>
+                <w:rFonts w:ascii="Calibri" w:hAnsi="Calibri" w:eastAsia="Calibri"/>
+                <w:b/>
+                <w:sz w:val="20"/>
+              </w:rPr>
+              <w:t>YOLO UI-element detector</w:t>
+            </w:r>
+            <w:r>
+              <w:rPr>
+                <w:rFonts w:ascii="Calibri" w:hAnsi="Calibri" w:eastAsia="Calibri"/>
+                <w:b w:val="0"/>
+                <w:sz w:val="20"/>
+              </w:rPr>
+              <w:t xml:space="preserve"> (MASC train→val→test; 1 epoch logged, mAP50-95 0.285; </w:t>
+            </w:r>
+            <w:r>
+              <w:rPr>
+                <w:rFonts w:ascii="Consolas" w:hAnsi="Consolas" w:eastAsia="Consolas"/>
+                <w:b w:val="0"/>
+                <w:color w:val="1E3A5F"/>
+                <w:sz w:val="18"/>
+              </w:rPr>
+              <w:t>runs/</w:t>
+            </w:r>
+            <w:r>
+              <w:rPr>
+                <w:rFonts w:ascii="Calibri" w:hAnsi="Calibri" w:eastAsia="Calibri"/>
+                <w:b w:val="0"/>
+                <w:sz w:val="20"/>
+              </w:rPr>
+              <w:t xml:space="preserve"> — see Progress Report §15C) · click-to-highlight in HTML · Rico holdout batch (Week 8)</w:t>
             </w:r>
           </w:p>
         </w:tc>

--- a/docs/updated_plan_v2.0.docx
+++ b/docs/updated_plan_v2.0.docx
@@ -1054,7 +1054,7 @@
                 <w:b/>
                 <w:sz w:val="20"/>
               </w:rPr>
-              <w:t>Progress report v1.22</w:t>
+              <w:t>Progress report v1.23</w:t>
             </w:r>
           </w:p>
         </w:tc>
@@ -1118,24 +1118,7 @@
                 <w:b w:val="0"/>
                 <w:sz w:val="20"/>
               </w:rPr>
-              <w:t xml:space="preserve">What is actually done — §15C/§15C.7–8 has complete YOLO </w:t>
-            </w:r>
-            <w:r>
-              <w:rPr>
-                <w:rFonts w:ascii="Consolas" w:hAnsi="Consolas" w:eastAsia="Consolas"/>
-                <w:b w:val="0"/>
-                <w:color w:val="1E3A5F"/>
-                <w:sz w:val="18"/>
-              </w:rPr>
-              <w:t>runs/</w:t>
-            </w:r>
-            <w:r>
-              <w:rPr>
-                <w:rFonts w:ascii="Calibri" w:hAnsi="Calibri" w:eastAsia="Calibri"/>
-                <w:b w:val="0"/>
-                <w:sz w:val="20"/>
-              </w:rPr>
-              <w:t xml:space="preserve"> artifact inventory</w:t>
+              <w:t>What is actually done — §15D–15F comprehensive: 20 embedded images from YOLO runs/, 9,260+ outputs/ folder inventory (violations JSON, reports, logs), integration checklist</w:t>
             </w:r>
           </w:p>
         </w:tc>

--- a/docs/updated_plan_v2.0.docx
+++ b/docs/updated_plan_v2.0.docx
@@ -62,7 +62,7 @@
           <w:b w:val="0"/>
           <w:sz w:val="22"/>
         </w:rPr>
-        <w:t xml:space="preserve"> 27 July 2026</w:t>
+        <w:t xml:space="preserve"> 29 July 2026</w:t>
       </w:r>
     </w:p>
     <w:p>
@@ -113,7 +113,7 @@
           <w:b w:val="0"/>
           <w:sz w:val="22"/>
         </w:rPr>
-        <w:t xml:space="preserve"> — rule/guideline summaries, validation logs; Rico holdout batch </w:t>
+        <w:t xml:space="preserve"> — rule/guideline summaries; Rico holdout batch </w:t>
       </w:r>
       <w:r>
         <w:rPr>
@@ -121,7 +121,7 @@
           <w:b/>
           <w:sz w:val="22"/>
         </w:rPr>
-        <w:t>deferred</w:t>
+        <w:t>now done</w:t>
       </w:r>
       <w:r>
         <w:rPr>
@@ -129,7 +129,7 @@
           <w:b w:val="0"/>
           <w:sz w:val="22"/>
         </w:rPr>
-        <w:t xml:space="preserve">; Salar/Ayesha Week 7 tasks pending · </w:t>
+        <w:t xml:space="preserve"> (1,698 screens, 0 failures — no longer deferred); Salar/Ayesha Week 7 tasks pending · </w:t>
       </w:r>
       <w:r>
         <w:rPr>
@@ -145,7 +145,23 @@
           <w:b w:val="0"/>
           <w:sz w:val="22"/>
         </w:rPr>
-        <w:t xml:space="preserve"> MASC-only training run 1 epoch logged (mAP50-95 0.285), </w:t>
+        <w:t xml:space="preserve"> MASC-only training run, checkpoint exported, zero-shot-vs-fine-tuned Rico holdout eval built — </w:t>
+      </w:r>
+      <w:r>
+        <w:rPr>
+          <w:rFonts w:ascii="Calibri" w:hAnsi="Calibri" w:eastAsia="Calibri"/>
+          <w:b/>
+          <w:sz w:val="22"/>
+        </w:rPr>
+        <w:t>not wired into the pipeline</w:t>
+      </w:r>
+      <w:r>
+        <w:rPr>
+          <w:rFonts w:ascii="Calibri" w:hAnsi="Calibri" w:eastAsia="Calibri"/>
+          <w:b w:val="0"/>
+          <w:sz w:val="22"/>
+        </w:rPr>
+        <w:t xml:space="preserve"> (</w:t>
       </w:r>
       <w:r>
         <w:rPr>
@@ -154,7 +170,7 @@
           <w:color w:val="1E3A5F"/>
           <w:sz w:val="18"/>
         </w:rPr>
-        <w:t>best.pt</w:t>
+        <w:t>src/yolo_ui_detector.py</w:t>
       </w:r>
       <w:r>
         <w:rPr>
@@ -162,16 +178,15 @@
           <w:b w:val="0"/>
           <w:sz w:val="22"/>
         </w:rPr>
-        <w:t xml:space="preserve"> exported, inference module scaffolded — see </w:t>
+        <w:t xml:space="preserve"> does not exist yet; see "Remaining work" below) · </w:t>
       </w:r>
       <w:r>
         <w:rPr>
-          <w:rFonts w:ascii="Consolas" w:hAnsi="Consolas" w:eastAsia="Consolas"/>
-          <w:b w:val="0"/>
-          <w:color w:val="1E3A5F"/>
-          <w:sz w:val="18"/>
+          <w:rFonts w:ascii="Calibri" w:hAnsi="Calibri" w:eastAsia="Calibri"/>
+          <w:b/>
+          <w:sz w:val="22"/>
         </w:rPr>
-        <w:t>runs/</w:t>
+        <w:t>Week 8 rule-accuracy pass (29 Jul):</w:t>
       </w:r>
       <w:r>
         <w:rPr>
@@ -179,7 +194,15 @@
           <w:b w:val="0"/>
           <w:sz w:val="22"/>
         </w:rPr>
-        <w:t xml:space="preserve"> + Progress Report §15C/§15C.7</w:t>
+        <w:t xml:space="preserve"> three false-positive rules (R07, R08, R30) and one parser bug blocking R20/R05 fixed and verified against full MASC (7,068) + Rico holdout (1,698) · Crop-violation classifier trained (R08 is one of its 6 labels) but </w:t>
+      </w:r>
+      <w:r>
+        <w:rPr>
+          <w:rFonts w:ascii="Calibri" w:hAnsi="Calibri" w:eastAsia="Calibri"/>
+          <w:b/>
+          <w:sz w:val="22"/>
+        </w:rPr>
+        <w:t>not wired into the pipeline either</w:t>
       </w:r>
     </w:p>
     <w:p>
@@ -884,7 +907,7 @@
                 <w:b/>
                 <w:sz w:val="20"/>
               </w:rPr>
-              <w:t>SRS v2.7</w:t>
+              <w:t>SRS v2.8</w:t>
             </w:r>
           </w:p>
         </w:tc>
@@ -904,7 +927,7 @@
                 <w:color w:val="1E3A5F"/>
                 <w:sz w:val="18"/>
               </w:rPr>
-              <w:t>srs/SRS_Agentic_Accessibility_Auditor_v2.0.md</w:t>
+              <w:t>srs/SRS_Agentic_Accessibility_Auditor_v2.8.md</w:t>
             </w:r>
             <w:r>
               <w:rPr>
@@ -969,7 +992,7 @@
                 <w:b/>
                 <w:sz w:val="20"/>
               </w:rPr>
-              <w:t>SDS v2.11</w:t>
+              <w:t>SDS v2.12</w:t>
             </w:r>
           </w:p>
         </w:tc>
@@ -989,7 +1012,7 @@
                 <w:color w:val="1E3A5F"/>
                 <w:sz w:val="18"/>
               </w:rPr>
-              <w:t>sds/SDS_Agentic_Accessibility_Auditor_v2.0.md</w:t>
+              <w:t>sds/SDS_Agentic_Accessibility_Auditor_v2.12.md</w:t>
             </w:r>
             <w:r>
               <w:rPr>
@@ -1054,7 +1077,7 @@
                 <w:b/>
                 <w:sz w:val="20"/>
               </w:rPr>
-              <w:t>Progress report v1.23</w:t>
+              <w:t>Progress report v1.24</w:t>
             </w:r>
           </w:p>
         </w:tc>
@@ -1074,7 +1097,7 @@
                 <w:color w:val="1E3A5F"/>
                 <w:sz w:val="18"/>
               </w:rPr>
-              <w:t>docs/progress/Supplementary_Progress_Report_v1.0.md</w:t>
+              <w:t>docs/progress/Supplementary_Progress_Report_v1.24.md</w:t>
             </w:r>
             <w:r>
               <w:rPr>
@@ -1118,7 +1141,7 @@
                 <w:b w:val="0"/>
                 <w:sz w:val="20"/>
               </w:rPr>
-              <w:t>What is actually done — §15D–15F comprehensive: 20 embedded images from YOLO runs/, 9,260+ outputs/ folder inventory (violations JSON, reports, logs), integration checklist</w:t>
+              <w:t>What is actually done — §16 Document history through 29 Jul: Week 8 rule-accuracy fixes, full-dataset verification, crop-classifier retrain</w:t>
             </w:r>
           </w:p>
         </w:tc>
@@ -1176,7 +1199,7 @@
                 <w:color w:val="1E3A5F"/>
                 <w:sz w:val="18"/>
               </w:rPr>
-              <w:t>docs/updated_plan_v2.0.docx</w:t>
+              <w:t>updated_plan.docx</w:t>
             </w:r>
             <w:r>
               <w:rPr>
@@ -1203,7 +1226,7 @@
                 <w:b w:val="0"/>
                 <w:sz w:val="20"/>
               </w:rPr>
-              <w:t>Weekly schedule + folder map</w:t>
+              <w:t>Weekly schedule + folder map + remaining work</w:t>
             </w:r>
           </w:p>
         </w:tc>
@@ -1278,39 +1301,45 @@
         </w:rPr>
         <w:t>agentic-accessibility-auditor/          ★ MAIN REPO (branch: noor)</w:t>
         <w:br/>
-        <w:t>│   ├── src/                            parser, rules, agent, report, explainer</w:t>
+        <w:t>│   ├── src/                            parser, rules, agent, report, explainer, crop_violation_classifier</w:t>
         <w:br/>
         <w:t>│   ├── backend/                        audit + JWT auth + records routers</w:t>
         <w:br/>
         <w:t>│   ├── frontend/                       Upload/Dashboard/Report/Records/Login wired</w:t>
         <w:br/>
-        <w:t>│   ├── tests/ + backend/tests/         rules/audit/report + auth suite</w:t>
+        <w:t>│   ├── tests/ + backend/tests/         rules/audit/report + auth suite — 152 collected</w:t>
         <w:br/>
-        <w:t>│   ├── tests/fixtures/rules/           57 XML fixtures (R01–R30 pass/fail)</w:t>
+        <w:t>│   ├── tests/fixtures/rules/           61 XML fixtures (R01–R27, R29–R30 pass/fail; R28 has none)</w:t>
         <w:br/>
-        <w:t>│   ├── scripts/                        week1–6 validate + md_to_docx + utilities</w:t>
+        <w:t>│   ├── notebooks/                      masc_dataset_analysis, train_crop_violation_classifier, train_yolo_ui_detector</w:t>
         <w:br/>
-        <w:t>│   ├── docs/                           schemas, progress, week6/, figma/, plan DOCX</w:t>
+        <w:t>│   ├── scripts/                        week1–8 validate + md_to_docx + utilities</w:t>
         <w:br/>
-        <w:t>│   ├── srs/ · sds/                     SRS v2.3 / SDS v2.7 markdown + DOCX</w:t>
+        <w:t>│   ├── docs/                           schemas, progress, week6/, week7/, figma/, plan DOCX</w:t>
+        <w:br/>
+        <w:t>│   ├── srs/ · sds/                     SRS v2.8 / SDS v2.12 markdown + DOCX</w:t>
         <w:br/>
         <w:t>│   ├── data/</w:t>
         <w:br/>
         <w:t>│   │   ├── data-masc/                  7,068 screens + parsed outputs + splits</w:t>
         <w:br/>
-        <w:t>│   │   └── data-rico-holdout/          1,698 holdout</w:t>
+        <w:t>│   │   └── data-rico-holdout/          1,698 holdout — final eval now done</w:t>
+        <w:br/>
+        <w:t>│   ├── models/                         crop_violation_classifier_best.pt (gitignored, .pt weights)</w:t>
         <w:br/>
         <w:t>│   ├── outputs/</w:t>
         <w:br/>
-        <w:t>│   │   ├── violations/samples/         ✅ 56 fixture JSON samples (R01–R30, no R28)</w:t>
+        <w:t>│   │   ├── violations/samples/         ✅ 61 fixture JSON samples (R01–R27, R29–R30)</w:t>
         <w:br/>
         <w:t>│   │   ├── reports/samples/            ✅ Example JSON/HTML/PDF report</w:t>
         <w:br/>
-        <w:t>│   │   └── validation_logs/            noor_week1–6 logs + summaries</w:t>
+        <w:t>│   │   └── validation_logs/            noor_week1–8 logs + summaries</w:t>
         <w:br/>
-        <w:t>│   ├── runs/                           🟡 YOLO UI detector track (post–Week 7)</w:t>
+        <w:t>│   ├── runs/                           🟡 YOLO detector + crop classifier — trained, NOT pipeline-wired</w:t>
         <w:br/>
-        <w:t>│   │   ├── notebooks/                  train_yolo_ui_detector.ipynb + base weights</w:t>
+        <w:t>│   │   ├── notebooks/                  executed copies with saved outputs</w:t>
+        <w:br/>
+        <w:t>│   │   ├── crop_violation_classifier/  crops/, manifests/, export/best.pt</w:t>
         <w:br/>
         <w:t>│   │   └── runs/yolo_ui_detector/      args.yaml, results.csv, plots, export/best.pt</w:t>
         <w:br/>
@@ -2763,7 +2792,24 @@
                 <w:b w:val="0"/>
                 <w:sz w:val="20"/>
               </w:rPr>
-              <w:t>❌ Not started</w:t>
+              <w:t>✅ Batch eval done — 1,698 screens, 0 failures, re-run post rule-fix 29 Jul (</w:t>
+            </w:r>
+            <w:r>
+              <w:rPr>
+                <w:rFonts w:ascii="Consolas" w:hAnsi="Consolas" w:eastAsia="Consolas"/>
+                <w:b w:val="0"/>
+                <w:color w:val="1E3A5F"/>
+                <w:sz w:val="18"/>
+              </w:rPr>
+              <w:t>docs/week7/holdout_*</w:t>
+            </w:r>
+            <w:r>
+              <w:rPr>
+                <w:rFonts w:ascii="Calibri" w:hAnsi="Calibri" w:eastAsia="Calibri"/>
+                <w:b w:val="0"/>
+                <w:sz w:val="20"/>
+              </w:rPr>
+              <w:t>)</w:t>
             </w:r>
           </w:p>
         </w:tc>
@@ -6013,7 +6059,23 @@
           <w:b w:val="0"/>
           <w:sz w:val="22"/>
         </w:rPr>
-        <w:t xml:space="preserve">); </w:t>
+        <w:t xml:space="preserve">); zero-shot-vs-fine-tuned Rico holdout comparison built and run. </w:t>
+      </w:r>
+      <w:r>
+        <w:rPr>
+          <w:rFonts w:ascii="Calibri" w:hAnsi="Calibri" w:eastAsia="Calibri"/>
+          <w:b/>
+          <w:sz w:val="22"/>
+        </w:rPr>
+        <w:t>Correction (29 Jul):</w:t>
+      </w:r>
+      <w:r>
+        <w:rPr>
+          <w:rFonts w:ascii="Calibri" w:hAnsi="Calibri" w:eastAsia="Calibri"/>
+          <w:b w:val="0"/>
+          <w:sz w:val="22"/>
+        </w:rPr>
+        <w:t xml:space="preserve"> </w:t>
       </w:r>
       <w:r>
         <w:rPr>
@@ -6030,9 +6092,1355 @@
           <w:b w:val="0"/>
           <w:sz w:val="22"/>
         </w:rPr>
-        <w:t xml:space="preserve"> inference module scaffolded, not yet wired into the audit pipeline. Full results: Progress Report §15C/§15C.7.</w:t>
+        <w:t xml:space="preserve"> does </w:t>
+      </w:r>
+      <w:r>
+        <w:rPr>
+          <w:rFonts w:ascii="Calibri" w:hAnsi="Calibri" w:eastAsia="Calibri"/>
+          <w:b/>
+          <w:sz w:val="22"/>
+        </w:rPr>
+        <w:t>not</w:t>
+      </w:r>
+      <w:r>
+        <w:rPr>
+          <w:rFonts w:ascii="Calibri" w:hAnsi="Calibri" w:eastAsia="Calibri"/>
+          <w:b w:val="0"/>
+          <w:sz w:val="22"/>
+        </w:rPr>
+        <w:t xml:space="preserve"> exist yet — the inference module is not scaffolded, and nothing calls the trained checkpoint from </w:t>
+      </w:r>
+      <w:r>
+        <w:rPr>
+          <w:rFonts w:ascii="Consolas" w:hAnsi="Consolas" w:eastAsia="Consolas"/>
+          <w:b w:val="0"/>
+          <w:color w:val="1E3A5F"/>
+          <w:sz w:val="18"/>
+        </w:rPr>
+        <w:t>backend/</w:t>
+      </w:r>
+      <w:r>
+        <w:rPr>
+          <w:rFonts w:ascii="Calibri" w:hAnsi="Calibri" w:eastAsia="Calibri"/>
+          <w:b w:val="0"/>
+          <w:sz w:val="22"/>
+        </w:rPr>
+        <w:t xml:space="preserve"> or </w:t>
+      </w:r>
+      <w:r>
+        <w:rPr>
+          <w:rFonts w:ascii="Consolas" w:hAnsi="Consolas" w:eastAsia="Consolas"/>
+          <w:b w:val="0"/>
+          <w:color w:val="1E3A5F"/>
+          <w:sz w:val="18"/>
+        </w:rPr>
+        <w:t>src/agent.py</w:t>
+      </w:r>
+      <w:r>
+        <w:rPr>
+          <w:rFonts w:ascii="Calibri" w:hAnsi="Calibri" w:eastAsia="Calibri"/>
+          <w:b w:val="0"/>
+          <w:sz w:val="22"/>
+        </w:rPr>
+        <w:t>. Full training results: Progress Report §15C/§15C.7.</w:t>
       </w:r>
     </w:p>
+    <w:p>
+      <w:r>
+        <w:rPr>
+          <w:rFonts w:ascii="Calibri" w:hAnsi="Calibri" w:eastAsia="Calibri"/>
+          <w:b/>
+          <w:sz w:val="22"/>
+        </w:rPr>
+        <w:t>Week 8 status (29 Jul):</w:t>
+      </w:r>
+      <w:r>
+        <w:rPr>
+          <w:rFonts w:ascii="Calibri" w:hAnsi="Calibri" w:eastAsia="Calibri"/>
+          <w:b w:val="0"/>
+          <w:sz w:val="22"/>
+        </w:rPr>
+        <w:t xml:space="preserve"> rule-accuracy pass — fixed and verified R07/R08/R30 false positives + the R20/R05 parser bug (see "What changed" in </w:t>
+      </w:r>
+      <w:r>
+        <w:rPr>
+          <w:rFonts w:ascii="Consolas" w:hAnsi="Consolas" w:eastAsia="Consolas"/>
+          <w:b w:val="0"/>
+          <w:color w:val="1E3A5F"/>
+          <w:sz w:val="18"/>
+        </w:rPr>
+        <w:t>README.md</w:t>
+      </w:r>
+      <w:r>
+        <w:rPr>
+          <w:rFonts w:ascii="Calibri" w:hAnsi="Calibri" w:eastAsia="Calibri"/>
+          <w:b w:val="0"/>
+          <w:sz w:val="22"/>
+        </w:rPr>
+        <w:t>) against the full 7,068-screen MASC set and the 1,698-screen Rico holdout, not just fixtures. Also retrained the crop-violation classifier (</w:t>
+      </w:r>
+      <w:r>
+        <w:rPr>
+          <w:rFonts w:ascii="Consolas" w:hAnsi="Consolas" w:eastAsia="Consolas"/>
+          <w:b w:val="0"/>
+          <w:color w:val="1E3A5F"/>
+          <w:sz w:val="18"/>
+        </w:rPr>
+        <w:t>notebooks/train_crop_violation_classifier.ipynb</w:t>
+      </w:r>
+      <w:r>
+        <w:rPr>
+          <w:rFonts w:ascii="Calibri" w:hAnsi="Calibri" w:eastAsia="Calibri"/>
+          <w:b w:val="0"/>
+          <w:sz w:val="22"/>
+        </w:rPr>
+        <w:t xml:space="preserve">) since R08 is one of its 6 label classes — checkpoint + </w:t>
+      </w:r>
+      <w:r>
+        <w:rPr>
+          <w:rFonts w:ascii="Consolas" w:hAnsi="Consolas" w:eastAsia="Consolas"/>
+          <w:b w:val="0"/>
+          <w:color w:val="1E3A5F"/>
+          <w:sz w:val="18"/>
+        </w:rPr>
+        <w:t>src/crop_violation_classifier.py</w:t>
+      </w:r>
+      <w:r>
+        <w:rPr>
+          <w:rFonts w:ascii="Calibri" w:hAnsi="Calibri" w:eastAsia="Calibri"/>
+          <w:b w:val="0"/>
+          <w:sz w:val="22"/>
+        </w:rPr>
+        <w:t xml:space="preserve"> inference wrapper exist but, same as the YOLO detector, </w:t>
+      </w:r>
+      <w:r>
+        <w:rPr>
+          <w:rFonts w:ascii="Calibri" w:hAnsi="Calibri" w:eastAsia="Calibri"/>
+          <w:b/>
+          <w:sz w:val="22"/>
+        </w:rPr>
+        <w:t>nothing in `backend/` calls it yet</w:t>
+      </w:r>
+      <w:r>
+        <w:rPr>
+          <w:rFonts w:ascii="Calibri" w:hAnsi="Calibri" w:eastAsia="Calibri"/>
+          <w:b w:val="0"/>
+          <w:sz w:val="22"/>
+        </w:rPr>
+        <w:t>.</w:t>
+      </w:r>
+    </w:p>
+    <w:p>
+      <w:pPr>
+        <w:pStyle w:val="Heading3"/>
+      </w:pPr>
+      <w:r>
+        <w:t>Remaining work — verified against SDS v2.12 (29 Jul 2026)</w:t>
+      </w:r>
+    </w:p>
+    <w:p>
+      <w:r>
+        <w:rPr>
+          <w:rFonts w:ascii="Calibri" w:hAnsi="Calibri" w:eastAsia="Calibri"/>
+          <w:b w:val="0"/>
+          <w:sz w:val="22"/>
+        </w:rPr>
+        <w:t>Cross-checked every "in progress" / "stretch" / "stub" claim in SDS §1.4 and §6 against what's actually in the repo right now (grepped for the files, not assumed from the docs — several SDS claims turned out to be stale):</w:t>
+      </w:r>
+    </w:p>
+    <w:tbl>
+      <w:tblPr>
+        <w:tblStyle w:val="TableGrid"/>
+        <w:tblW w:type="auto" w:w="0"/>
+        <w:tblLayout w:type="autofit"/>
+        <w:tblLook w:firstColumn="1" w:firstRow="1" w:lastColumn="0" w:lastRow="0" w:noHBand="0" w:noVBand="1" w:val="04A0"/>
+      </w:tblPr>
+      <w:tblGrid>
+        <w:gridCol w:w="2376"/>
+        <w:gridCol w:w="2376"/>
+        <w:gridCol w:w="2376"/>
+        <w:gridCol w:w="2376"/>
+      </w:tblGrid>
+      <w:tr>
+        <w:tc>
+          <w:tcPr>
+            <w:tcW w:type="dxa" w:w="2376"/>
+            <w:shd w:fill="1E3A5F" w:val="clear"/>
+          </w:tcPr>
+          <w:p>
+            <w:pPr>
+              <w:spacing w:before="60" w:after="60"/>
+            </w:pPr>
+            <w:r/>
+            <w:r>
+              <w:rPr>
+                <w:rFonts w:ascii="Calibri" w:hAnsi="Calibri" w:eastAsia="Calibri"/>
+                <w:b/>
+                <w:color w:val="FFFFFF"/>
+                <w:sz w:val="20"/>
+              </w:rPr>
+              <w:t>Item</w:t>
+            </w:r>
+          </w:p>
+        </w:tc>
+        <w:tc>
+          <w:tcPr>
+            <w:tcW w:type="dxa" w:w="2376"/>
+            <w:shd w:fill="1E3A5F" w:val="clear"/>
+          </w:tcPr>
+          <w:p>
+            <w:pPr>
+              <w:spacing w:before="60" w:after="60"/>
+            </w:pPr>
+            <w:r/>
+            <w:r>
+              <w:rPr>
+                <w:rFonts w:ascii="Calibri" w:hAnsi="Calibri" w:eastAsia="Calibri"/>
+                <w:b/>
+                <w:color w:val="FFFFFF"/>
+                <w:sz w:val="20"/>
+              </w:rPr>
+              <w:t>SDS says</w:t>
+            </w:r>
+          </w:p>
+        </w:tc>
+        <w:tc>
+          <w:tcPr>
+            <w:tcW w:type="dxa" w:w="2376"/>
+            <w:shd w:fill="1E3A5F" w:val="clear"/>
+          </w:tcPr>
+          <w:p>
+            <w:pPr>
+              <w:spacing w:before="60" w:after="60"/>
+            </w:pPr>
+            <w:r/>
+            <w:r>
+              <w:rPr>
+                <w:rFonts w:ascii="Calibri" w:hAnsi="Calibri" w:eastAsia="Calibri"/>
+                <w:b/>
+                <w:color w:val="FFFFFF"/>
+                <w:sz w:val="20"/>
+              </w:rPr>
+              <w:t>Actually verified</w:t>
+            </w:r>
+          </w:p>
+        </w:tc>
+        <w:tc>
+          <w:tcPr>
+            <w:tcW w:type="dxa" w:w="2376"/>
+            <w:shd w:fill="1E3A5F" w:val="clear"/>
+          </w:tcPr>
+          <w:p>
+            <w:pPr>
+              <w:spacing w:before="60" w:after="60"/>
+            </w:pPr>
+            <w:r/>
+            <w:r>
+              <w:rPr>
+                <w:rFonts w:ascii="Calibri" w:hAnsi="Calibri" w:eastAsia="Calibri"/>
+                <w:b/>
+                <w:color w:val="FFFFFF"/>
+                <w:sz w:val="20"/>
+              </w:rPr>
+              <w:t>Remaining work</w:t>
+            </w:r>
+          </w:p>
+        </w:tc>
+      </w:tr>
+      <w:tr>
+        <w:tc>
+          <w:tcPr>
+            <w:tcW w:type="dxa" w:w="2376"/>
+          </w:tcPr>
+          <w:p>
+            <w:pPr>
+              <w:spacing w:before="60" w:after="60"/>
+            </w:pPr>
+            <w:r/>
+            <w:r>
+              <w:rPr>
+                <w:rFonts w:ascii="Calibri" w:hAnsi="Calibri" w:eastAsia="Calibri"/>
+                <w:b/>
+                <w:sz w:val="20"/>
+              </w:rPr>
+              <w:t>YOLO UI-element detector integration</w:t>
+            </w:r>
+          </w:p>
+        </w:tc>
+        <w:tc>
+          <w:tcPr>
+            <w:tcW w:type="dxa" w:w="2376"/>
+          </w:tcPr>
+          <w:p>
+            <w:pPr>
+              <w:spacing w:before="60" w:after="60"/>
+            </w:pPr>
+            <w:r/>
+            <w:r>
+              <w:rPr>
+                <w:rFonts w:ascii="Calibri" w:hAnsi="Calibri" w:eastAsia="Calibri"/>
+                <w:b w:val="0"/>
+                <w:sz w:val="20"/>
+              </w:rPr>
+              <w:t xml:space="preserve">§1.4: "In progress... </w:t>
+            </w:r>
+            <w:r>
+              <w:rPr>
+                <w:rFonts w:ascii="Consolas" w:hAnsi="Consolas" w:eastAsia="Consolas"/>
+                <w:b w:val="0"/>
+                <w:color w:val="1E3A5F"/>
+                <w:sz w:val="18"/>
+              </w:rPr>
+              <w:t>src/yolo_ui_detector.py</w:t>
+            </w:r>
+            <w:r>
+              <w:rPr>
+                <w:rFonts w:ascii="Calibri" w:hAnsi="Calibri" w:eastAsia="Calibri"/>
+                <w:b w:val="0"/>
+                <w:sz w:val="20"/>
+              </w:rPr>
+              <w:t>... not yet wired into pipeline"</w:t>
+            </w:r>
+          </w:p>
+        </w:tc>
+        <w:tc>
+          <w:tcPr>
+            <w:tcW w:type="dxa" w:w="2376"/>
+          </w:tcPr>
+          <w:p>
+            <w:pPr>
+              <w:spacing w:before="60" w:after="60"/>
+            </w:pPr>
+            <w:r/>
+            <w:r>
+              <w:rPr>
+                <w:rFonts w:ascii="Consolas" w:hAnsi="Consolas" w:eastAsia="Consolas"/>
+                <w:b w:val="0"/>
+                <w:color w:val="1E3A5F"/>
+                <w:sz w:val="18"/>
+              </w:rPr>
+              <w:t>src/yolo_ui_detector.py</w:t>
+            </w:r>
+            <w:r>
+              <w:rPr>
+                <w:rFonts w:ascii="Calibri" w:hAnsi="Calibri" w:eastAsia="Calibri"/>
+                <w:b w:val="0"/>
+                <w:sz w:val="20"/>
+              </w:rPr>
+              <w:t xml:space="preserve"> </w:t>
+            </w:r>
+            <w:r>
+              <w:rPr>
+                <w:rFonts w:ascii="Calibri" w:hAnsi="Calibri" w:eastAsia="Calibri"/>
+                <w:b/>
+                <w:sz w:val="20"/>
+              </w:rPr>
+              <w:t>does not exist</w:t>
+            </w:r>
+            <w:r>
+              <w:rPr>
+                <w:rFonts w:ascii="Calibri" w:hAnsi="Calibri" w:eastAsia="Calibri"/>
+                <w:b w:val="0"/>
+                <w:sz w:val="20"/>
+              </w:rPr>
+              <w:t>. Checkpoint (</w:t>
+            </w:r>
+            <w:r>
+              <w:rPr>
+                <w:rFonts w:ascii="Consolas" w:hAnsi="Consolas" w:eastAsia="Consolas"/>
+                <w:b w:val="0"/>
+                <w:color w:val="1E3A5F"/>
+                <w:sz w:val="18"/>
+              </w:rPr>
+              <w:t>runs/runs/yolo_ui_detector/export/yolo_ui_detector_best.pt</w:t>
+            </w:r>
+            <w:r>
+              <w:rPr>
+                <w:rFonts w:ascii="Calibri" w:hAnsi="Calibri" w:eastAsia="Calibri"/>
+                <w:b w:val="0"/>
+                <w:sz w:val="20"/>
+              </w:rPr>
+              <w:t xml:space="preserve">) and Rico zero-shot-vs-fine-tuned eval exist, but nothing in </w:t>
+            </w:r>
+            <w:r>
+              <w:rPr>
+                <w:rFonts w:ascii="Consolas" w:hAnsi="Consolas" w:eastAsia="Consolas"/>
+                <w:b w:val="0"/>
+                <w:color w:val="1E3A5F"/>
+                <w:sz w:val="18"/>
+              </w:rPr>
+              <w:t>backend/</w:t>
+            </w:r>
+            <w:r>
+              <w:rPr>
+                <w:rFonts w:ascii="Calibri" w:hAnsi="Calibri" w:eastAsia="Calibri"/>
+                <w:b w:val="0"/>
+                <w:sz w:val="20"/>
+              </w:rPr>
+              <w:t xml:space="preserve"> or </w:t>
+            </w:r>
+            <w:r>
+              <w:rPr>
+                <w:rFonts w:ascii="Consolas" w:hAnsi="Consolas" w:eastAsia="Consolas"/>
+                <w:b w:val="0"/>
+                <w:color w:val="1E3A5F"/>
+                <w:sz w:val="18"/>
+              </w:rPr>
+              <w:t>src/agent.py</w:t>
+            </w:r>
+            <w:r>
+              <w:rPr>
+                <w:rFonts w:ascii="Calibri" w:hAnsi="Calibri" w:eastAsia="Calibri"/>
+                <w:b w:val="0"/>
+                <w:sz w:val="20"/>
+              </w:rPr>
+              <w:t xml:space="preserve"> calls the model</w:t>
+            </w:r>
+          </w:p>
+        </w:tc>
+        <w:tc>
+          <w:tcPr>
+            <w:tcW w:type="dxa" w:w="2376"/>
+          </w:tcPr>
+          <w:p>
+            <w:pPr>
+              <w:spacing w:before="60" w:after="60"/>
+            </w:pPr>
+            <w:r/>
+            <w:r>
+              <w:rPr>
+                <w:rFonts w:ascii="Calibri" w:hAnsi="Calibri" w:eastAsia="Calibri"/>
+                <w:b w:val="0"/>
+                <w:sz w:val="20"/>
+              </w:rPr>
+              <w:t xml:space="preserve">Write </w:t>
+            </w:r>
+            <w:r>
+              <w:rPr>
+                <w:rFonts w:ascii="Consolas" w:hAnsi="Consolas" w:eastAsia="Consolas"/>
+                <w:b w:val="0"/>
+                <w:color w:val="1E3A5F"/>
+                <w:sz w:val="18"/>
+              </w:rPr>
+              <w:t>src/yolo_ui_detector.py</w:t>
+            </w:r>
+            <w:r>
+              <w:rPr>
+                <w:rFonts w:ascii="Calibri" w:hAnsi="Calibri" w:eastAsia="Calibri"/>
+                <w:b w:val="0"/>
+                <w:sz w:val="20"/>
+              </w:rPr>
+              <w:t xml:space="preserve"> (load checkpoint, run inference on a screenshot, return boxes), wire it as the screenshot-only fallback path in </w:t>
+            </w:r>
+            <w:r>
+              <w:rPr>
+                <w:rFonts w:ascii="Consolas" w:hAnsi="Consolas" w:eastAsia="Consolas"/>
+                <w:b w:val="0"/>
+                <w:color w:val="1E3A5F"/>
+                <w:sz w:val="18"/>
+              </w:rPr>
+              <w:t>backend/routers/audit.py</w:t>
+            </w:r>
+            <w:r>
+              <w:rPr>
+                <w:rFonts w:ascii="Calibri" w:hAnsi="Calibri" w:eastAsia="Calibri"/>
+                <w:b w:val="0"/>
+                <w:sz w:val="20"/>
+              </w:rPr>
+              <w:t xml:space="preserve"> per SRS FR-CV.4–7, when no XML is uploaded</w:t>
+            </w:r>
+          </w:p>
+        </w:tc>
+      </w:tr>
+      <w:tr>
+        <w:tc>
+          <w:tcPr>
+            <w:tcW w:type="dxa" w:w="2376"/>
+          </w:tcPr>
+          <w:p>
+            <w:pPr>
+              <w:spacing w:before="60" w:after="60"/>
+            </w:pPr>
+            <w:r/>
+            <w:r>
+              <w:rPr>
+                <w:rFonts w:ascii="Calibri" w:hAnsi="Calibri" w:eastAsia="Calibri"/>
+                <w:b/>
+                <w:sz w:val="20"/>
+              </w:rPr>
+              <w:t>Crop-violation classifier integration</w:t>
+            </w:r>
+          </w:p>
+        </w:tc>
+        <w:tc>
+          <w:tcPr>
+            <w:tcW w:type="dxa" w:w="2376"/>
+          </w:tcPr>
+          <w:p>
+            <w:pPr>
+              <w:spacing w:before="60" w:after="60"/>
+            </w:pPr>
+            <w:r/>
+            <w:r>
+              <w:rPr>
+                <w:rFonts w:ascii="Calibri" w:hAnsi="Calibri" w:eastAsia="Calibri"/>
+                <w:b w:val="0"/>
+                <w:sz w:val="20"/>
+              </w:rPr>
+              <w:t>Not in SDS (added after v2.12 without an integration plan)</w:t>
+            </w:r>
+          </w:p>
+        </w:tc>
+        <w:tc>
+          <w:tcPr>
+            <w:tcW w:type="dxa" w:w="2376"/>
+          </w:tcPr>
+          <w:p>
+            <w:pPr>
+              <w:spacing w:before="60" w:after="60"/>
+            </w:pPr>
+            <w:r/>
+            <w:r>
+              <w:rPr>
+                <w:rFonts w:ascii="Consolas" w:hAnsi="Consolas" w:eastAsia="Consolas"/>
+                <w:b w:val="0"/>
+                <w:color w:val="1E3A5F"/>
+                <w:sz w:val="18"/>
+              </w:rPr>
+              <w:t>src/crop_violation_classifier.py</w:t>
+            </w:r>
+            <w:r>
+              <w:rPr>
+                <w:rFonts w:ascii="Calibri" w:hAnsi="Calibri" w:eastAsia="Calibri"/>
+                <w:b w:val="0"/>
+                <w:sz w:val="20"/>
+              </w:rPr>
+              <w:t xml:space="preserve"> (</w:t>
+            </w:r>
+            <w:r>
+              <w:rPr>
+                <w:rFonts w:ascii="Consolas" w:hAnsi="Consolas" w:eastAsia="Consolas"/>
+                <w:b w:val="0"/>
+                <w:color w:val="1E3A5F"/>
+                <w:sz w:val="18"/>
+              </w:rPr>
+              <w:t>classify_crop()</w:t>
+            </w:r>
+            <w:r>
+              <w:rPr>
+                <w:rFonts w:ascii="Calibri" w:hAnsi="Calibri" w:eastAsia="Calibri"/>
+                <w:b w:val="0"/>
+                <w:sz w:val="20"/>
+              </w:rPr>
+              <w:t xml:space="preserve">) and </w:t>
+            </w:r>
+            <w:r>
+              <w:rPr>
+                <w:rFonts w:ascii="Consolas" w:hAnsi="Consolas" w:eastAsia="Consolas"/>
+                <w:b w:val="0"/>
+                <w:color w:val="1E3A5F"/>
+                <w:sz w:val="18"/>
+              </w:rPr>
+              <w:t>models/crop_violation_classifier_best.pt</w:t>
+            </w:r>
+            <w:r>
+              <w:rPr>
+                <w:rFonts w:ascii="Calibri" w:hAnsi="Calibri" w:eastAsia="Calibri"/>
+                <w:b w:val="0"/>
+                <w:sz w:val="20"/>
+              </w:rPr>
+              <w:t xml:space="preserve"> exist; not called from anywhere in </w:t>
+            </w:r>
+            <w:r>
+              <w:rPr>
+                <w:rFonts w:ascii="Consolas" w:hAnsi="Consolas" w:eastAsia="Consolas"/>
+                <w:b w:val="0"/>
+                <w:color w:val="1E3A5F"/>
+                <w:sz w:val="18"/>
+              </w:rPr>
+              <w:t>backend/</w:t>
+            </w:r>
+            <w:r>
+              <w:rPr>
+                <w:rFonts w:ascii="Calibri" w:hAnsi="Calibri" w:eastAsia="Calibri"/>
+                <w:b w:val="0"/>
+                <w:sz w:val="20"/>
+              </w:rPr>
+              <w:t xml:space="preserve"> or </w:t>
+            </w:r>
+            <w:r>
+              <w:rPr>
+                <w:rFonts w:ascii="Consolas" w:hAnsi="Consolas" w:eastAsia="Consolas"/>
+                <w:b w:val="0"/>
+                <w:color w:val="1E3A5F"/>
+                <w:sz w:val="18"/>
+              </w:rPr>
+              <w:t>src/agent.py</w:t>
+            </w:r>
+          </w:p>
+        </w:tc>
+        <w:tc>
+          <w:tcPr>
+            <w:tcW w:type="dxa" w:w="2376"/>
+          </w:tcPr>
+          <w:p>
+            <w:pPr>
+              <w:spacing w:before="60" w:after="60"/>
+            </w:pPr>
+            <w:r/>
+            <w:r>
+              <w:rPr>
+                <w:rFonts w:ascii="Calibri" w:hAnsi="Calibri" w:eastAsia="Calibri"/>
+                <w:b w:val="0"/>
+                <w:sz w:val="20"/>
+              </w:rPr>
+              <w:t xml:space="preserve">Decide where it plugs in (likely: run </w:t>
+            </w:r>
+            <w:r>
+              <w:rPr>
+                <w:rFonts w:ascii="Consolas" w:hAnsi="Consolas" w:eastAsia="Consolas"/>
+                <w:b w:val="0"/>
+                <w:color w:val="1E3A5F"/>
+                <w:sz w:val="18"/>
+              </w:rPr>
+              <w:t>classify_crop()</w:t>
+            </w:r>
+            <w:r>
+              <w:rPr>
+                <w:rFonts w:ascii="Calibri" w:hAnsi="Calibri" w:eastAsia="Calibri"/>
+                <w:b w:val="0"/>
+                <w:sz w:val="20"/>
+              </w:rPr>
+              <w:t xml:space="preserve"> on R09/R04/R17/R10/R28/R08 candidate regions after the XML rule check, to confirm/downgrade pixel-only-detectable violations) and wire it</w:t>
+            </w:r>
+          </w:p>
+        </w:tc>
+      </w:tr>
+      <w:tr>
+        <w:tc>
+          <w:tcPr>
+            <w:tcW w:type="dxa" w:w="2376"/>
+          </w:tcPr>
+          <w:p>
+            <w:pPr>
+              <w:spacing w:before="60" w:after="60"/>
+            </w:pPr>
+            <w:r/>
+            <w:r>
+              <w:rPr>
+                <w:rFonts w:ascii="Calibri" w:hAnsi="Calibri" w:eastAsia="Calibri"/>
+                <w:b/>
+                <w:sz w:val="20"/>
+              </w:rPr>
+              <w:t>R09 — Low contrast</w:t>
+            </w:r>
+          </w:p>
+        </w:tc>
+        <w:tc>
+          <w:tcPr>
+            <w:tcW w:type="dxa" w:w="2376"/>
+          </w:tcPr>
+          <w:p>
+            <w:pPr>
+              <w:spacing w:before="60" w:after="60"/>
+            </w:pPr>
+            <w:r/>
+            <w:r>
+              <w:rPr>
+                <w:rFonts w:ascii="Calibri" w:hAnsi="Calibri" w:eastAsia="Calibri"/>
+                <w:b w:val="0"/>
+                <w:sz w:val="20"/>
+              </w:rPr>
+              <w:t xml:space="preserve">§6.10: "Screenshot crop + WCAG contrast ratio; requires </w:t>
+            </w:r>
+            <w:r>
+              <w:rPr>
+                <w:rFonts w:ascii="Consolas" w:hAnsi="Consolas" w:eastAsia="Consolas"/>
+                <w:b w:val="0"/>
+                <w:color w:val="1E3A5F"/>
+                <w:sz w:val="18"/>
+              </w:rPr>
+              <w:t>src/contrast.py</w:t>
+            </w:r>
+            <w:r>
+              <w:rPr>
+                <w:rFonts w:ascii="Calibri" w:hAnsi="Calibri" w:eastAsia="Calibri"/>
+                <w:b w:val="0"/>
+                <w:sz w:val="20"/>
+              </w:rPr>
+              <w:t>"</w:t>
+            </w:r>
+          </w:p>
+        </w:tc>
+        <w:tc>
+          <w:tcPr>
+            <w:tcW w:type="dxa" w:w="2376"/>
+          </w:tcPr>
+          <w:p>
+            <w:pPr>
+              <w:spacing w:before="60" w:after="60"/>
+            </w:pPr>
+            <w:r/>
+            <w:r>
+              <w:rPr>
+                <w:rFonts w:ascii="Consolas" w:hAnsi="Consolas" w:eastAsia="Consolas"/>
+                <w:b w:val="0"/>
+                <w:color w:val="1E3A5F"/>
+                <w:sz w:val="18"/>
+              </w:rPr>
+              <w:t>src/contrast.py</w:t>
+            </w:r>
+            <w:r>
+              <w:rPr>
+                <w:rFonts w:ascii="Calibri" w:hAnsi="Calibri" w:eastAsia="Calibri"/>
+                <w:b w:val="0"/>
+                <w:sz w:val="20"/>
+              </w:rPr>
+              <w:t xml:space="preserve"> </w:t>
+            </w:r>
+            <w:r>
+              <w:rPr>
+                <w:rFonts w:ascii="Calibri" w:hAnsi="Calibri" w:eastAsia="Calibri"/>
+                <w:b/>
+                <w:sz w:val="20"/>
+              </w:rPr>
+              <w:t>does not exist</w:t>
+            </w:r>
+            <w:r>
+              <w:rPr>
+                <w:rFonts w:ascii="Calibri" w:hAnsi="Calibri" w:eastAsia="Calibri"/>
+                <w:b w:val="0"/>
+                <w:sz w:val="20"/>
+              </w:rPr>
+              <w:t xml:space="preserve">. Current </w:t>
+            </w:r>
+            <w:r>
+              <w:rPr>
+                <w:rFonts w:ascii="Consolas" w:hAnsi="Consolas" w:eastAsia="Consolas"/>
+                <w:b w:val="0"/>
+                <w:color w:val="1E3A5F"/>
+                <w:sz w:val="18"/>
+              </w:rPr>
+              <w:t>check_low_contrast</w:t>
+            </w:r>
+            <w:r>
+              <w:rPr>
+                <w:rFonts w:ascii="Calibri" w:hAnsi="Calibri" w:eastAsia="Calibri"/>
+                <w:b w:val="0"/>
+                <w:sz w:val="20"/>
+              </w:rPr>
+              <w:t xml:space="preserve"> is a pure declared-attribute check (</w:t>
+            </w:r>
+            <w:r>
+              <w:rPr>
+                <w:rFonts w:ascii="Consolas" w:hAnsi="Consolas" w:eastAsia="Consolas"/>
+                <w:b w:val="0"/>
+                <w:color w:val="1E3A5F"/>
+                <w:sz w:val="18"/>
+              </w:rPr>
+              <w:t>text_color</w:t>
+            </w:r>
+            <w:r>
+              <w:rPr>
+                <w:rFonts w:ascii="Calibri" w:hAnsi="Calibri" w:eastAsia="Calibri"/>
+                <w:b w:val="0"/>
+                <w:sz w:val="20"/>
+              </w:rPr>
+              <w:t>/</w:t>
+            </w:r>
+            <w:r>
+              <w:rPr>
+                <w:rFonts w:ascii="Consolas" w:hAnsi="Consolas" w:eastAsia="Consolas"/>
+                <w:b w:val="0"/>
+                <w:color w:val="1E3A5F"/>
+                <w:sz w:val="18"/>
+              </w:rPr>
+              <w:t>background_color</w:t>
+            </w:r>
+            <w:r>
+              <w:rPr>
+                <w:rFonts w:ascii="Calibri" w:hAnsi="Calibri" w:eastAsia="Calibri"/>
+                <w:b w:val="0"/>
+                <w:sz w:val="20"/>
+              </w:rPr>
+              <w:t xml:space="preserve"> XML attrs) — correctly implemented, but reports 0 hits on MASC/Rico since neither dataset ever declares those attributes (confirmed: 0 occurrences across all 7,068 MASC files)</w:t>
+            </w:r>
+          </w:p>
+        </w:tc>
+        <w:tc>
+          <w:tcPr>
+            <w:tcW w:type="dxa" w:w="2376"/>
+          </w:tcPr>
+          <w:p>
+            <w:pPr>
+              <w:spacing w:before="60" w:after="60"/>
+            </w:pPr>
+            <w:r/>
+            <w:r>
+              <w:rPr>
+                <w:rFonts w:ascii="Calibri" w:hAnsi="Calibri" w:eastAsia="Calibri"/>
+                <w:b w:val="0"/>
+                <w:sz w:val="20"/>
+              </w:rPr>
+              <w:t>Build real screenshot-pixel contrast sampling (or route through the crop-classifier above, which already includes R09 as a label) if this rule needs to fire on real data</w:t>
+            </w:r>
+          </w:p>
+        </w:tc>
+      </w:tr>
+      <w:tr>
+        <w:tc>
+          <w:tcPr>
+            <w:tcW w:type="dxa" w:w="2376"/>
+          </w:tcPr>
+          <w:p>
+            <w:pPr>
+              <w:spacing w:before="60" w:after="60"/>
+            </w:pPr>
+            <w:r/>
+            <w:r>
+              <w:rPr>
+                <w:rFonts w:ascii="Calibri" w:hAnsi="Calibri" w:eastAsia="Calibri"/>
+                <w:b/>
+                <w:sz w:val="20"/>
+              </w:rPr>
+              <w:t>R28 — Font-scale overflow</w:t>
+            </w:r>
+          </w:p>
+        </w:tc>
+        <w:tc>
+          <w:tcPr>
+            <w:tcW w:type="dxa" w:w="2376"/>
+          </w:tcPr>
+          <w:p>
+            <w:pPr>
+              <w:spacing w:before="60" w:after="60"/>
+            </w:pPr>
+            <w:r/>
+            <w:r>
+              <w:rPr>
+                <w:rFonts w:ascii="Calibri" w:hAnsi="Calibri" w:eastAsia="Calibri"/>
+                <w:b w:val="0"/>
+                <w:sz w:val="20"/>
+              </w:rPr>
+              <w:t>Same category as R09 (declared-size only)</w:t>
+            </w:r>
+          </w:p>
+        </w:tc>
+        <w:tc>
+          <w:tcPr>
+            <w:tcW w:type="dxa" w:w="2376"/>
+          </w:tcPr>
+          <w:p>
+            <w:pPr>
+              <w:spacing w:before="60" w:after="60"/>
+            </w:pPr>
+            <w:r/>
+            <w:r>
+              <w:rPr>
+                <w:rFonts w:ascii="Consolas" w:hAnsi="Consolas" w:eastAsia="Consolas"/>
+                <w:b w:val="0"/>
+                <w:color w:val="1E3A5F"/>
+                <w:sz w:val="18"/>
+              </w:rPr>
+              <w:t>check_font_scale_overflow</w:t>
+            </w:r>
+            <w:r>
+              <w:rPr>
+                <w:rFonts w:ascii="Calibri" w:hAnsi="Calibri" w:eastAsia="Calibri"/>
+                <w:b w:val="0"/>
+                <w:sz w:val="20"/>
+              </w:rPr>
+              <w:t xml:space="preserve"> reads </w:t>
+            </w:r>
+            <w:r>
+              <w:rPr>
+                <w:rFonts w:ascii="Consolas" w:hAnsi="Consolas" w:eastAsia="Consolas"/>
+                <w:b w:val="0"/>
+                <w:color w:val="1E3A5F"/>
+                <w:sz w:val="18"/>
+              </w:rPr>
+              <w:t>text_size_sp</w:t>
+            </w:r>
+            <w:r>
+              <w:rPr>
+                <w:rFonts w:ascii="Calibri" w:hAnsi="Calibri" w:eastAsia="Calibri"/>
+                <w:b w:val="0"/>
+                <w:sz w:val="20"/>
+              </w:rPr>
+              <w:t>, which MASC/Rico never declare (0 occurrences) — correct code, no signal in current datasets</w:t>
+            </w:r>
+          </w:p>
+        </w:tc>
+        <w:tc>
+          <w:tcPr>
+            <w:tcW w:type="dxa" w:w="2376"/>
+          </w:tcPr>
+          <w:p>
+            <w:pPr>
+              <w:spacing w:before="60" w:after="60"/>
+            </w:pPr>
+            <w:r/>
+            <w:r>
+              <w:rPr>
+                <w:rFonts w:ascii="Calibri" w:hAnsi="Calibri" w:eastAsia="Calibri"/>
+                <w:b w:val="0"/>
+                <w:sz w:val="20"/>
+              </w:rPr>
+              <w:t>Same as R09 — needs a screenshot/CV signal, or accept it as XML-only and out of scope for these datasets</w:t>
+            </w:r>
+          </w:p>
+        </w:tc>
+      </w:tr>
+      <w:tr>
+        <w:tc>
+          <w:tcPr>
+            <w:tcW w:type="dxa" w:w="2376"/>
+          </w:tcPr>
+          <w:p>
+            <w:pPr>
+              <w:spacing w:before="60" w:after="60"/>
+            </w:pPr>
+            <w:r/>
+            <w:r>
+              <w:rPr>
+                <w:rFonts w:ascii="Calibri" w:hAnsi="Calibri" w:eastAsia="Calibri"/>
+                <w:b/>
+                <w:sz w:val="20"/>
+              </w:rPr>
+              <w:t>R22 / R29 (password toggle / all-caps)</w:t>
+            </w:r>
+          </w:p>
+        </w:tc>
+        <w:tc>
+          <w:tcPr>
+            <w:tcW w:type="dxa" w:w="2376"/>
+          </w:tcPr>
+          <w:p>
+            <w:pPr>
+              <w:spacing w:before="60" w:after="60"/>
+            </w:pPr>
+            <w:r/>
+            <w:r>
+              <w:rPr>
+                <w:rFonts w:ascii="Calibri" w:hAnsi="Calibri" w:eastAsia="Calibri"/>
+                <w:b w:val="0"/>
+                <w:sz w:val="20"/>
+              </w:rPr>
+              <w:t>Not flagged as gaps in SDS</w:t>
+            </w:r>
+          </w:p>
+        </w:tc>
+        <w:tc>
+          <w:tcPr>
+            <w:tcW w:type="dxa" w:w="2376"/>
+          </w:tcPr>
+          <w:p>
+            <w:pPr>
+              <w:spacing w:before="60" w:after="60"/>
+            </w:pPr>
+            <w:r/>
+            <w:r>
+              <w:rPr>
+                <w:rFonts w:ascii="Calibri" w:hAnsi="Calibri" w:eastAsia="Calibri"/>
+                <w:b w:val="0"/>
+                <w:sz w:val="20"/>
+              </w:rPr>
+              <w:t xml:space="preserve">Genuine </w:t>
+            </w:r>
+            <w:r>
+              <w:rPr>
+                <w:rFonts w:ascii="Calibri" w:hAnsi="Calibri" w:eastAsia="Calibri"/>
+                <w:b/>
+                <w:sz w:val="20"/>
+              </w:rPr>
+              <w:t>data-coverage gaps</w:t>
+            </w:r>
+            <w:r>
+              <w:rPr>
+                <w:rFonts w:ascii="Calibri" w:hAnsi="Calibri" w:eastAsia="Calibri"/>
+                <w:b w:val="0"/>
+                <w:sz w:val="20"/>
+              </w:rPr>
+              <w:t xml:space="preserve">, not code gaps: 0 password fields and 0 </w:t>
+            </w:r>
+            <w:r>
+              <w:rPr>
+                <w:rFonts w:ascii="Consolas" w:hAnsi="Consolas" w:eastAsia="Consolas"/>
+                <w:b w:val="0"/>
+                <w:color w:val="1E3A5F"/>
+                <w:sz w:val="18"/>
+              </w:rPr>
+              <w:t>textAllCaps</w:t>
+            </w:r>
+            <w:r>
+              <w:rPr>
+                <w:rFonts w:ascii="Calibri" w:hAnsi="Calibri" w:eastAsia="Calibri"/>
+                <w:b w:val="0"/>
+                <w:sz w:val="20"/>
+              </w:rPr>
+              <w:t xml:space="preserve"> attributes anywhere in the 7,068-file MASC corpus (verified directly)</w:t>
+            </w:r>
+          </w:p>
+        </w:tc>
+        <w:tc>
+          <w:tcPr>
+            <w:tcW w:type="dxa" w:w="2376"/>
+          </w:tcPr>
+          <w:p>
+            <w:pPr>
+              <w:spacing w:before="60" w:after="60"/>
+            </w:pPr>
+            <w:r/>
+            <w:r>
+              <w:rPr>
+                <w:rFonts w:ascii="Calibri" w:hAnsi="Calibri" w:eastAsia="Calibri"/>
+                <w:b w:val="0"/>
+                <w:sz w:val="20"/>
+              </w:rPr>
+              <w:t>Nothing to fix in code; would need a differently-curated sample (e.g. deliberately including login/password screens) to ever exercise these rules for real</w:t>
+            </w:r>
+          </w:p>
+        </w:tc>
+      </w:tr>
+      <w:tr>
+        <w:tc>
+          <w:tcPr>
+            <w:tcW w:type="dxa" w:w="2376"/>
+          </w:tcPr>
+          <w:p>
+            <w:pPr>
+              <w:spacing w:before="60" w:after="60"/>
+            </w:pPr>
+            <w:r/>
+            <w:r>
+              <w:rPr>
+                <w:rFonts w:ascii="Calibri" w:hAnsi="Calibri" w:eastAsia="Calibri"/>
+                <w:b/>
+                <w:sz w:val="20"/>
+              </w:rPr>
+              <w:t>SDS §6 rule-design prose is stale in places</w:t>
+            </w:r>
+          </w:p>
+        </w:tc>
+        <w:tc>
+          <w:tcPr>
+            <w:tcW w:type="dxa" w:w="2376"/>
+          </w:tcPr>
+          <w:p>
+            <w:pPr>
+              <w:spacing w:before="60" w:after="60"/>
+            </w:pPr>
+            <w:r/>
+            <w:r>
+              <w:rPr>
+                <w:rFonts w:ascii="Calibri" w:hAnsi="Calibri" w:eastAsia="Calibri"/>
+                <w:b w:val="0"/>
+                <w:sz w:val="20"/>
+              </w:rPr>
+              <w:t>§6.12: "R11 — Color-only information (stub)"</w:t>
+            </w:r>
+          </w:p>
+        </w:tc>
+        <w:tc>
+          <w:tcPr>
+            <w:tcW w:type="dxa" w:w="2376"/>
+          </w:tcPr>
+          <w:p>
+            <w:pPr>
+              <w:spacing w:before="60" w:after="60"/>
+            </w:pPr>
+            <w:r/>
+            <w:r>
+              <w:rPr>
+                <w:rFonts w:ascii="Consolas" w:hAnsi="Consolas" w:eastAsia="Consolas"/>
+                <w:b w:val="0"/>
+                <w:color w:val="1E3A5F"/>
+                <w:sz w:val="18"/>
+              </w:rPr>
+              <w:t>check_color_only_info</w:t>
+            </w:r>
+            <w:r>
+              <w:rPr>
+                <w:rFonts w:ascii="Calibri" w:hAnsi="Calibri" w:eastAsia="Calibri"/>
+                <w:b w:val="0"/>
+                <w:sz w:val="20"/>
+              </w:rPr>
+              <w:t xml:space="preserve"> is </w:t>
+            </w:r>
+            <w:r>
+              <w:rPr>
+                <w:rFonts w:ascii="Calibri" w:hAnsi="Calibri" w:eastAsia="Calibri"/>
+                <w:b/>
+                <w:sz w:val="20"/>
+              </w:rPr>
+              <w:t>fully implemented</w:t>
+            </w:r>
+            <w:r>
+              <w:rPr>
+                <w:rFonts w:ascii="Calibri" w:hAnsi="Calibri" w:eastAsia="Calibri"/>
+                <w:b w:val="0"/>
+                <w:sz w:val="20"/>
+              </w:rPr>
+              <w:t xml:space="preserve"> (checkable-state widgets with no text/content_desc), not a stub — confirmed by reading the current function</w:t>
+            </w:r>
+          </w:p>
+        </w:tc>
+        <w:tc>
+          <w:tcPr>
+            <w:tcW w:type="dxa" w:w="2376"/>
+          </w:tcPr>
+          <w:p>
+            <w:pPr>
+              <w:spacing w:before="60" w:after="60"/>
+            </w:pPr>
+            <w:r/>
+            <w:r>
+              <w:rPr>
+                <w:rFonts w:ascii="Calibri" w:hAnsi="Calibri" w:eastAsia="Calibri"/>
+                <w:b w:val="0"/>
+                <w:sz w:val="20"/>
+              </w:rPr>
+              <w:t>Update SDS §6.10–6.12 prose to match actual implementation (separate from this plan; noted here so it isn't lost)</w:t>
+            </w:r>
+          </w:p>
+        </w:tc>
+      </w:tr>
+      <w:tr>
+        <w:tc>
+          <w:tcPr>
+            <w:tcW w:type="dxa" w:w="2376"/>
+          </w:tcPr>
+          <w:p>
+            <w:pPr>
+              <w:spacing w:before="60" w:after="60"/>
+            </w:pPr>
+            <w:r/>
+            <w:r>
+              <w:rPr>
+                <w:rFonts w:ascii="Calibri" w:hAnsi="Calibri" w:eastAsia="Calibri"/>
+                <w:b/>
+                <w:sz w:val="20"/>
+              </w:rPr>
+              <w:t>TBD-03 — dp/density for R04</w:t>
+            </w:r>
+          </w:p>
+        </w:tc>
+        <w:tc>
+          <w:tcPr>
+            <w:tcW w:type="dxa" w:w="2376"/>
+          </w:tcPr>
+          <w:p>
+            <w:pPr>
+              <w:spacing w:before="60" w:after="60"/>
+            </w:pPr>
+            <w:r/>
+            <w:r>
+              <w:rPr>
+                <w:rFonts w:ascii="Calibri" w:hAnsi="Calibri" w:eastAsia="Calibri"/>
+                <w:b w:val="0"/>
+                <w:sz w:val="20"/>
+              </w:rPr>
+              <w:t>Open decision, owner Salar</w:t>
+            </w:r>
+          </w:p>
+        </w:tc>
+        <w:tc>
+          <w:tcPr>
+            <w:tcW w:type="dxa" w:w="2376"/>
+          </w:tcPr>
+          <w:p>
+            <w:pPr>
+              <w:spacing w:before="60" w:after="60"/>
+            </w:pPr>
+            <w:r/>
+            <w:r>
+              <w:rPr>
+                <w:rFonts w:ascii="Calibri" w:hAnsi="Calibri" w:eastAsia="Calibri"/>
+                <w:b w:val="0"/>
+                <w:sz w:val="20"/>
+              </w:rPr>
+              <w:t>Still assumes 160 dpi flat; no per-device density lookup</w:t>
+            </w:r>
+          </w:p>
+        </w:tc>
+        <w:tc>
+          <w:tcPr>
+            <w:tcW w:type="dxa" w:w="2376"/>
+          </w:tcPr>
+          <w:p>
+            <w:pPr>
+              <w:spacing w:before="60" w:after="60"/>
+            </w:pPr>
+            <w:r/>
+            <w:r>
+              <w:rPr>
+                <w:rFonts w:ascii="Calibri" w:hAnsi="Calibri" w:eastAsia="Calibri"/>
+                <w:b w:val="0"/>
+                <w:sz w:val="20"/>
+              </w:rPr>
+              <w:t>Resolve or explicitly accept 160dpi-flat as final for MVP</w:t>
+            </w:r>
+          </w:p>
+        </w:tc>
+      </w:tr>
+      <w:tr>
+        <w:tc>
+          <w:tcPr>
+            <w:tcW w:type="dxa" w:w="2376"/>
+          </w:tcPr>
+          <w:p>
+            <w:pPr>
+              <w:spacing w:before="60" w:after="60"/>
+            </w:pPr>
+            <w:r/>
+            <w:r>
+              <w:rPr>
+                <w:rFonts w:ascii="Calibri" w:hAnsi="Calibri" w:eastAsia="Calibri"/>
+                <w:b/>
+                <w:sz w:val="20"/>
+              </w:rPr>
+              <w:t>TBD-05 — Severity UI mapping</w:t>
+            </w:r>
+          </w:p>
+        </w:tc>
+        <w:tc>
+          <w:tcPr>
+            <w:tcW w:type="dxa" w:w="2376"/>
+          </w:tcPr>
+          <w:p>
+            <w:pPr>
+              <w:spacing w:before="60" w:after="60"/>
+            </w:pPr>
+            <w:r/>
+            <w:r>
+              <w:rPr>
+                <w:rFonts w:ascii="Calibri" w:hAnsi="Calibri" w:eastAsia="Calibri"/>
+                <w:b w:val="0"/>
+                <w:sz w:val="20"/>
+              </w:rPr>
+              <w:t>Open decision, owner: All</w:t>
+            </w:r>
+          </w:p>
+        </w:tc>
+        <w:tc>
+          <w:tcPr>
+            <w:tcW w:type="dxa" w:w="2376"/>
+          </w:tcPr>
+          <w:p>
+            <w:pPr>
+              <w:spacing w:before="60" w:after="60"/>
+            </w:pPr>
+            <w:r/>
+            <w:r>
+              <w:rPr>
+                <w:rFonts w:ascii="Calibri" w:hAnsi="Calibri" w:eastAsia="Calibri"/>
+                <w:b w:val="0"/>
+                <w:sz w:val="20"/>
+              </w:rPr>
+              <w:t>Not resolved</w:t>
+            </w:r>
+          </w:p>
+        </w:tc>
+        <w:tc>
+          <w:tcPr>
+            <w:tcW w:type="dxa" w:w="2376"/>
+          </w:tcPr>
+          <w:p>
+            <w:pPr>
+              <w:spacing w:before="60" w:after="60"/>
+            </w:pPr>
+            <w:r/>
+            <w:r>
+              <w:rPr>
+                <w:rFonts w:ascii="Calibri" w:hAnsi="Calibri" w:eastAsia="Calibri"/>
+                <w:b w:val="0"/>
+                <w:sz w:val="20"/>
+              </w:rPr>
+              <w:t>Decide High→Critical/Serious, Medium→Moderate, Low→Minor mapping and wire into frontend severity badges</w:t>
+            </w:r>
+          </w:p>
+        </w:tc>
+      </w:tr>
+      <w:tr>
+        <w:tc>
+          <w:tcPr>
+            <w:tcW w:type="dxa" w:w="2376"/>
+          </w:tcPr>
+          <w:p>
+            <w:pPr>
+              <w:spacing w:before="60" w:after="60"/>
+            </w:pPr>
+            <w:r/>
+            <w:r>
+              <w:rPr>
+                <w:rFonts w:ascii="Calibri" w:hAnsi="Calibri" w:eastAsia="Calibri"/>
+                <w:b/>
+                <w:sz w:val="20"/>
+              </w:rPr>
+              <w:t>Final internship report + demo</w:t>
+            </w:r>
+          </w:p>
+        </w:tc>
+        <w:tc>
+          <w:tcPr>
+            <w:tcW w:type="dxa" w:w="2376"/>
+          </w:tcPr>
+          <w:p>
+            <w:pPr>
+              <w:spacing w:before="60" w:after="60"/>
+            </w:pPr>
+            <w:r/>
+            <w:r>
+              <w:rPr>
+                <w:rFonts w:ascii="Calibri" w:hAnsi="Calibri" w:eastAsia="Calibri"/>
+                <w:b w:val="0"/>
+                <w:sz w:val="20"/>
+              </w:rPr>
+              <w:t>Week 8 (Noor)</w:t>
+            </w:r>
+          </w:p>
+        </w:tc>
+        <w:tc>
+          <w:tcPr>
+            <w:tcW w:type="dxa" w:w="2376"/>
+          </w:tcPr>
+          <w:p>
+            <w:pPr>
+              <w:spacing w:before="60" w:after="60"/>
+            </w:pPr>
+            <w:r/>
+            <w:r>
+              <w:rPr>
+                <w:rFonts w:ascii="Calibri" w:hAnsi="Calibri" w:eastAsia="Calibri"/>
+                <w:b w:val="0"/>
+                <w:sz w:val="20"/>
+              </w:rPr>
+              <w:t>Not started</w:t>
+            </w:r>
+          </w:p>
+        </w:tc>
+        <w:tc>
+          <w:tcPr>
+            <w:tcW w:type="dxa" w:w="2376"/>
+          </w:tcPr>
+          <w:p>
+            <w:pPr>
+              <w:spacing w:before="60" w:after="60"/>
+            </w:pPr>
+            <w:r/>
+            <w:r>
+              <w:rPr>
+                <w:rFonts w:ascii="Calibri" w:hAnsi="Calibri" w:eastAsia="Calibri"/>
+                <w:b w:val="0"/>
+                <w:sz w:val="20"/>
+              </w:rPr>
+              <w:t>5–7 min demo + final report covering 30/30 rule coverage, per Week 8 deliverable below</w:t>
+            </w:r>
+          </w:p>
+        </w:tc>
+      </w:tr>
+    </w:tbl>
+    <w:p/>
     <w:p>
       <w:pPr>
         <w:pStyle w:val="Heading4"/>
@@ -6311,7 +7719,7 @@
         <w:pStyle w:val="Heading2"/>
       </w:pPr>
       <w:r>
-        <w:t>Priority tiers (from SRS v2.0)</w:t>
+        <w:t>Priority tiers (from SRS v2.8)</w:t>
       </w:r>
     </w:p>
     <w:tbl>
@@ -6404,7 +7812,7 @@
                 <w:b w:val="0"/>
                 <w:sz w:val="20"/>
               </w:rPr>
-              <w:t>Parser ✅ · R01–R30 rules ✅ · LLM explanations ✅ · HTML/PDF ✅ · Upload/Dashboard/Report ✅ · Auth + Records ✅ · Docker ✅ · 25–40 screen eval ✅ (40/40 assisted notes) · OTP/forgot/reset + SMTP ✅ · Google OAuth ✅</w:t>
+              <w:t>Parser ✅ · R01–R30 rules ✅ (R07/R08/R30 false positives + R20/R05 parser bug fixed 29 Jul) · LLM explanations ✅ · HTML/PDF ✅ · Upload/Dashboard/Report ✅ · Auth + Records ✅ · Docker ✅ · 25–40 screen eval ✅ (40/40 assisted notes) · OTP/forgot/reset + SMTP ✅ · Google OAuth ✅ · Rico holdout final eval ✅</w:t>
             </w:r>
           </w:p>
         </w:tc>
@@ -6484,7 +7892,7 @@
                 <w:b w:val="0"/>
                 <w:sz w:val="20"/>
               </w:rPr>
-              <w:t xml:space="preserve">R09 contrast (CV) · </w:t>
+              <w:t xml:space="preserve">R09/R28 real CV signal (contrast + font-scale — currently correct code, no data signal) · </w:t>
             </w:r>
             <w:r>
               <w:rPr>
@@ -6500,7 +7908,23 @@
                 <w:b w:val="0"/>
                 <w:sz w:val="20"/>
               </w:rPr>
-              <w:t xml:space="preserve"> (MASC train→val→test; 1 epoch logged, mAP50-95 0.285; </w:t>
+              <w:t xml:space="preserve"> trained but </w:t>
+            </w:r>
+            <w:r>
+              <w:rPr>
+                <w:rFonts w:ascii="Calibri" w:hAnsi="Calibri" w:eastAsia="Calibri"/>
+                <w:b/>
+                <w:sz w:val="20"/>
+              </w:rPr>
+              <w:t>not pipeline-wired</w:t>
+            </w:r>
+            <w:r>
+              <w:rPr>
+                <w:rFonts w:ascii="Calibri" w:hAnsi="Calibri" w:eastAsia="Calibri"/>
+                <w:b w:val="0"/>
+                <w:sz w:val="20"/>
+              </w:rPr>
+              <w:t xml:space="preserve"> (</w:t>
             </w:r>
             <w:r>
               <w:rPr>
@@ -6509,15 +7933,47 @@
                 <w:color w:val="1E3A5F"/>
                 <w:sz w:val="18"/>
               </w:rPr>
-              <w:t>runs/</w:t>
-            </w:r>
-            <w:r>
-              <w:rPr>
-                <w:rFonts w:ascii="Calibri" w:hAnsi="Calibri" w:eastAsia="Calibri"/>
-                <w:b w:val="0"/>
-                <w:sz w:val="20"/>
-              </w:rPr>
-              <w:t xml:space="preserve"> — see Progress Report §15C) · click-to-highlight in HTML · Rico holdout batch (Week 8)</w:t>
+              <w:t>src/yolo_ui_detector.py</w:t>
+            </w:r>
+            <w:r>
+              <w:rPr>
+                <w:rFonts w:ascii="Calibri" w:hAnsi="Calibri" w:eastAsia="Calibri"/>
+                <w:b w:val="0"/>
+                <w:sz w:val="20"/>
+              </w:rPr>
+              <w:t xml:space="preserve"> missing) · </w:t>
+            </w:r>
+            <w:r>
+              <w:rPr>
+                <w:rFonts w:ascii="Calibri" w:hAnsi="Calibri" w:eastAsia="Calibri"/>
+                <w:b/>
+                <w:sz w:val="20"/>
+              </w:rPr>
+              <w:t>Crop-violation classifier</w:t>
+            </w:r>
+            <w:r>
+              <w:rPr>
+                <w:rFonts w:ascii="Calibri" w:hAnsi="Calibri" w:eastAsia="Calibri"/>
+                <w:b w:val="0"/>
+                <w:sz w:val="20"/>
+              </w:rPr>
+              <w:t xml:space="preserve"> trained but </w:t>
+            </w:r>
+            <w:r>
+              <w:rPr>
+                <w:rFonts w:ascii="Calibri" w:hAnsi="Calibri" w:eastAsia="Calibri"/>
+                <w:b/>
+                <w:sz w:val="20"/>
+              </w:rPr>
+              <w:t>not pipeline-wired</w:t>
+            </w:r>
+            <w:r>
+              <w:rPr>
+                <w:rFonts w:ascii="Calibri" w:hAnsi="Calibri" w:eastAsia="Calibri"/>
+                <w:b w:val="0"/>
+                <w:sz w:val="20"/>
+              </w:rPr>
+              <w:t xml:space="preserve"> · click-to-highlight in HTML</w:t>
             </w:r>
           </w:p>
         </w:tc>
@@ -7901,7 +9357,7 @@
                 <w:b w:val="0"/>
                 <w:sz w:val="20"/>
               </w:rPr>
-              <w:t>SRS v2.3</w:t>
+              <w:t>SRS v2.8</w:t>
             </w:r>
           </w:p>
         </w:tc>
@@ -7979,7 +9435,7 @@
                 <w:b w:val="0"/>
                 <w:sz w:val="20"/>
               </w:rPr>
-              <w:t>SDS v2.7</w:t>
+              <w:t>SDS v2.12</w:t>
             </w:r>
           </w:p>
         </w:tc>
